--- a/docs/tables/whole/sec4_aki_kdigo.docx
+++ b/docs/tables/whole/sec4_aki_kdigo.docx
@@ -838,7 +838,7 @@
                 <w:szCs w:val="22"/>
                 <w:color w:val="000000"/>
               </w:rPr>
-              <w:t xml:space="preserve">323</w:t>
+              <w:t xml:space="preserve">322</w:t>
             </w:r>
           </w:p>
         </w:tc>
@@ -944,7 +944,7 @@
                 <w:szCs w:val="22"/>
                 <w:color w:val="000000"/>
               </w:rPr>
-              <w:t xml:space="preserve">1.20, 1.67</w:t>
+              <w:t xml:space="preserve">1.21, 1.68</w:t>
             </w:r>
           </w:p>
         </w:tc>
@@ -1050,7 +1050,7 @@
                 <w:szCs w:val="22"/>
                 <w:color w:val="000000"/>
               </w:rPr>
-              <w:t xml:space="preserve">323</w:t>
+              <w:t xml:space="preserve">322</w:t>
             </w:r>
           </w:p>
         </w:tc>
@@ -1103,7 +1103,7 @@
                 <w:szCs w:val="22"/>
                 <w:color w:val="000000"/>
               </w:rPr>
-              <w:t xml:space="preserve">1.77</w:t>
+              <w:t xml:space="preserve">1.76</w:t>
             </w:r>
           </w:p>
         </w:tc>
@@ -1156,7 +1156,7 @@
                 <w:szCs w:val="22"/>
                 <w:color w:val="000000"/>
               </w:rPr>
-              <w:t xml:space="preserve">1.26, 2.50</w:t>
+              <w:t xml:space="preserve">1.25, 2.48</w:t>
             </w:r>
           </w:p>
         </w:tc>
@@ -1321,7 +1321,7 @@
                 <w:szCs w:val="22"/>
                 <w:color w:val="000000"/>
               </w:rPr>
-              <w:t xml:space="preserve">323</w:t>
+              <w:t xml:space="preserve">322</w:t>
             </w:r>
           </w:p>
         </w:tc>
@@ -1427,113 +1427,113 @@
                 <w:szCs w:val="22"/>
                 <w:color w:val="000000"/>
               </w:rPr>
-              <w:t xml:space="preserve">0.97, 1.02</w:t>
-            </w:r>
-          </w:p>
-        </w:tc>
-        <w:tc>
-          <w:tcPr>
-            <w:tcBorders>
-              <w:bottom w:val="none" w:sz="0" w:space="0" w:color="000000"/>
-              <w:top w:val="none" w:sz="0" w:space="0" w:color="000000"/>
-              <w:left w:val="none" w:sz="0" w:space="0" w:color="000000"/>
-              <w:right w:val="none" w:sz="0" w:space="0" w:color="000000"/>
-            </w:tcBorders>
-            <w:shd w:val="clear" w:color="auto" w:fill="FFFFFF"/>
-            <w:tcMar>
-              <w:top w:w="0" w:type="dxa"/>
-              <w:bottom w:w="0" w:type="dxa"/>
-              <w:left w:w="0" w:type="dxa"/>
-              <w:right w:w="0" w:type="dxa"/>
-            </w:tcMar>
-            <w:vAlign w:val="top"/>
-          </w:tcPr>
-          <w:p>
-            <w:pPr>
-              <w:pStyle w:val="Normal"/>
-              <w:jc w:val="center"/>
-              <w:pBdr>
-                <w:bottom w:val="none" w:sz="0" w:space="0" w:color="000000"/>
-                <w:top w:val="none" w:sz="0" w:space="0" w:color="000000"/>
-                <w:left w:val="none" w:sz="0" w:space="0" w:color="000000"/>
-                <w:right w:val="none" w:sz="0" w:space="0" w:color="000000"/>
-              </w:pBdr>
-              <w:spacing w:after="100" w:before="100" w:line="240"/>
-              <w:ind w:left="100" w:right="100" w:firstLine="0" w:firstLineChars="0"/>
-              <w:rPr>
-                <w:rFonts w:ascii="Helvetica" w:hAnsi="Helvetica" w:eastAsia="Helvetica" w:cs="Helvetica"/>
-                <w:i w:val="false"/>
-                <w:b w:val="false"/>
-                <w:u w:val="none"/>
-                <w:sz w:val="22"/>
-                <w:szCs w:val="22"/>
-                <w:color w:val="000000"/>
-              </w:rPr>
-            </w:pPr>
-            <w:r>
-              <w:rPr>
-                <w:rFonts w:ascii="Helvetica" w:hAnsi="Helvetica" w:eastAsia="Helvetica" w:cs="Helvetica"/>
-                <w:i w:val="false"/>
-                <w:b w:val="false"/>
-                <w:u w:val="none"/>
-                <w:sz w:val="22"/>
-                <w:szCs w:val="22"/>
-                <w:color w:val="000000"/>
-              </w:rPr>
-              <w:t xml:space="preserve">0.840</w:t>
-            </w:r>
-          </w:p>
-        </w:tc>
-        <w:tc>
-          <w:tcPr>
-            <w:tcBorders>
-              <w:bottom w:val="none" w:sz="0" w:space="0" w:color="000000"/>
-              <w:top w:val="none" w:sz="0" w:space="0" w:color="000000"/>
-              <w:left w:val="none" w:sz="0" w:space="0" w:color="000000"/>
-              <w:right w:val="none" w:sz="0" w:space="0" w:color="000000"/>
-            </w:tcBorders>
-            <w:shd w:val="clear" w:color="auto" w:fill="FFFFFF"/>
-            <w:tcMar>
-              <w:top w:w="0" w:type="dxa"/>
-              <w:bottom w:w="0" w:type="dxa"/>
-              <w:left w:w="0" w:type="dxa"/>
-              <w:right w:w="0" w:type="dxa"/>
-            </w:tcMar>
-            <w:vAlign w:val="top"/>
-          </w:tcPr>
-          <w:p>
-            <w:pPr>
-              <w:pStyle w:val="Normal"/>
-              <w:jc w:val="center"/>
-              <w:pBdr>
-                <w:bottom w:val="none" w:sz="0" w:space="0" w:color="000000"/>
-                <w:top w:val="none" w:sz="0" w:space="0" w:color="000000"/>
-                <w:left w:val="none" w:sz="0" w:space="0" w:color="000000"/>
-                <w:right w:val="none" w:sz="0" w:space="0" w:color="000000"/>
-              </w:pBdr>
-              <w:spacing w:after="100" w:before="100" w:line="240"/>
-              <w:ind w:left="100" w:right="100" w:firstLine="0" w:firstLineChars="0"/>
-              <w:rPr>
-                <w:rFonts w:ascii="Helvetica" w:hAnsi="Helvetica" w:eastAsia="Helvetica" w:cs="Helvetica"/>
-                <w:i w:val="false"/>
-                <w:b w:val="false"/>
-                <w:u w:val="none"/>
-                <w:sz w:val="22"/>
-                <w:szCs w:val="22"/>
-                <w:color w:val="000000"/>
-              </w:rPr>
-            </w:pPr>
-            <w:r>
-              <w:rPr>
-                <w:rFonts w:ascii="Helvetica" w:hAnsi="Helvetica" w:eastAsia="Helvetica" w:cs="Helvetica"/>
-                <w:i w:val="false"/>
-                <w:b w:val="false"/>
-                <w:u w:val="none"/>
-                <w:sz w:val="22"/>
-                <w:szCs w:val="22"/>
-                <w:color w:val="000000"/>
-              </w:rPr>
-              <w:t xml:space="preserve">323</w:t>
+              <w:t xml:space="preserve">0.98, 1.02</w:t>
+            </w:r>
+          </w:p>
+        </w:tc>
+        <w:tc>
+          <w:tcPr>
+            <w:tcBorders>
+              <w:bottom w:val="none" w:sz="0" w:space="0" w:color="000000"/>
+              <w:top w:val="none" w:sz="0" w:space="0" w:color="000000"/>
+              <w:left w:val="none" w:sz="0" w:space="0" w:color="000000"/>
+              <w:right w:val="none" w:sz="0" w:space="0" w:color="000000"/>
+            </w:tcBorders>
+            <w:shd w:val="clear" w:color="auto" w:fill="FFFFFF"/>
+            <w:tcMar>
+              <w:top w:w="0" w:type="dxa"/>
+              <w:bottom w:w="0" w:type="dxa"/>
+              <w:left w:w="0" w:type="dxa"/>
+              <w:right w:w="0" w:type="dxa"/>
+            </w:tcMar>
+            <w:vAlign w:val="top"/>
+          </w:tcPr>
+          <w:p>
+            <w:pPr>
+              <w:pStyle w:val="Normal"/>
+              <w:jc w:val="center"/>
+              <w:pBdr>
+                <w:bottom w:val="none" w:sz="0" w:space="0" w:color="000000"/>
+                <w:top w:val="none" w:sz="0" w:space="0" w:color="000000"/>
+                <w:left w:val="none" w:sz="0" w:space="0" w:color="000000"/>
+                <w:right w:val="none" w:sz="0" w:space="0" w:color="000000"/>
+              </w:pBdr>
+              <w:spacing w:after="100" w:before="100" w:line="240"/>
+              <w:ind w:left="100" w:right="100" w:firstLine="0" w:firstLineChars="0"/>
+              <w:rPr>
+                <w:rFonts w:ascii="Helvetica" w:hAnsi="Helvetica" w:eastAsia="Helvetica" w:cs="Helvetica"/>
+                <w:i w:val="false"/>
+                <w:b w:val="false"/>
+                <w:u w:val="none"/>
+                <w:sz w:val="22"/>
+                <w:szCs w:val="22"/>
+                <w:color w:val="000000"/>
+              </w:rPr>
+            </w:pPr>
+            <w:r>
+              <w:rPr>
+                <w:rFonts w:ascii="Helvetica" w:hAnsi="Helvetica" w:eastAsia="Helvetica" w:cs="Helvetica"/>
+                <w:i w:val="false"/>
+                <w:b w:val="false"/>
+                <w:u w:val="none"/>
+                <w:sz w:val="22"/>
+                <w:szCs w:val="22"/>
+                <w:color w:val="000000"/>
+              </w:rPr>
+              <w:t xml:space="preserve">0.880</w:t>
+            </w:r>
+          </w:p>
+        </w:tc>
+        <w:tc>
+          <w:tcPr>
+            <w:tcBorders>
+              <w:bottom w:val="none" w:sz="0" w:space="0" w:color="000000"/>
+              <w:top w:val="none" w:sz="0" w:space="0" w:color="000000"/>
+              <w:left w:val="none" w:sz="0" w:space="0" w:color="000000"/>
+              <w:right w:val="none" w:sz="0" w:space="0" w:color="000000"/>
+            </w:tcBorders>
+            <w:shd w:val="clear" w:color="auto" w:fill="FFFFFF"/>
+            <w:tcMar>
+              <w:top w:w="0" w:type="dxa"/>
+              <w:bottom w:w="0" w:type="dxa"/>
+              <w:left w:w="0" w:type="dxa"/>
+              <w:right w:w="0" w:type="dxa"/>
+            </w:tcMar>
+            <w:vAlign w:val="top"/>
+          </w:tcPr>
+          <w:p>
+            <w:pPr>
+              <w:pStyle w:val="Normal"/>
+              <w:jc w:val="center"/>
+              <w:pBdr>
+                <w:bottom w:val="none" w:sz="0" w:space="0" w:color="000000"/>
+                <w:top w:val="none" w:sz="0" w:space="0" w:color="000000"/>
+                <w:left w:val="none" w:sz="0" w:space="0" w:color="000000"/>
+                <w:right w:val="none" w:sz="0" w:space="0" w:color="000000"/>
+              </w:pBdr>
+              <w:spacing w:after="100" w:before="100" w:line="240"/>
+              <w:ind w:left="100" w:right="100" w:firstLine="0" w:firstLineChars="0"/>
+              <w:rPr>
+                <w:rFonts w:ascii="Helvetica" w:hAnsi="Helvetica" w:eastAsia="Helvetica" w:cs="Helvetica"/>
+                <w:i w:val="false"/>
+                <w:b w:val="false"/>
+                <w:u w:val="none"/>
+                <w:sz w:val="22"/>
+                <w:szCs w:val="22"/>
+                <w:color w:val="000000"/>
+              </w:rPr>
+            </w:pPr>
+            <w:r>
+              <w:rPr>
+                <w:rFonts w:ascii="Helvetica" w:hAnsi="Helvetica" w:eastAsia="Helvetica" w:cs="Helvetica"/>
+                <w:i w:val="false"/>
+                <w:b w:val="false"/>
+                <w:u w:val="none"/>
+                <w:sz w:val="22"/>
+                <w:szCs w:val="22"/>
+                <w:color w:val="000000"/>
+              </w:rPr>
+              <w:t xml:space="preserve">322</w:t>
             </w:r>
           </w:p>
         </w:tc>
@@ -1692,7 +1692,7 @@
                 <w:szCs w:val="22"/>
                 <w:color w:val="000000"/>
               </w:rPr>
-              <w:t xml:space="preserve">0.600</w:t>
+              <w:t xml:space="preserve">0.550</w:t>
             </w:r>
           </w:p>
         </w:tc>
@@ -1804,7 +1804,7 @@
                 <w:szCs w:val="22"/>
                 <w:color w:val="000000"/>
               </w:rPr>
-              <w:t xml:space="preserve">323</w:t>
+              <w:t xml:space="preserve">322</w:t>
             </w:r>
           </w:p>
         </w:tc>
@@ -2016,7 +2016,7 @@
                 <w:szCs w:val="22"/>
                 <w:color w:val="000000"/>
               </w:rPr>
-              <w:t xml:space="preserve">323</w:t>
+              <w:t xml:space="preserve">322</w:t>
             </w:r>
           </w:p>
         </w:tc>
@@ -2823,113 +2823,113 @@
                 <w:szCs w:val="22"/>
                 <w:color w:val="000000"/>
               </w:rPr>
-              <w:t xml:space="preserve">1.36</w:t>
-            </w:r>
-          </w:p>
-        </w:tc>
-        <w:tc>
-          <w:tcPr>
-            <w:tcBorders>
-              <w:bottom w:val="none" w:sz="0" w:space="0" w:color="000000"/>
-              <w:top w:val="none" w:sz="0" w:space="0" w:color="000000"/>
-              <w:left w:val="none" w:sz="0" w:space="0" w:color="000000"/>
-              <w:right w:val="none" w:sz="0" w:space="0" w:color="000000"/>
-            </w:tcBorders>
-            <w:shd w:val="clear" w:color="auto" w:fill="FFFFFF"/>
-            <w:tcMar>
-              <w:top w:w="0" w:type="dxa"/>
-              <w:bottom w:w="0" w:type="dxa"/>
-              <w:left w:w="0" w:type="dxa"/>
-              <w:right w:w="0" w:type="dxa"/>
-            </w:tcMar>
-            <w:vAlign w:val="top"/>
-          </w:tcPr>
-          <w:p>
-            <w:pPr>
-              <w:pStyle w:val="Normal"/>
-              <w:jc w:val="center"/>
-              <w:pBdr>
-                <w:bottom w:val="none" w:sz="0" w:space="0" w:color="000000"/>
-                <w:top w:val="none" w:sz="0" w:space="0" w:color="000000"/>
-                <w:left w:val="none" w:sz="0" w:space="0" w:color="000000"/>
-                <w:right w:val="none" w:sz="0" w:space="0" w:color="000000"/>
-              </w:pBdr>
-              <w:spacing w:after="100" w:before="100" w:line="240"/>
-              <w:ind w:left="100" w:right="100" w:firstLine="0" w:firstLineChars="0"/>
-              <w:rPr>
-                <w:rFonts w:ascii="Helvetica" w:hAnsi="Helvetica" w:eastAsia="Helvetica" w:cs="Helvetica"/>
-                <w:i w:val="false"/>
-                <w:b w:val="false"/>
-                <w:u w:val="none"/>
-                <w:sz w:val="22"/>
-                <w:szCs w:val="22"/>
-                <w:color w:val="000000"/>
-              </w:rPr>
-            </w:pPr>
-            <w:r>
-              <w:rPr>
-                <w:rFonts w:ascii="Helvetica" w:hAnsi="Helvetica" w:eastAsia="Helvetica" w:cs="Helvetica"/>
-                <w:i w:val="false"/>
-                <w:b w:val="false"/>
-                <w:u w:val="none"/>
-                <w:sz w:val="22"/>
-                <w:szCs w:val="22"/>
-                <w:color w:val="000000"/>
-              </w:rPr>
-              <w:t xml:space="preserve">0.69, 2.67</w:t>
-            </w:r>
-          </w:p>
-        </w:tc>
-        <w:tc>
-          <w:tcPr>
-            <w:tcBorders>
-              <w:bottom w:val="none" w:sz="0" w:space="0" w:color="000000"/>
-              <w:top w:val="none" w:sz="0" w:space="0" w:color="000000"/>
-              <w:left w:val="none" w:sz="0" w:space="0" w:color="000000"/>
-              <w:right w:val="none" w:sz="0" w:space="0" w:color="000000"/>
-            </w:tcBorders>
-            <w:shd w:val="clear" w:color="auto" w:fill="FFFFFF"/>
-            <w:tcMar>
-              <w:top w:w="0" w:type="dxa"/>
-              <w:bottom w:w="0" w:type="dxa"/>
-              <w:left w:w="0" w:type="dxa"/>
-              <w:right w:w="0" w:type="dxa"/>
-            </w:tcMar>
-            <w:vAlign w:val="top"/>
-          </w:tcPr>
-          <w:p>
-            <w:pPr>
-              <w:pStyle w:val="Normal"/>
-              <w:jc w:val="center"/>
-              <w:pBdr>
-                <w:bottom w:val="none" w:sz="0" w:space="0" w:color="000000"/>
-                <w:top w:val="none" w:sz="0" w:space="0" w:color="000000"/>
-                <w:left w:val="none" w:sz="0" w:space="0" w:color="000000"/>
-                <w:right w:val="none" w:sz="0" w:space="0" w:color="000000"/>
-              </w:pBdr>
-              <w:spacing w:after="100" w:before="100" w:line="240"/>
-              <w:ind w:left="100" w:right="100" w:firstLine="0" w:firstLineChars="0"/>
-              <w:rPr>
-                <w:rFonts w:ascii="Helvetica" w:hAnsi="Helvetica" w:eastAsia="Helvetica" w:cs="Helvetica"/>
-                <w:i w:val="false"/>
-                <w:b w:val="false"/>
-                <w:u w:val="none"/>
-                <w:sz w:val="22"/>
-                <w:szCs w:val="22"/>
-                <w:color w:val="000000"/>
-              </w:rPr>
-            </w:pPr>
-            <w:r>
-              <w:rPr>
-                <w:rFonts w:ascii="Helvetica" w:hAnsi="Helvetica" w:eastAsia="Helvetica" w:cs="Helvetica"/>
-                <w:i w:val="false"/>
-                <w:b w:val="false"/>
-                <w:u w:val="none"/>
-                <w:sz w:val="22"/>
-                <w:szCs w:val="22"/>
-                <w:color w:val="000000"/>
-              </w:rPr>
-              <w:t xml:space="preserve">0.380</w:t>
+              <w:t xml:space="preserve">1.33</w:t>
+            </w:r>
+          </w:p>
+        </w:tc>
+        <w:tc>
+          <w:tcPr>
+            <w:tcBorders>
+              <w:bottom w:val="none" w:sz="0" w:space="0" w:color="000000"/>
+              <w:top w:val="none" w:sz="0" w:space="0" w:color="000000"/>
+              <w:left w:val="none" w:sz="0" w:space="0" w:color="000000"/>
+              <w:right w:val="none" w:sz="0" w:space="0" w:color="000000"/>
+            </w:tcBorders>
+            <w:shd w:val="clear" w:color="auto" w:fill="FFFFFF"/>
+            <w:tcMar>
+              <w:top w:w="0" w:type="dxa"/>
+              <w:bottom w:w="0" w:type="dxa"/>
+              <w:left w:w="0" w:type="dxa"/>
+              <w:right w:w="0" w:type="dxa"/>
+            </w:tcMar>
+            <w:vAlign w:val="top"/>
+          </w:tcPr>
+          <w:p>
+            <w:pPr>
+              <w:pStyle w:val="Normal"/>
+              <w:jc w:val="center"/>
+              <w:pBdr>
+                <w:bottom w:val="none" w:sz="0" w:space="0" w:color="000000"/>
+                <w:top w:val="none" w:sz="0" w:space="0" w:color="000000"/>
+                <w:left w:val="none" w:sz="0" w:space="0" w:color="000000"/>
+                <w:right w:val="none" w:sz="0" w:space="0" w:color="000000"/>
+              </w:pBdr>
+              <w:spacing w:after="100" w:before="100" w:line="240"/>
+              <w:ind w:left="100" w:right="100" w:firstLine="0" w:firstLineChars="0"/>
+              <w:rPr>
+                <w:rFonts w:ascii="Helvetica" w:hAnsi="Helvetica" w:eastAsia="Helvetica" w:cs="Helvetica"/>
+                <w:i w:val="false"/>
+                <w:b w:val="false"/>
+                <w:u w:val="none"/>
+                <w:sz w:val="22"/>
+                <w:szCs w:val="22"/>
+                <w:color w:val="000000"/>
+              </w:rPr>
+            </w:pPr>
+            <w:r>
+              <w:rPr>
+                <w:rFonts w:ascii="Helvetica" w:hAnsi="Helvetica" w:eastAsia="Helvetica" w:cs="Helvetica"/>
+                <w:i w:val="false"/>
+                <w:b w:val="false"/>
+                <w:u w:val="none"/>
+                <w:sz w:val="22"/>
+                <w:szCs w:val="22"/>
+                <w:color w:val="000000"/>
+              </w:rPr>
+              <w:t xml:space="preserve">0.67, 2.62</w:t>
+            </w:r>
+          </w:p>
+        </w:tc>
+        <w:tc>
+          <w:tcPr>
+            <w:tcBorders>
+              <w:bottom w:val="none" w:sz="0" w:space="0" w:color="000000"/>
+              <w:top w:val="none" w:sz="0" w:space="0" w:color="000000"/>
+              <w:left w:val="none" w:sz="0" w:space="0" w:color="000000"/>
+              <w:right w:val="none" w:sz="0" w:space="0" w:color="000000"/>
+            </w:tcBorders>
+            <w:shd w:val="clear" w:color="auto" w:fill="FFFFFF"/>
+            <w:tcMar>
+              <w:top w:w="0" w:type="dxa"/>
+              <w:bottom w:w="0" w:type="dxa"/>
+              <w:left w:w="0" w:type="dxa"/>
+              <w:right w:w="0" w:type="dxa"/>
+            </w:tcMar>
+            <w:vAlign w:val="top"/>
+          </w:tcPr>
+          <w:p>
+            <w:pPr>
+              <w:pStyle w:val="Normal"/>
+              <w:jc w:val="center"/>
+              <w:pBdr>
+                <w:bottom w:val="none" w:sz="0" w:space="0" w:color="000000"/>
+                <w:top w:val="none" w:sz="0" w:space="0" w:color="000000"/>
+                <w:left w:val="none" w:sz="0" w:space="0" w:color="000000"/>
+                <w:right w:val="none" w:sz="0" w:space="0" w:color="000000"/>
+              </w:pBdr>
+              <w:spacing w:after="100" w:before="100" w:line="240"/>
+              <w:ind w:left="100" w:right="100" w:firstLine="0" w:firstLineChars="0"/>
+              <w:rPr>
+                <w:rFonts w:ascii="Helvetica" w:hAnsi="Helvetica" w:eastAsia="Helvetica" w:cs="Helvetica"/>
+                <w:i w:val="false"/>
+                <w:b w:val="false"/>
+                <w:u w:val="none"/>
+                <w:sz w:val="22"/>
+                <w:szCs w:val="22"/>
+                <w:color w:val="000000"/>
+              </w:rPr>
+            </w:pPr>
+            <w:r>
+              <w:rPr>
+                <w:rFonts w:ascii="Helvetica" w:hAnsi="Helvetica" w:eastAsia="Helvetica" w:cs="Helvetica"/>
+                <w:i w:val="false"/>
+                <w:b w:val="false"/>
+                <w:u w:val="none"/>
+                <w:sz w:val="22"/>
+                <w:szCs w:val="22"/>
+                <w:color w:val="000000"/>
+              </w:rPr>
+              <w:t xml:space="preserve">0.410</w:t>
             </w:r>
           </w:p>
         </w:tc>
@@ -3035,113 +3035,113 @@
                 <w:szCs w:val="22"/>
                 <w:color w:val="000000"/>
               </w:rPr>
-              <w:t xml:space="preserve">0.80</w:t>
-            </w:r>
-          </w:p>
-        </w:tc>
-        <w:tc>
-          <w:tcPr>
-            <w:tcBorders>
-              <w:bottom w:val="none" w:sz="0" w:space="0" w:color="000000"/>
-              <w:top w:val="none" w:sz="0" w:space="0" w:color="000000"/>
-              <w:left w:val="none" w:sz="0" w:space="0" w:color="000000"/>
-              <w:right w:val="none" w:sz="0" w:space="0" w:color="000000"/>
-            </w:tcBorders>
-            <w:shd w:val="clear" w:color="auto" w:fill="FFFFFF"/>
-            <w:tcMar>
-              <w:top w:w="0" w:type="dxa"/>
-              <w:bottom w:w="0" w:type="dxa"/>
-              <w:left w:w="0" w:type="dxa"/>
-              <w:right w:w="0" w:type="dxa"/>
-            </w:tcMar>
-            <w:vAlign w:val="top"/>
-          </w:tcPr>
-          <w:p>
-            <w:pPr>
-              <w:pStyle w:val="Normal"/>
-              <w:jc w:val="center"/>
-              <w:pBdr>
-                <w:bottom w:val="none" w:sz="0" w:space="0" w:color="000000"/>
-                <w:top w:val="none" w:sz="0" w:space="0" w:color="000000"/>
-                <w:left w:val="none" w:sz="0" w:space="0" w:color="000000"/>
-                <w:right w:val="none" w:sz="0" w:space="0" w:color="000000"/>
-              </w:pBdr>
-              <w:spacing w:after="100" w:before="100" w:line="240"/>
-              <w:ind w:left="100" w:right="100" w:firstLine="0" w:firstLineChars="0"/>
-              <w:rPr>
-                <w:rFonts w:ascii="Helvetica" w:hAnsi="Helvetica" w:eastAsia="Helvetica" w:cs="Helvetica"/>
-                <w:i w:val="false"/>
-                <w:b w:val="false"/>
-                <w:u w:val="none"/>
-                <w:sz w:val="22"/>
-                <w:szCs w:val="22"/>
-                <w:color w:val="000000"/>
-              </w:rPr>
-            </w:pPr>
-            <w:r>
-              <w:rPr>
-                <w:rFonts w:ascii="Helvetica" w:hAnsi="Helvetica" w:eastAsia="Helvetica" w:cs="Helvetica"/>
-                <w:i w:val="false"/>
-                <w:b w:val="false"/>
-                <w:u w:val="none"/>
-                <w:sz w:val="22"/>
-                <w:szCs w:val="22"/>
-                <w:color w:val="000000"/>
-              </w:rPr>
-              <w:t xml:space="preserve">0.25, 2.55</w:t>
-            </w:r>
-          </w:p>
-        </w:tc>
-        <w:tc>
-          <w:tcPr>
-            <w:tcBorders>
-              <w:bottom w:val="none" w:sz="0" w:space="0" w:color="000000"/>
-              <w:top w:val="none" w:sz="0" w:space="0" w:color="000000"/>
-              <w:left w:val="none" w:sz="0" w:space="0" w:color="000000"/>
-              <w:right w:val="none" w:sz="0" w:space="0" w:color="000000"/>
-            </w:tcBorders>
-            <w:shd w:val="clear" w:color="auto" w:fill="FFFFFF"/>
-            <w:tcMar>
-              <w:top w:w="0" w:type="dxa"/>
-              <w:bottom w:w="0" w:type="dxa"/>
-              <w:left w:w="0" w:type="dxa"/>
-              <w:right w:w="0" w:type="dxa"/>
-            </w:tcMar>
-            <w:vAlign w:val="top"/>
-          </w:tcPr>
-          <w:p>
-            <w:pPr>
-              <w:pStyle w:val="Normal"/>
-              <w:jc w:val="center"/>
-              <w:pBdr>
-                <w:bottom w:val="none" w:sz="0" w:space="0" w:color="000000"/>
-                <w:top w:val="none" w:sz="0" w:space="0" w:color="000000"/>
-                <w:left w:val="none" w:sz="0" w:space="0" w:color="000000"/>
-                <w:right w:val="none" w:sz="0" w:space="0" w:color="000000"/>
-              </w:pBdr>
-              <w:spacing w:after="100" w:before="100" w:line="240"/>
-              <w:ind w:left="100" w:right="100" w:firstLine="0" w:firstLineChars="0"/>
-              <w:rPr>
-                <w:rFonts w:ascii="Helvetica" w:hAnsi="Helvetica" w:eastAsia="Helvetica" w:cs="Helvetica"/>
-                <w:i w:val="false"/>
-                <w:b w:val="false"/>
-                <w:u w:val="none"/>
-                <w:sz w:val="22"/>
-                <w:szCs w:val="22"/>
-                <w:color w:val="000000"/>
-              </w:rPr>
-            </w:pPr>
-            <w:r>
-              <w:rPr>
-                <w:rFonts w:ascii="Helvetica" w:hAnsi="Helvetica" w:eastAsia="Helvetica" w:cs="Helvetica"/>
-                <w:i w:val="false"/>
-                <w:b w:val="false"/>
-                <w:u w:val="none"/>
-                <w:sz w:val="22"/>
-                <w:szCs w:val="22"/>
-                <w:color w:val="000000"/>
-              </w:rPr>
-              <w:t xml:space="preserve">0.710</w:t>
+              <w:t xml:space="preserve">0.78</w:t>
+            </w:r>
+          </w:p>
+        </w:tc>
+        <w:tc>
+          <w:tcPr>
+            <w:tcBorders>
+              <w:bottom w:val="none" w:sz="0" w:space="0" w:color="000000"/>
+              <w:top w:val="none" w:sz="0" w:space="0" w:color="000000"/>
+              <w:left w:val="none" w:sz="0" w:space="0" w:color="000000"/>
+              <w:right w:val="none" w:sz="0" w:space="0" w:color="000000"/>
+            </w:tcBorders>
+            <w:shd w:val="clear" w:color="auto" w:fill="FFFFFF"/>
+            <w:tcMar>
+              <w:top w:w="0" w:type="dxa"/>
+              <w:bottom w:w="0" w:type="dxa"/>
+              <w:left w:w="0" w:type="dxa"/>
+              <w:right w:w="0" w:type="dxa"/>
+            </w:tcMar>
+            <w:vAlign w:val="top"/>
+          </w:tcPr>
+          <w:p>
+            <w:pPr>
+              <w:pStyle w:val="Normal"/>
+              <w:jc w:val="center"/>
+              <w:pBdr>
+                <w:bottom w:val="none" w:sz="0" w:space="0" w:color="000000"/>
+                <w:top w:val="none" w:sz="0" w:space="0" w:color="000000"/>
+                <w:left w:val="none" w:sz="0" w:space="0" w:color="000000"/>
+                <w:right w:val="none" w:sz="0" w:space="0" w:color="000000"/>
+              </w:pBdr>
+              <w:spacing w:after="100" w:before="100" w:line="240"/>
+              <w:ind w:left="100" w:right="100" w:firstLine="0" w:firstLineChars="0"/>
+              <w:rPr>
+                <w:rFonts w:ascii="Helvetica" w:hAnsi="Helvetica" w:eastAsia="Helvetica" w:cs="Helvetica"/>
+                <w:i w:val="false"/>
+                <w:b w:val="false"/>
+                <w:u w:val="none"/>
+                <w:sz w:val="22"/>
+                <w:szCs w:val="22"/>
+                <w:color w:val="000000"/>
+              </w:rPr>
+            </w:pPr>
+            <w:r>
+              <w:rPr>
+                <w:rFonts w:ascii="Helvetica" w:hAnsi="Helvetica" w:eastAsia="Helvetica" w:cs="Helvetica"/>
+                <w:i w:val="false"/>
+                <w:b w:val="false"/>
+                <w:u w:val="none"/>
+                <w:sz w:val="22"/>
+                <w:szCs w:val="22"/>
+                <w:color w:val="000000"/>
+              </w:rPr>
+              <w:t xml:space="preserve">0.25, 2.45</w:t>
+            </w:r>
+          </w:p>
+        </w:tc>
+        <w:tc>
+          <w:tcPr>
+            <w:tcBorders>
+              <w:bottom w:val="none" w:sz="0" w:space="0" w:color="000000"/>
+              <w:top w:val="none" w:sz="0" w:space="0" w:color="000000"/>
+              <w:left w:val="none" w:sz="0" w:space="0" w:color="000000"/>
+              <w:right w:val="none" w:sz="0" w:space="0" w:color="000000"/>
+            </w:tcBorders>
+            <w:shd w:val="clear" w:color="auto" w:fill="FFFFFF"/>
+            <w:tcMar>
+              <w:top w:w="0" w:type="dxa"/>
+              <w:bottom w:w="0" w:type="dxa"/>
+              <w:left w:w="0" w:type="dxa"/>
+              <w:right w:w="0" w:type="dxa"/>
+            </w:tcMar>
+            <w:vAlign w:val="top"/>
+          </w:tcPr>
+          <w:p>
+            <w:pPr>
+              <w:pStyle w:val="Normal"/>
+              <w:jc w:val="center"/>
+              <w:pBdr>
+                <w:bottom w:val="none" w:sz="0" w:space="0" w:color="000000"/>
+                <w:top w:val="none" w:sz="0" w:space="0" w:color="000000"/>
+                <w:left w:val="none" w:sz="0" w:space="0" w:color="000000"/>
+                <w:right w:val="none" w:sz="0" w:space="0" w:color="000000"/>
+              </w:pBdr>
+              <w:spacing w:after="100" w:before="100" w:line="240"/>
+              <w:ind w:left="100" w:right="100" w:firstLine="0" w:firstLineChars="0"/>
+              <w:rPr>
+                <w:rFonts w:ascii="Helvetica" w:hAnsi="Helvetica" w:eastAsia="Helvetica" w:cs="Helvetica"/>
+                <w:i w:val="false"/>
+                <w:b w:val="false"/>
+                <w:u w:val="none"/>
+                <w:sz w:val="22"/>
+                <w:szCs w:val="22"/>
+                <w:color w:val="000000"/>
+              </w:rPr>
+            </w:pPr>
+            <w:r>
+              <w:rPr>
+                <w:rFonts w:ascii="Helvetica" w:hAnsi="Helvetica" w:eastAsia="Helvetica" w:cs="Helvetica"/>
+                <w:i w:val="false"/>
+                <w:b w:val="false"/>
+                <w:u w:val="none"/>
+                <w:sz w:val="22"/>
+                <w:szCs w:val="22"/>
+                <w:color w:val="000000"/>
+              </w:rPr>
+              <w:t xml:space="preserve">0.680</w:t>
             </w:r>
           </w:p>
         </w:tc>
@@ -3253,219 +3253,219 @@
                 <w:szCs w:val="22"/>
                 <w:color w:val="000000"/>
               </w:rPr>
-              <w:t xml:space="preserve">323</w:t>
-            </w:r>
-          </w:p>
-        </w:tc>
-        <w:tc>
-          <w:tcPr>
-            <w:tcBorders>
-              <w:bottom w:val="none" w:sz="0" w:space="0" w:color="000000"/>
-              <w:top w:val="none" w:sz="0" w:space="0" w:color="000000"/>
-              <w:left w:val="none" w:sz="0" w:space="0" w:color="000000"/>
-              <w:right w:val="none" w:sz="0" w:space="0" w:color="000000"/>
-            </w:tcBorders>
-            <w:shd w:val="clear" w:color="auto" w:fill="FFFFFF"/>
-            <w:tcMar>
-              <w:top w:w="0" w:type="dxa"/>
-              <w:bottom w:w="0" w:type="dxa"/>
-              <w:left w:w="0" w:type="dxa"/>
-              <w:right w:w="0" w:type="dxa"/>
-            </w:tcMar>
-            <w:vAlign w:val="top"/>
-          </w:tcPr>
-          <w:p>
-            <w:pPr>
-              <w:pStyle w:val="Normal"/>
-              <w:jc w:val="center"/>
-              <w:pBdr>
-                <w:bottom w:val="none" w:sz="0" w:space="0" w:color="000000"/>
-                <w:top w:val="none" w:sz="0" w:space="0" w:color="000000"/>
-                <w:left w:val="none" w:sz="0" w:space="0" w:color="000000"/>
-                <w:right w:val="none" w:sz="0" w:space="0" w:color="000000"/>
-              </w:pBdr>
-              <w:spacing w:after="100" w:before="100" w:line="240"/>
-              <w:ind w:left="100" w:right="100" w:firstLine="0" w:firstLineChars="0"/>
-              <w:rPr>
-                <w:rFonts w:ascii="Helvetica" w:hAnsi="Helvetica" w:eastAsia="Helvetica" w:cs="Helvetica"/>
-                <w:i w:val="false"/>
-                <w:b w:val="false"/>
-                <w:u w:val="none"/>
-                <w:sz w:val="22"/>
-                <w:szCs w:val="22"/>
-                <w:color w:val="000000"/>
-              </w:rPr>
-            </w:pPr>
-            <w:r>
-              <w:rPr>
-                <w:rFonts w:ascii="Helvetica" w:hAnsi="Helvetica" w:eastAsia="Helvetica" w:cs="Helvetica"/>
-                <w:i w:val="false"/>
-                <w:b w:val="false"/>
-                <w:u w:val="none"/>
-                <w:sz w:val="22"/>
-                <w:szCs w:val="22"/>
-                <w:color w:val="000000"/>
-              </w:rPr>
-              <w:t xml:space="preserve">1.11</w:t>
-            </w:r>
-          </w:p>
-        </w:tc>
-        <w:tc>
-          <w:tcPr>
-            <w:tcBorders>
-              <w:bottom w:val="none" w:sz="0" w:space="0" w:color="000000"/>
-              <w:top w:val="none" w:sz="0" w:space="0" w:color="000000"/>
-              <w:left w:val="none" w:sz="0" w:space="0" w:color="000000"/>
-              <w:right w:val="none" w:sz="0" w:space="0" w:color="000000"/>
-            </w:tcBorders>
-            <w:shd w:val="clear" w:color="auto" w:fill="FFFFFF"/>
-            <w:tcMar>
-              <w:top w:w="0" w:type="dxa"/>
-              <w:bottom w:w="0" w:type="dxa"/>
-              <w:left w:w="0" w:type="dxa"/>
-              <w:right w:w="0" w:type="dxa"/>
-            </w:tcMar>
-            <w:vAlign w:val="top"/>
-          </w:tcPr>
-          <w:p>
-            <w:pPr>
-              <w:pStyle w:val="Normal"/>
-              <w:jc w:val="center"/>
-              <w:pBdr>
-                <w:bottom w:val="none" w:sz="0" w:space="0" w:color="000000"/>
-                <w:top w:val="none" w:sz="0" w:space="0" w:color="000000"/>
-                <w:left w:val="none" w:sz="0" w:space="0" w:color="000000"/>
-                <w:right w:val="none" w:sz="0" w:space="0" w:color="000000"/>
-              </w:pBdr>
-              <w:spacing w:after="100" w:before="100" w:line="240"/>
-              <w:ind w:left="100" w:right="100" w:firstLine="0" w:firstLineChars="0"/>
-              <w:rPr>
-                <w:rFonts w:ascii="Helvetica" w:hAnsi="Helvetica" w:eastAsia="Helvetica" w:cs="Helvetica"/>
-                <w:i w:val="false"/>
-                <w:b w:val="false"/>
-                <w:u w:val="none"/>
-                <w:sz w:val="22"/>
-                <w:szCs w:val="22"/>
-                <w:color w:val="000000"/>
-              </w:rPr>
-            </w:pPr>
-            <w:r>
-              <w:rPr>
-                <w:rFonts w:ascii="Helvetica" w:hAnsi="Helvetica" w:eastAsia="Helvetica" w:cs="Helvetica"/>
-                <w:i w:val="false"/>
-                <w:b w:val="false"/>
-                <w:u w:val="none"/>
-                <w:sz w:val="22"/>
-                <w:szCs w:val="22"/>
-                <w:color w:val="000000"/>
-              </w:rPr>
-              <w:t xml:space="preserve">1.00, 1.23</w:t>
-            </w:r>
-          </w:p>
-        </w:tc>
-        <w:tc>
-          <w:tcPr>
-            <w:tcBorders>
-              <w:bottom w:val="none" w:sz="0" w:space="0" w:color="000000"/>
-              <w:top w:val="none" w:sz="0" w:space="0" w:color="000000"/>
-              <w:left w:val="none" w:sz="0" w:space="0" w:color="000000"/>
-              <w:right w:val="none" w:sz="0" w:space="0" w:color="000000"/>
-            </w:tcBorders>
-            <w:shd w:val="clear" w:color="auto" w:fill="FFFFFF"/>
-            <w:tcMar>
-              <w:top w:w="0" w:type="dxa"/>
-              <w:bottom w:w="0" w:type="dxa"/>
-              <w:left w:w="0" w:type="dxa"/>
-              <w:right w:w="0" w:type="dxa"/>
-            </w:tcMar>
-            <w:vAlign w:val="top"/>
-          </w:tcPr>
-          <w:p>
-            <w:pPr>
-              <w:pStyle w:val="Normal"/>
-              <w:jc w:val="center"/>
-              <w:pBdr>
-                <w:bottom w:val="none" w:sz="0" w:space="0" w:color="000000"/>
-                <w:top w:val="none" w:sz="0" w:space="0" w:color="000000"/>
-                <w:left w:val="none" w:sz="0" w:space="0" w:color="000000"/>
-                <w:right w:val="none" w:sz="0" w:space="0" w:color="000000"/>
-              </w:pBdr>
-              <w:spacing w:after="100" w:before="100" w:line="240"/>
-              <w:ind w:left="100" w:right="100" w:firstLine="0" w:firstLineChars="0"/>
-              <w:rPr>
-                <w:rFonts w:ascii="Helvetica" w:hAnsi="Helvetica" w:eastAsia="Helvetica" w:cs="Helvetica"/>
-                <w:i w:val="false"/>
-                <w:b w:val="false"/>
-                <w:u w:val="none"/>
-                <w:sz w:val="22"/>
-                <w:szCs w:val="22"/>
-                <w:color w:val="000000"/>
-              </w:rPr>
-            </w:pPr>
-            <w:r>
-              <w:rPr>
-                <w:rFonts w:ascii="Helvetica" w:hAnsi="Helvetica" w:eastAsia="Helvetica" w:cs="Helvetica"/>
-                <w:i w:val="false"/>
-                <w:b w:val="false"/>
-                <w:u w:val="none"/>
-                <w:sz w:val="22"/>
-                <w:szCs w:val="22"/>
-                <w:color w:val="000000"/>
-              </w:rPr>
-              <w:t xml:space="preserve">0.040</w:t>
-            </w:r>
-          </w:p>
-        </w:tc>
-        <w:tc>
-          <w:tcPr>
-            <w:tcBorders>
-              <w:bottom w:val="none" w:sz="0" w:space="0" w:color="000000"/>
-              <w:top w:val="none" w:sz="0" w:space="0" w:color="000000"/>
-              <w:left w:val="none" w:sz="0" w:space="0" w:color="000000"/>
-              <w:right w:val="none" w:sz="0" w:space="0" w:color="000000"/>
-            </w:tcBorders>
-            <w:shd w:val="clear" w:color="auto" w:fill="FFFFFF"/>
-            <w:tcMar>
-              <w:top w:w="0" w:type="dxa"/>
-              <w:bottom w:w="0" w:type="dxa"/>
-              <w:left w:w="0" w:type="dxa"/>
-              <w:right w:w="0" w:type="dxa"/>
-            </w:tcMar>
-            <w:vAlign w:val="top"/>
-          </w:tcPr>
-          <w:p>
-            <w:pPr>
-              <w:pStyle w:val="Normal"/>
-              <w:jc w:val="center"/>
-              <w:pBdr>
-                <w:bottom w:val="none" w:sz="0" w:space="0" w:color="000000"/>
-                <w:top w:val="none" w:sz="0" w:space="0" w:color="000000"/>
-                <w:left w:val="none" w:sz="0" w:space="0" w:color="000000"/>
-                <w:right w:val="none" w:sz="0" w:space="0" w:color="000000"/>
-              </w:pBdr>
-              <w:spacing w:after="100" w:before="100" w:line="240"/>
-              <w:ind w:left="100" w:right="100" w:firstLine="0" w:firstLineChars="0"/>
-              <w:rPr>
-                <w:rFonts w:ascii="Helvetica" w:hAnsi="Helvetica" w:eastAsia="Helvetica" w:cs="Helvetica"/>
-                <w:i w:val="false"/>
-                <w:b w:val="false"/>
-                <w:u w:val="none"/>
-                <w:sz w:val="22"/>
-                <w:szCs w:val="22"/>
-                <w:color w:val="000000"/>
-              </w:rPr>
-            </w:pPr>
-            <w:r>
-              <w:rPr>
-                <w:rFonts w:ascii="Helvetica" w:hAnsi="Helvetica" w:eastAsia="Helvetica" w:cs="Helvetica"/>
-                <w:i w:val="false"/>
-                <w:b w:val="false"/>
-                <w:u w:val="none"/>
-                <w:sz w:val="22"/>
-                <w:szCs w:val="22"/>
-                <w:color w:val="000000"/>
-              </w:rPr>
-              <w:t xml:space="preserve">323</w:t>
+              <w:t xml:space="preserve">322</w:t>
+            </w:r>
+          </w:p>
+        </w:tc>
+        <w:tc>
+          <w:tcPr>
+            <w:tcBorders>
+              <w:bottom w:val="none" w:sz="0" w:space="0" w:color="000000"/>
+              <w:top w:val="none" w:sz="0" w:space="0" w:color="000000"/>
+              <w:left w:val="none" w:sz="0" w:space="0" w:color="000000"/>
+              <w:right w:val="none" w:sz="0" w:space="0" w:color="000000"/>
+            </w:tcBorders>
+            <w:shd w:val="clear" w:color="auto" w:fill="FFFFFF"/>
+            <w:tcMar>
+              <w:top w:w="0" w:type="dxa"/>
+              <w:bottom w:w="0" w:type="dxa"/>
+              <w:left w:w="0" w:type="dxa"/>
+              <w:right w:w="0" w:type="dxa"/>
+            </w:tcMar>
+            <w:vAlign w:val="top"/>
+          </w:tcPr>
+          <w:p>
+            <w:pPr>
+              <w:pStyle w:val="Normal"/>
+              <w:jc w:val="center"/>
+              <w:pBdr>
+                <w:bottom w:val="none" w:sz="0" w:space="0" w:color="000000"/>
+                <w:top w:val="none" w:sz="0" w:space="0" w:color="000000"/>
+                <w:left w:val="none" w:sz="0" w:space="0" w:color="000000"/>
+                <w:right w:val="none" w:sz="0" w:space="0" w:color="000000"/>
+              </w:pBdr>
+              <w:spacing w:after="100" w:before="100" w:line="240"/>
+              <w:ind w:left="100" w:right="100" w:firstLine="0" w:firstLineChars="0"/>
+              <w:rPr>
+                <w:rFonts w:ascii="Helvetica" w:hAnsi="Helvetica" w:eastAsia="Helvetica" w:cs="Helvetica"/>
+                <w:i w:val="false"/>
+                <w:b w:val="false"/>
+                <w:u w:val="none"/>
+                <w:sz w:val="22"/>
+                <w:szCs w:val="22"/>
+                <w:color w:val="000000"/>
+              </w:rPr>
+            </w:pPr>
+            <w:r>
+              <w:rPr>
+                <w:rFonts w:ascii="Helvetica" w:hAnsi="Helvetica" w:eastAsia="Helvetica" w:cs="Helvetica"/>
+                <w:i w:val="false"/>
+                <w:b w:val="false"/>
+                <w:u w:val="none"/>
+                <w:sz w:val="22"/>
+                <w:szCs w:val="22"/>
+                <w:color w:val="000000"/>
+              </w:rPr>
+              <w:t xml:space="preserve">1.12</w:t>
+            </w:r>
+          </w:p>
+        </w:tc>
+        <w:tc>
+          <w:tcPr>
+            <w:tcBorders>
+              <w:bottom w:val="none" w:sz="0" w:space="0" w:color="000000"/>
+              <w:top w:val="none" w:sz="0" w:space="0" w:color="000000"/>
+              <w:left w:val="none" w:sz="0" w:space="0" w:color="000000"/>
+              <w:right w:val="none" w:sz="0" w:space="0" w:color="000000"/>
+            </w:tcBorders>
+            <w:shd w:val="clear" w:color="auto" w:fill="FFFFFF"/>
+            <w:tcMar>
+              <w:top w:w="0" w:type="dxa"/>
+              <w:bottom w:w="0" w:type="dxa"/>
+              <w:left w:w="0" w:type="dxa"/>
+              <w:right w:w="0" w:type="dxa"/>
+            </w:tcMar>
+            <w:vAlign w:val="top"/>
+          </w:tcPr>
+          <w:p>
+            <w:pPr>
+              <w:pStyle w:val="Normal"/>
+              <w:jc w:val="center"/>
+              <w:pBdr>
+                <w:bottom w:val="none" w:sz="0" w:space="0" w:color="000000"/>
+                <w:top w:val="none" w:sz="0" w:space="0" w:color="000000"/>
+                <w:left w:val="none" w:sz="0" w:space="0" w:color="000000"/>
+                <w:right w:val="none" w:sz="0" w:space="0" w:color="000000"/>
+              </w:pBdr>
+              <w:spacing w:after="100" w:before="100" w:line="240"/>
+              <w:ind w:left="100" w:right="100" w:firstLine="0" w:firstLineChars="0"/>
+              <w:rPr>
+                <w:rFonts w:ascii="Helvetica" w:hAnsi="Helvetica" w:eastAsia="Helvetica" w:cs="Helvetica"/>
+                <w:i w:val="false"/>
+                <w:b w:val="false"/>
+                <w:u w:val="none"/>
+                <w:sz w:val="22"/>
+                <w:szCs w:val="22"/>
+                <w:color w:val="000000"/>
+              </w:rPr>
+            </w:pPr>
+            <w:r>
+              <w:rPr>
+                <w:rFonts w:ascii="Helvetica" w:hAnsi="Helvetica" w:eastAsia="Helvetica" w:cs="Helvetica"/>
+                <w:i w:val="false"/>
+                <w:b w:val="false"/>
+                <w:u w:val="none"/>
+                <w:sz w:val="22"/>
+                <w:szCs w:val="22"/>
+                <w:color w:val="000000"/>
+              </w:rPr>
+              <w:t xml:space="preserve">1.01, 1.23</w:t>
+            </w:r>
+          </w:p>
+        </w:tc>
+        <w:tc>
+          <w:tcPr>
+            <w:tcBorders>
+              <w:bottom w:val="none" w:sz="0" w:space="0" w:color="000000"/>
+              <w:top w:val="none" w:sz="0" w:space="0" w:color="000000"/>
+              <w:left w:val="none" w:sz="0" w:space="0" w:color="000000"/>
+              <w:right w:val="none" w:sz="0" w:space="0" w:color="000000"/>
+            </w:tcBorders>
+            <w:shd w:val="clear" w:color="auto" w:fill="FFFFFF"/>
+            <w:tcMar>
+              <w:top w:w="0" w:type="dxa"/>
+              <w:bottom w:w="0" w:type="dxa"/>
+              <w:left w:w="0" w:type="dxa"/>
+              <w:right w:w="0" w:type="dxa"/>
+            </w:tcMar>
+            <w:vAlign w:val="top"/>
+          </w:tcPr>
+          <w:p>
+            <w:pPr>
+              <w:pStyle w:val="Normal"/>
+              <w:jc w:val="center"/>
+              <w:pBdr>
+                <w:bottom w:val="none" w:sz="0" w:space="0" w:color="000000"/>
+                <w:top w:val="none" w:sz="0" w:space="0" w:color="000000"/>
+                <w:left w:val="none" w:sz="0" w:space="0" w:color="000000"/>
+                <w:right w:val="none" w:sz="0" w:space="0" w:color="000000"/>
+              </w:pBdr>
+              <w:spacing w:after="100" w:before="100" w:line="240"/>
+              <w:ind w:left="100" w:right="100" w:firstLine="0" w:firstLineChars="0"/>
+              <w:rPr>
+                <w:rFonts w:ascii="Helvetica" w:hAnsi="Helvetica" w:eastAsia="Helvetica" w:cs="Helvetica"/>
+                <w:i w:val="false"/>
+                <w:b w:val="false"/>
+                <w:u w:val="none"/>
+                <w:sz w:val="22"/>
+                <w:szCs w:val="22"/>
+                <w:color w:val="000000"/>
+              </w:rPr>
+            </w:pPr>
+            <w:r>
+              <w:rPr>
+                <w:rFonts w:ascii="Helvetica" w:hAnsi="Helvetica" w:eastAsia="Helvetica" w:cs="Helvetica"/>
+                <w:i w:val="false"/>
+                <w:b w:val="false"/>
+                <w:u w:val="none"/>
+                <w:sz w:val="22"/>
+                <w:szCs w:val="22"/>
+                <w:color w:val="000000"/>
+              </w:rPr>
+              <w:t xml:space="preserve">0.035</w:t>
+            </w:r>
+          </w:p>
+        </w:tc>
+        <w:tc>
+          <w:tcPr>
+            <w:tcBorders>
+              <w:bottom w:val="none" w:sz="0" w:space="0" w:color="000000"/>
+              <w:top w:val="none" w:sz="0" w:space="0" w:color="000000"/>
+              <w:left w:val="none" w:sz="0" w:space="0" w:color="000000"/>
+              <w:right w:val="none" w:sz="0" w:space="0" w:color="000000"/>
+            </w:tcBorders>
+            <w:shd w:val="clear" w:color="auto" w:fill="FFFFFF"/>
+            <w:tcMar>
+              <w:top w:w="0" w:type="dxa"/>
+              <w:bottom w:w="0" w:type="dxa"/>
+              <w:left w:w="0" w:type="dxa"/>
+              <w:right w:w="0" w:type="dxa"/>
+            </w:tcMar>
+            <w:vAlign w:val="top"/>
+          </w:tcPr>
+          <w:p>
+            <w:pPr>
+              <w:pStyle w:val="Normal"/>
+              <w:jc w:val="center"/>
+              <w:pBdr>
+                <w:bottom w:val="none" w:sz="0" w:space="0" w:color="000000"/>
+                <w:top w:val="none" w:sz="0" w:space="0" w:color="000000"/>
+                <w:left w:val="none" w:sz="0" w:space="0" w:color="000000"/>
+                <w:right w:val="none" w:sz="0" w:space="0" w:color="000000"/>
+              </w:pBdr>
+              <w:spacing w:after="100" w:before="100" w:line="240"/>
+              <w:ind w:left="100" w:right="100" w:firstLine="0" w:firstLineChars="0"/>
+              <w:rPr>
+                <w:rFonts w:ascii="Helvetica" w:hAnsi="Helvetica" w:eastAsia="Helvetica" w:cs="Helvetica"/>
+                <w:i w:val="false"/>
+                <w:b w:val="false"/>
+                <w:u w:val="none"/>
+                <w:sz w:val="22"/>
+                <w:szCs w:val="22"/>
+                <w:color w:val="000000"/>
+              </w:rPr>
+            </w:pPr>
+            <w:r>
+              <w:rPr>
+                <w:rFonts w:ascii="Helvetica" w:hAnsi="Helvetica" w:eastAsia="Helvetica" w:cs="Helvetica"/>
+                <w:i w:val="false"/>
+                <w:b w:val="false"/>
+                <w:u w:val="none"/>
+                <w:sz w:val="22"/>
+                <w:szCs w:val="22"/>
+                <w:color w:val="000000"/>
+              </w:rPr>
+              <w:t xml:space="preserve">322</w:t>
             </w:r>
           </w:p>
         </w:tc>
@@ -3624,7 +3624,7 @@
                 <w:szCs w:val="22"/>
                 <w:color w:val="000000"/>
               </w:rPr>
-              <w:t xml:space="preserve">0.260</w:t>
+              <w:t xml:space="preserve">0.250</w:t>
             </w:r>
           </w:p>
         </w:tc>
@@ -3736,7 +3736,7 @@
                 <w:szCs w:val="22"/>
                 <w:color w:val="000000"/>
               </w:rPr>
-              <w:t xml:space="preserve">323</w:t>
+              <w:t xml:space="preserve">322</w:t>
             </w:r>
           </w:p>
         </w:tc>
@@ -3948,7 +3948,7 @@
                 <w:szCs w:val="22"/>
                 <w:color w:val="000000"/>
               </w:rPr>
-              <w:t xml:space="preserve">323</w:t>
+              <w:t xml:space="preserve">322</w:t>
             </w:r>
           </w:p>
         </w:tc>
@@ -4755,113 +4755,113 @@
                 <w:szCs w:val="22"/>
                 <w:color w:val="000000"/>
               </w:rPr>
-              <w:t xml:space="preserve">1.77</w:t>
-            </w:r>
-          </w:p>
-        </w:tc>
-        <w:tc>
-          <w:tcPr>
-            <w:tcBorders>
-              <w:bottom w:val="none" w:sz="0" w:space="0" w:color="000000"/>
-              <w:top w:val="none" w:sz="0" w:space="0" w:color="000000"/>
-              <w:left w:val="none" w:sz="0" w:space="0" w:color="000000"/>
-              <w:right w:val="none" w:sz="0" w:space="0" w:color="000000"/>
-            </w:tcBorders>
-            <w:shd w:val="clear" w:color="auto" w:fill="FFFFFF"/>
-            <w:tcMar>
-              <w:top w:w="0" w:type="dxa"/>
-              <w:bottom w:w="0" w:type="dxa"/>
-              <w:left w:w="0" w:type="dxa"/>
-              <w:right w:w="0" w:type="dxa"/>
-            </w:tcMar>
-            <w:vAlign w:val="top"/>
-          </w:tcPr>
-          <w:p>
-            <w:pPr>
-              <w:pStyle w:val="Normal"/>
-              <w:jc w:val="center"/>
-              <w:pBdr>
-                <w:bottom w:val="none" w:sz="0" w:space="0" w:color="000000"/>
-                <w:top w:val="none" w:sz="0" w:space="0" w:color="000000"/>
-                <w:left w:val="none" w:sz="0" w:space="0" w:color="000000"/>
-                <w:right w:val="none" w:sz="0" w:space="0" w:color="000000"/>
-              </w:pBdr>
-              <w:spacing w:after="100" w:before="100" w:line="240"/>
-              <w:ind w:left="100" w:right="100" w:firstLine="0" w:firstLineChars="0"/>
-              <w:rPr>
-                <w:rFonts w:ascii="Helvetica" w:hAnsi="Helvetica" w:eastAsia="Helvetica" w:cs="Helvetica"/>
-                <w:i w:val="false"/>
-                <w:b w:val="false"/>
-                <w:u w:val="none"/>
-                <w:sz w:val="22"/>
-                <w:szCs w:val="22"/>
-                <w:color w:val="000000"/>
-              </w:rPr>
-            </w:pPr>
-            <w:r>
-              <w:rPr>
-                <w:rFonts w:ascii="Helvetica" w:hAnsi="Helvetica" w:eastAsia="Helvetica" w:cs="Helvetica"/>
-                <w:i w:val="false"/>
-                <w:b w:val="false"/>
-                <w:u w:val="none"/>
-                <w:sz w:val="22"/>
-                <w:szCs w:val="22"/>
-                <w:color w:val="000000"/>
-              </w:rPr>
-              <w:t xml:space="preserve">0.89, 3.50</w:t>
-            </w:r>
-          </w:p>
-        </w:tc>
-        <w:tc>
-          <w:tcPr>
-            <w:tcBorders>
-              <w:bottom w:val="none" w:sz="0" w:space="0" w:color="000000"/>
-              <w:top w:val="none" w:sz="0" w:space="0" w:color="000000"/>
-              <w:left w:val="none" w:sz="0" w:space="0" w:color="000000"/>
-              <w:right w:val="none" w:sz="0" w:space="0" w:color="000000"/>
-            </w:tcBorders>
-            <w:shd w:val="clear" w:color="auto" w:fill="FFFFFF"/>
-            <w:tcMar>
-              <w:top w:w="0" w:type="dxa"/>
-              <w:bottom w:w="0" w:type="dxa"/>
-              <w:left w:w="0" w:type="dxa"/>
-              <w:right w:w="0" w:type="dxa"/>
-            </w:tcMar>
-            <w:vAlign w:val="top"/>
-          </w:tcPr>
-          <w:p>
-            <w:pPr>
-              <w:pStyle w:val="Normal"/>
-              <w:jc w:val="center"/>
-              <w:pBdr>
-                <w:bottom w:val="none" w:sz="0" w:space="0" w:color="000000"/>
-                <w:top w:val="none" w:sz="0" w:space="0" w:color="000000"/>
-                <w:left w:val="none" w:sz="0" w:space="0" w:color="000000"/>
-                <w:right w:val="none" w:sz="0" w:space="0" w:color="000000"/>
-              </w:pBdr>
-              <w:spacing w:after="100" w:before="100" w:line="240"/>
-              <w:ind w:left="100" w:right="100" w:firstLine="0" w:firstLineChars="0"/>
-              <w:rPr>
-                <w:rFonts w:ascii="Helvetica" w:hAnsi="Helvetica" w:eastAsia="Helvetica" w:cs="Helvetica"/>
-                <w:i w:val="false"/>
-                <w:b w:val="false"/>
-                <w:u w:val="none"/>
-                <w:sz w:val="22"/>
-                <w:szCs w:val="22"/>
-                <w:color w:val="000000"/>
-              </w:rPr>
-            </w:pPr>
-            <w:r>
-              <w:rPr>
-                <w:rFonts w:ascii="Helvetica" w:hAnsi="Helvetica" w:eastAsia="Helvetica" w:cs="Helvetica"/>
-                <w:i w:val="false"/>
-                <w:b w:val="false"/>
-                <w:u w:val="none"/>
-                <w:sz w:val="22"/>
-                <w:szCs w:val="22"/>
-                <w:color w:val="000000"/>
-              </w:rPr>
-              <w:t xml:space="preserve">0.100</w:t>
+              <w:t xml:space="preserve">1.80</w:t>
+            </w:r>
+          </w:p>
+        </w:tc>
+        <w:tc>
+          <w:tcPr>
+            <w:tcBorders>
+              <w:bottom w:val="none" w:sz="0" w:space="0" w:color="000000"/>
+              <w:top w:val="none" w:sz="0" w:space="0" w:color="000000"/>
+              <w:left w:val="none" w:sz="0" w:space="0" w:color="000000"/>
+              <w:right w:val="none" w:sz="0" w:space="0" w:color="000000"/>
+            </w:tcBorders>
+            <w:shd w:val="clear" w:color="auto" w:fill="FFFFFF"/>
+            <w:tcMar>
+              <w:top w:w="0" w:type="dxa"/>
+              <w:bottom w:w="0" w:type="dxa"/>
+              <w:left w:w="0" w:type="dxa"/>
+              <w:right w:w="0" w:type="dxa"/>
+            </w:tcMar>
+            <w:vAlign w:val="top"/>
+          </w:tcPr>
+          <w:p>
+            <w:pPr>
+              <w:pStyle w:val="Normal"/>
+              <w:jc w:val="center"/>
+              <w:pBdr>
+                <w:bottom w:val="none" w:sz="0" w:space="0" w:color="000000"/>
+                <w:top w:val="none" w:sz="0" w:space="0" w:color="000000"/>
+                <w:left w:val="none" w:sz="0" w:space="0" w:color="000000"/>
+                <w:right w:val="none" w:sz="0" w:space="0" w:color="000000"/>
+              </w:pBdr>
+              <w:spacing w:after="100" w:before="100" w:line="240"/>
+              <w:ind w:left="100" w:right="100" w:firstLine="0" w:firstLineChars="0"/>
+              <w:rPr>
+                <w:rFonts w:ascii="Helvetica" w:hAnsi="Helvetica" w:eastAsia="Helvetica" w:cs="Helvetica"/>
+                <w:i w:val="false"/>
+                <w:b w:val="false"/>
+                <w:u w:val="none"/>
+                <w:sz w:val="22"/>
+                <w:szCs w:val="22"/>
+                <w:color w:val="000000"/>
+              </w:rPr>
+            </w:pPr>
+            <w:r>
+              <w:rPr>
+                <w:rFonts w:ascii="Helvetica" w:hAnsi="Helvetica" w:eastAsia="Helvetica" w:cs="Helvetica"/>
+                <w:i w:val="false"/>
+                <w:b w:val="false"/>
+                <w:u w:val="none"/>
+                <w:sz w:val="22"/>
+                <w:szCs w:val="22"/>
+                <w:color w:val="000000"/>
+              </w:rPr>
+              <w:t xml:space="preserve">0.91, 3.57</w:t>
+            </w:r>
+          </w:p>
+        </w:tc>
+        <w:tc>
+          <w:tcPr>
+            <w:tcBorders>
+              <w:bottom w:val="none" w:sz="0" w:space="0" w:color="000000"/>
+              <w:top w:val="none" w:sz="0" w:space="0" w:color="000000"/>
+              <w:left w:val="none" w:sz="0" w:space="0" w:color="000000"/>
+              <w:right w:val="none" w:sz="0" w:space="0" w:color="000000"/>
+            </w:tcBorders>
+            <w:shd w:val="clear" w:color="auto" w:fill="FFFFFF"/>
+            <w:tcMar>
+              <w:top w:w="0" w:type="dxa"/>
+              <w:bottom w:w="0" w:type="dxa"/>
+              <w:left w:w="0" w:type="dxa"/>
+              <w:right w:w="0" w:type="dxa"/>
+            </w:tcMar>
+            <w:vAlign w:val="top"/>
+          </w:tcPr>
+          <w:p>
+            <w:pPr>
+              <w:pStyle w:val="Normal"/>
+              <w:jc w:val="center"/>
+              <w:pBdr>
+                <w:bottom w:val="none" w:sz="0" w:space="0" w:color="000000"/>
+                <w:top w:val="none" w:sz="0" w:space="0" w:color="000000"/>
+                <w:left w:val="none" w:sz="0" w:space="0" w:color="000000"/>
+                <w:right w:val="none" w:sz="0" w:space="0" w:color="000000"/>
+              </w:pBdr>
+              <w:spacing w:after="100" w:before="100" w:line="240"/>
+              <w:ind w:left="100" w:right="100" w:firstLine="0" w:firstLineChars="0"/>
+              <w:rPr>
+                <w:rFonts w:ascii="Helvetica" w:hAnsi="Helvetica" w:eastAsia="Helvetica" w:cs="Helvetica"/>
+                <w:i w:val="false"/>
+                <w:b w:val="false"/>
+                <w:u w:val="none"/>
+                <w:sz w:val="22"/>
+                <w:szCs w:val="22"/>
+                <w:color w:val="000000"/>
+              </w:rPr>
+            </w:pPr>
+            <w:r>
+              <w:rPr>
+                <w:rFonts w:ascii="Helvetica" w:hAnsi="Helvetica" w:eastAsia="Helvetica" w:cs="Helvetica"/>
+                <w:i w:val="false"/>
+                <w:b w:val="false"/>
+                <w:u w:val="none"/>
+                <w:sz w:val="22"/>
+                <w:szCs w:val="22"/>
+                <w:color w:val="000000"/>
+              </w:rPr>
+              <w:t xml:space="preserve">0.091</w:t>
             </w:r>
           </w:p>
         </w:tc>
@@ -4967,113 +4967,113 @@
                 <w:szCs w:val="22"/>
                 <w:color w:val="000000"/>
               </w:rPr>
-              <w:t xml:space="preserve">1.10</w:t>
-            </w:r>
-          </w:p>
-        </w:tc>
-        <w:tc>
-          <w:tcPr>
-            <w:tcBorders>
-              <w:bottom w:val="none" w:sz="0" w:space="0" w:color="000000"/>
-              <w:top w:val="none" w:sz="0" w:space="0" w:color="000000"/>
-              <w:left w:val="none" w:sz="0" w:space="0" w:color="000000"/>
-              <w:right w:val="none" w:sz="0" w:space="0" w:color="000000"/>
-            </w:tcBorders>
-            <w:shd w:val="clear" w:color="auto" w:fill="FFFFFF"/>
-            <w:tcMar>
-              <w:top w:w="0" w:type="dxa"/>
-              <w:bottom w:w="0" w:type="dxa"/>
-              <w:left w:w="0" w:type="dxa"/>
-              <w:right w:w="0" w:type="dxa"/>
-            </w:tcMar>
-            <w:vAlign w:val="top"/>
-          </w:tcPr>
-          <w:p>
-            <w:pPr>
-              <w:pStyle w:val="Normal"/>
-              <w:jc w:val="center"/>
-              <w:pBdr>
-                <w:bottom w:val="none" w:sz="0" w:space="0" w:color="000000"/>
-                <w:top w:val="none" w:sz="0" w:space="0" w:color="000000"/>
-                <w:left w:val="none" w:sz="0" w:space="0" w:color="000000"/>
-                <w:right w:val="none" w:sz="0" w:space="0" w:color="000000"/>
-              </w:pBdr>
-              <w:spacing w:after="100" w:before="100" w:line="240"/>
-              <w:ind w:left="100" w:right="100" w:firstLine="0" w:firstLineChars="0"/>
-              <w:rPr>
-                <w:rFonts w:ascii="Helvetica" w:hAnsi="Helvetica" w:eastAsia="Helvetica" w:cs="Helvetica"/>
-                <w:i w:val="false"/>
-                <w:b w:val="false"/>
-                <w:u w:val="none"/>
-                <w:sz w:val="22"/>
-                <w:szCs w:val="22"/>
-                <w:color w:val="000000"/>
-              </w:rPr>
-            </w:pPr>
-            <w:r>
-              <w:rPr>
-                <w:rFonts w:ascii="Helvetica" w:hAnsi="Helvetica" w:eastAsia="Helvetica" w:cs="Helvetica"/>
-                <w:i w:val="false"/>
-                <w:b w:val="false"/>
-                <w:u w:val="none"/>
-                <w:sz w:val="22"/>
-                <w:szCs w:val="22"/>
-                <w:color w:val="000000"/>
-              </w:rPr>
-              <w:t xml:space="preserve">0.40, 3.05</w:t>
-            </w:r>
-          </w:p>
-        </w:tc>
-        <w:tc>
-          <w:tcPr>
-            <w:tcBorders>
-              <w:bottom w:val="none" w:sz="0" w:space="0" w:color="000000"/>
-              <w:top w:val="none" w:sz="0" w:space="0" w:color="000000"/>
-              <w:left w:val="none" w:sz="0" w:space="0" w:color="000000"/>
-              <w:right w:val="none" w:sz="0" w:space="0" w:color="000000"/>
-            </w:tcBorders>
-            <w:shd w:val="clear" w:color="auto" w:fill="FFFFFF"/>
-            <w:tcMar>
-              <w:top w:w="0" w:type="dxa"/>
-              <w:bottom w:w="0" w:type="dxa"/>
-              <w:left w:w="0" w:type="dxa"/>
-              <w:right w:w="0" w:type="dxa"/>
-            </w:tcMar>
-            <w:vAlign w:val="top"/>
-          </w:tcPr>
-          <w:p>
-            <w:pPr>
-              <w:pStyle w:val="Normal"/>
-              <w:jc w:val="center"/>
-              <w:pBdr>
-                <w:bottom w:val="none" w:sz="0" w:space="0" w:color="000000"/>
-                <w:top w:val="none" w:sz="0" w:space="0" w:color="000000"/>
-                <w:left w:val="none" w:sz="0" w:space="0" w:color="000000"/>
-                <w:right w:val="none" w:sz="0" w:space="0" w:color="000000"/>
-              </w:pBdr>
-              <w:spacing w:after="100" w:before="100" w:line="240"/>
-              <w:ind w:left="100" w:right="100" w:firstLine="0" w:firstLineChars="0"/>
-              <w:rPr>
-                <w:rFonts w:ascii="Helvetica" w:hAnsi="Helvetica" w:eastAsia="Helvetica" w:cs="Helvetica"/>
-                <w:i w:val="false"/>
-                <w:b w:val="false"/>
-                <w:u w:val="none"/>
-                <w:sz w:val="22"/>
-                <w:szCs w:val="22"/>
-                <w:color w:val="000000"/>
-              </w:rPr>
-            </w:pPr>
-            <w:r>
-              <w:rPr>
-                <w:rFonts w:ascii="Helvetica" w:hAnsi="Helvetica" w:eastAsia="Helvetica" w:cs="Helvetica"/>
-                <w:i w:val="false"/>
-                <w:b w:val="false"/>
-                <w:u w:val="none"/>
-                <w:sz w:val="22"/>
-                <w:szCs w:val="22"/>
-                <w:color w:val="000000"/>
-              </w:rPr>
-              <w:t xml:space="preserve">0.850</w:t>
+              <w:t xml:space="preserve">1.14</w:t>
+            </w:r>
+          </w:p>
+        </w:tc>
+        <w:tc>
+          <w:tcPr>
+            <w:tcBorders>
+              <w:bottom w:val="none" w:sz="0" w:space="0" w:color="000000"/>
+              <w:top w:val="none" w:sz="0" w:space="0" w:color="000000"/>
+              <w:left w:val="none" w:sz="0" w:space="0" w:color="000000"/>
+              <w:right w:val="none" w:sz="0" w:space="0" w:color="000000"/>
+            </w:tcBorders>
+            <w:shd w:val="clear" w:color="auto" w:fill="FFFFFF"/>
+            <w:tcMar>
+              <w:top w:w="0" w:type="dxa"/>
+              <w:bottom w:w="0" w:type="dxa"/>
+              <w:left w:w="0" w:type="dxa"/>
+              <w:right w:w="0" w:type="dxa"/>
+            </w:tcMar>
+            <w:vAlign w:val="top"/>
+          </w:tcPr>
+          <w:p>
+            <w:pPr>
+              <w:pStyle w:val="Normal"/>
+              <w:jc w:val="center"/>
+              <w:pBdr>
+                <w:bottom w:val="none" w:sz="0" w:space="0" w:color="000000"/>
+                <w:top w:val="none" w:sz="0" w:space="0" w:color="000000"/>
+                <w:left w:val="none" w:sz="0" w:space="0" w:color="000000"/>
+                <w:right w:val="none" w:sz="0" w:space="0" w:color="000000"/>
+              </w:pBdr>
+              <w:spacing w:after="100" w:before="100" w:line="240"/>
+              <w:ind w:left="100" w:right="100" w:firstLine="0" w:firstLineChars="0"/>
+              <w:rPr>
+                <w:rFonts w:ascii="Helvetica" w:hAnsi="Helvetica" w:eastAsia="Helvetica" w:cs="Helvetica"/>
+                <w:i w:val="false"/>
+                <w:b w:val="false"/>
+                <w:u w:val="none"/>
+                <w:sz w:val="22"/>
+                <w:szCs w:val="22"/>
+                <w:color w:val="000000"/>
+              </w:rPr>
+            </w:pPr>
+            <w:r>
+              <w:rPr>
+                <w:rFonts w:ascii="Helvetica" w:hAnsi="Helvetica" w:eastAsia="Helvetica" w:cs="Helvetica"/>
+                <w:i w:val="false"/>
+                <w:b w:val="false"/>
+                <w:u w:val="none"/>
+                <w:sz w:val="22"/>
+                <w:szCs w:val="22"/>
+                <w:color w:val="000000"/>
+              </w:rPr>
+              <w:t xml:space="preserve">0.42, 3.09</w:t>
+            </w:r>
+          </w:p>
+        </w:tc>
+        <w:tc>
+          <w:tcPr>
+            <w:tcBorders>
+              <w:bottom w:val="none" w:sz="0" w:space="0" w:color="000000"/>
+              <w:top w:val="none" w:sz="0" w:space="0" w:color="000000"/>
+              <w:left w:val="none" w:sz="0" w:space="0" w:color="000000"/>
+              <w:right w:val="none" w:sz="0" w:space="0" w:color="000000"/>
+            </w:tcBorders>
+            <w:shd w:val="clear" w:color="auto" w:fill="FFFFFF"/>
+            <w:tcMar>
+              <w:top w:w="0" w:type="dxa"/>
+              <w:bottom w:w="0" w:type="dxa"/>
+              <w:left w:w="0" w:type="dxa"/>
+              <w:right w:w="0" w:type="dxa"/>
+            </w:tcMar>
+            <w:vAlign w:val="top"/>
+          </w:tcPr>
+          <w:p>
+            <w:pPr>
+              <w:pStyle w:val="Normal"/>
+              <w:jc w:val="center"/>
+              <w:pBdr>
+                <w:bottom w:val="none" w:sz="0" w:space="0" w:color="000000"/>
+                <w:top w:val="none" w:sz="0" w:space="0" w:color="000000"/>
+                <w:left w:val="none" w:sz="0" w:space="0" w:color="000000"/>
+                <w:right w:val="none" w:sz="0" w:space="0" w:color="000000"/>
+              </w:pBdr>
+              <w:spacing w:after="100" w:before="100" w:line="240"/>
+              <w:ind w:left="100" w:right="100" w:firstLine="0" w:firstLineChars="0"/>
+              <w:rPr>
+                <w:rFonts w:ascii="Helvetica" w:hAnsi="Helvetica" w:eastAsia="Helvetica" w:cs="Helvetica"/>
+                <w:i w:val="false"/>
+                <w:b w:val="false"/>
+                <w:u w:val="none"/>
+                <w:sz w:val="22"/>
+                <w:szCs w:val="22"/>
+                <w:color w:val="000000"/>
+              </w:rPr>
+            </w:pPr>
+            <w:r>
+              <w:rPr>
+                <w:rFonts w:ascii="Helvetica" w:hAnsi="Helvetica" w:eastAsia="Helvetica" w:cs="Helvetica"/>
+                <w:i w:val="false"/>
+                <w:b w:val="false"/>
+                <w:u w:val="none"/>
+                <w:sz w:val="22"/>
+                <w:szCs w:val="22"/>
+                <w:color w:val="000000"/>
+              </w:rPr>
+              <w:t xml:space="preserve">0.800</w:t>
             </w:r>
           </w:p>
         </w:tc>
@@ -5185,7 +5185,7 @@
                 <w:szCs w:val="22"/>
                 <w:color w:val="000000"/>
               </w:rPr>
-              <w:t xml:space="preserve">323</w:t>
+              <w:t xml:space="preserve">322</w:t>
             </w:r>
           </w:p>
         </w:tc>
@@ -5397,7 +5397,7 @@
                 <w:szCs w:val="22"/>
                 <w:color w:val="000000"/>
               </w:rPr>
-              <w:t xml:space="preserve">323</w:t>
+              <w:t xml:space="preserve">322</w:t>
             </w:r>
           </w:p>
         </w:tc>
@@ -6204,113 +6204,113 @@
                 <w:szCs w:val="22"/>
                 <w:color w:val="000000"/>
               </w:rPr>
-              <w:t xml:space="preserve">0.24</w:t>
-            </w:r>
-          </w:p>
-        </w:tc>
-        <w:tc>
-          <w:tcPr>
-            <w:tcBorders>
-              <w:bottom w:val="none" w:sz="0" w:space="0" w:color="000000"/>
-              <w:top w:val="none" w:sz="0" w:space="0" w:color="000000"/>
-              <w:left w:val="none" w:sz="0" w:space="0" w:color="000000"/>
-              <w:right w:val="none" w:sz="0" w:space="0" w:color="000000"/>
-            </w:tcBorders>
-            <w:shd w:val="clear" w:color="auto" w:fill="FFFFFF"/>
-            <w:tcMar>
-              <w:top w:w="0" w:type="dxa"/>
-              <w:bottom w:w="0" w:type="dxa"/>
-              <w:left w:w="0" w:type="dxa"/>
-              <w:right w:w="0" w:type="dxa"/>
-            </w:tcMar>
-            <w:vAlign w:val="top"/>
-          </w:tcPr>
-          <w:p>
-            <w:pPr>
-              <w:pStyle w:val="Normal"/>
-              <w:jc w:val="center"/>
-              <w:pBdr>
-                <w:bottom w:val="none" w:sz="0" w:space="0" w:color="000000"/>
-                <w:top w:val="none" w:sz="0" w:space="0" w:color="000000"/>
-                <w:left w:val="none" w:sz="0" w:space="0" w:color="000000"/>
-                <w:right w:val="none" w:sz="0" w:space="0" w:color="000000"/>
-              </w:pBdr>
-              <w:spacing w:after="100" w:before="100" w:line="240"/>
-              <w:ind w:left="100" w:right="100" w:firstLine="0" w:firstLineChars="0"/>
-              <w:rPr>
-                <w:rFonts w:ascii="Helvetica" w:hAnsi="Helvetica" w:eastAsia="Helvetica" w:cs="Helvetica"/>
-                <w:i w:val="false"/>
-                <w:b w:val="false"/>
-                <w:u w:val="none"/>
-                <w:sz w:val="22"/>
-                <w:szCs w:val="22"/>
-                <w:color w:val="000000"/>
-              </w:rPr>
-            </w:pPr>
-            <w:r>
-              <w:rPr>
-                <w:rFonts w:ascii="Helvetica" w:hAnsi="Helvetica" w:eastAsia="Helvetica" w:cs="Helvetica"/>
-                <w:i w:val="false"/>
-                <w:b w:val="false"/>
-                <w:u w:val="none"/>
-                <w:sz w:val="22"/>
-                <w:szCs w:val="22"/>
-                <w:color w:val="000000"/>
-              </w:rPr>
-              <w:t xml:space="preserve">0.05, 1.13</w:t>
-            </w:r>
-          </w:p>
-        </w:tc>
-        <w:tc>
-          <w:tcPr>
-            <w:tcBorders>
-              <w:bottom w:val="none" w:sz="0" w:space="0" w:color="000000"/>
-              <w:top w:val="none" w:sz="0" w:space="0" w:color="000000"/>
-              <w:left w:val="none" w:sz="0" w:space="0" w:color="000000"/>
-              <w:right w:val="none" w:sz="0" w:space="0" w:color="000000"/>
-            </w:tcBorders>
-            <w:shd w:val="clear" w:color="auto" w:fill="FFFFFF"/>
-            <w:tcMar>
-              <w:top w:w="0" w:type="dxa"/>
-              <w:bottom w:w="0" w:type="dxa"/>
-              <w:left w:w="0" w:type="dxa"/>
-              <w:right w:w="0" w:type="dxa"/>
-            </w:tcMar>
-            <w:vAlign w:val="top"/>
-          </w:tcPr>
-          <w:p>
-            <w:pPr>
-              <w:pStyle w:val="Normal"/>
-              <w:jc w:val="center"/>
-              <w:pBdr>
-                <w:bottom w:val="none" w:sz="0" w:space="0" w:color="000000"/>
-                <w:top w:val="none" w:sz="0" w:space="0" w:color="000000"/>
-                <w:left w:val="none" w:sz="0" w:space="0" w:color="000000"/>
-                <w:right w:val="none" w:sz="0" w:space="0" w:color="000000"/>
-              </w:pBdr>
-              <w:spacing w:after="100" w:before="100" w:line="240"/>
-              <w:ind w:left="100" w:right="100" w:firstLine="0" w:firstLineChars="0"/>
-              <w:rPr>
-                <w:rFonts w:ascii="Helvetica" w:hAnsi="Helvetica" w:eastAsia="Helvetica" w:cs="Helvetica"/>
-                <w:i w:val="false"/>
-                <w:b w:val="false"/>
-                <w:u w:val="none"/>
-                <w:sz w:val="22"/>
-                <w:szCs w:val="22"/>
-                <w:color w:val="000000"/>
-              </w:rPr>
-            </w:pPr>
-            <w:r>
-              <w:rPr>
-                <w:rFonts w:ascii="Helvetica" w:hAnsi="Helvetica" w:eastAsia="Helvetica" w:cs="Helvetica"/>
-                <w:i w:val="false"/>
-                <w:b w:val="false"/>
-                <w:u w:val="none"/>
-                <w:sz w:val="22"/>
-                <w:szCs w:val="22"/>
-                <w:color w:val="000000"/>
-              </w:rPr>
-              <w:t xml:space="preserve">0.070</w:t>
+              <w:t xml:space="preserve">0.23</w:t>
+            </w:r>
+          </w:p>
+        </w:tc>
+        <w:tc>
+          <w:tcPr>
+            <w:tcBorders>
+              <w:bottom w:val="none" w:sz="0" w:space="0" w:color="000000"/>
+              <w:top w:val="none" w:sz="0" w:space="0" w:color="000000"/>
+              <w:left w:val="none" w:sz="0" w:space="0" w:color="000000"/>
+              <w:right w:val="none" w:sz="0" w:space="0" w:color="000000"/>
+            </w:tcBorders>
+            <w:shd w:val="clear" w:color="auto" w:fill="FFFFFF"/>
+            <w:tcMar>
+              <w:top w:w="0" w:type="dxa"/>
+              <w:bottom w:w="0" w:type="dxa"/>
+              <w:left w:w="0" w:type="dxa"/>
+              <w:right w:w="0" w:type="dxa"/>
+            </w:tcMar>
+            <w:vAlign w:val="top"/>
+          </w:tcPr>
+          <w:p>
+            <w:pPr>
+              <w:pStyle w:val="Normal"/>
+              <w:jc w:val="center"/>
+              <w:pBdr>
+                <w:bottom w:val="none" w:sz="0" w:space="0" w:color="000000"/>
+                <w:top w:val="none" w:sz="0" w:space="0" w:color="000000"/>
+                <w:left w:val="none" w:sz="0" w:space="0" w:color="000000"/>
+                <w:right w:val="none" w:sz="0" w:space="0" w:color="000000"/>
+              </w:pBdr>
+              <w:spacing w:after="100" w:before="100" w:line="240"/>
+              <w:ind w:left="100" w:right="100" w:firstLine="0" w:firstLineChars="0"/>
+              <w:rPr>
+                <w:rFonts w:ascii="Helvetica" w:hAnsi="Helvetica" w:eastAsia="Helvetica" w:cs="Helvetica"/>
+                <w:i w:val="false"/>
+                <w:b w:val="false"/>
+                <w:u w:val="none"/>
+                <w:sz w:val="22"/>
+                <w:szCs w:val="22"/>
+                <w:color w:val="000000"/>
+              </w:rPr>
+            </w:pPr>
+            <w:r>
+              <w:rPr>
+                <w:rFonts w:ascii="Helvetica" w:hAnsi="Helvetica" w:eastAsia="Helvetica" w:cs="Helvetica"/>
+                <w:i w:val="false"/>
+                <w:b w:val="false"/>
+                <w:u w:val="none"/>
+                <w:sz w:val="22"/>
+                <w:szCs w:val="22"/>
+                <w:color w:val="000000"/>
+              </w:rPr>
+              <w:t xml:space="preserve">0.05, 1.10</w:t>
+            </w:r>
+          </w:p>
+        </w:tc>
+        <w:tc>
+          <w:tcPr>
+            <w:tcBorders>
+              <w:bottom w:val="none" w:sz="0" w:space="0" w:color="000000"/>
+              <w:top w:val="none" w:sz="0" w:space="0" w:color="000000"/>
+              <w:left w:val="none" w:sz="0" w:space="0" w:color="000000"/>
+              <w:right w:val="none" w:sz="0" w:space="0" w:color="000000"/>
+            </w:tcBorders>
+            <w:shd w:val="clear" w:color="auto" w:fill="FFFFFF"/>
+            <w:tcMar>
+              <w:top w:w="0" w:type="dxa"/>
+              <w:bottom w:w="0" w:type="dxa"/>
+              <w:left w:w="0" w:type="dxa"/>
+              <w:right w:w="0" w:type="dxa"/>
+            </w:tcMar>
+            <w:vAlign w:val="top"/>
+          </w:tcPr>
+          <w:p>
+            <w:pPr>
+              <w:pStyle w:val="Normal"/>
+              <w:jc w:val="center"/>
+              <w:pBdr>
+                <w:bottom w:val="none" w:sz="0" w:space="0" w:color="000000"/>
+                <w:top w:val="none" w:sz="0" w:space="0" w:color="000000"/>
+                <w:left w:val="none" w:sz="0" w:space="0" w:color="000000"/>
+                <w:right w:val="none" w:sz="0" w:space="0" w:color="000000"/>
+              </w:pBdr>
+              <w:spacing w:after="100" w:before="100" w:line="240"/>
+              <w:ind w:left="100" w:right="100" w:firstLine="0" w:firstLineChars="0"/>
+              <w:rPr>
+                <w:rFonts w:ascii="Helvetica" w:hAnsi="Helvetica" w:eastAsia="Helvetica" w:cs="Helvetica"/>
+                <w:i w:val="false"/>
+                <w:b w:val="false"/>
+                <w:u w:val="none"/>
+                <w:sz w:val="22"/>
+                <w:szCs w:val="22"/>
+                <w:color w:val="000000"/>
+              </w:rPr>
+            </w:pPr>
+            <w:r>
+              <w:rPr>
+                <w:rFonts w:ascii="Helvetica" w:hAnsi="Helvetica" w:eastAsia="Helvetica" w:cs="Helvetica"/>
+                <w:i w:val="false"/>
+                <w:b w:val="false"/>
+                <w:u w:val="none"/>
+                <w:sz w:val="22"/>
+                <w:szCs w:val="22"/>
+                <w:color w:val="000000"/>
+              </w:rPr>
+              <w:t xml:space="preserve">0.066</w:t>
             </w:r>
           </w:p>
         </w:tc>
@@ -6416,113 +6416,113 @@
                 <w:szCs w:val="22"/>
                 <w:color w:val="000000"/>
               </w:rPr>
-              <w:t xml:space="preserve">0.44</w:t>
-            </w:r>
-          </w:p>
-        </w:tc>
-        <w:tc>
-          <w:tcPr>
-            <w:tcBorders>
-              <w:bottom w:val="none" w:sz="0" w:space="0" w:color="000000"/>
-              <w:top w:val="none" w:sz="0" w:space="0" w:color="000000"/>
-              <w:left w:val="none" w:sz="0" w:space="0" w:color="000000"/>
-              <w:right w:val="none" w:sz="0" w:space="0" w:color="000000"/>
-            </w:tcBorders>
-            <w:shd w:val="clear" w:color="auto" w:fill="FFFFFF"/>
-            <w:tcMar>
-              <w:top w:w="0" w:type="dxa"/>
-              <w:bottom w:w="0" w:type="dxa"/>
-              <w:left w:w="0" w:type="dxa"/>
-              <w:right w:w="0" w:type="dxa"/>
-            </w:tcMar>
-            <w:vAlign w:val="top"/>
-          </w:tcPr>
-          <w:p>
-            <w:pPr>
-              <w:pStyle w:val="Normal"/>
-              <w:jc w:val="center"/>
-              <w:pBdr>
-                <w:bottom w:val="none" w:sz="0" w:space="0" w:color="000000"/>
-                <w:top w:val="none" w:sz="0" w:space="0" w:color="000000"/>
-                <w:left w:val="none" w:sz="0" w:space="0" w:color="000000"/>
-                <w:right w:val="none" w:sz="0" w:space="0" w:color="000000"/>
-              </w:pBdr>
-              <w:spacing w:after="100" w:before="100" w:line="240"/>
-              <w:ind w:left="100" w:right="100" w:firstLine="0" w:firstLineChars="0"/>
-              <w:rPr>
-                <w:rFonts w:ascii="Helvetica" w:hAnsi="Helvetica" w:eastAsia="Helvetica" w:cs="Helvetica"/>
-                <w:i w:val="false"/>
-                <w:b w:val="false"/>
-                <w:u w:val="none"/>
-                <w:sz w:val="22"/>
-                <w:szCs w:val="22"/>
-                <w:color w:val="000000"/>
-              </w:rPr>
-            </w:pPr>
-            <w:r>
-              <w:rPr>
-                <w:rFonts w:ascii="Helvetica" w:hAnsi="Helvetica" w:eastAsia="Helvetica" w:cs="Helvetica"/>
-                <w:i w:val="false"/>
-                <w:b w:val="false"/>
-                <w:u w:val="none"/>
-                <w:sz w:val="22"/>
-                <w:szCs w:val="22"/>
-                <w:color w:val="000000"/>
-              </w:rPr>
-              <w:t xml:space="preserve">0.05, 3.98</w:t>
-            </w:r>
-          </w:p>
-        </w:tc>
-        <w:tc>
-          <w:tcPr>
-            <w:tcBorders>
-              <w:bottom w:val="none" w:sz="0" w:space="0" w:color="000000"/>
-              <w:top w:val="none" w:sz="0" w:space="0" w:color="000000"/>
-              <w:left w:val="none" w:sz="0" w:space="0" w:color="000000"/>
-              <w:right w:val="none" w:sz="0" w:space="0" w:color="000000"/>
-            </w:tcBorders>
-            <w:shd w:val="clear" w:color="auto" w:fill="FFFFFF"/>
-            <w:tcMar>
-              <w:top w:w="0" w:type="dxa"/>
-              <w:bottom w:w="0" w:type="dxa"/>
-              <w:left w:w="0" w:type="dxa"/>
-              <w:right w:w="0" w:type="dxa"/>
-            </w:tcMar>
-            <w:vAlign w:val="top"/>
-          </w:tcPr>
-          <w:p>
-            <w:pPr>
-              <w:pStyle w:val="Normal"/>
-              <w:jc w:val="center"/>
-              <w:pBdr>
-                <w:bottom w:val="none" w:sz="0" w:space="0" w:color="000000"/>
-                <w:top w:val="none" w:sz="0" w:space="0" w:color="000000"/>
-                <w:left w:val="none" w:sz="0" w:space="0" w:color="000000"/>
-                <w:right w:val="none" w:sz="0" w:space="0" w:color="000000"/>
-              </w:pBdr>
-              <w:spacing w:after="100" w:before="100" w:line="240"/>
-              <w:ind w:left="100" w:right="100" w:firstLine="0" w:firstLineChars="0"/>
-              <w:rPr>
-                <w:rFonts w:ascii="Helvetica" w:hAnsi="Helvetica" w:eastAsia="Helvetica" w:cs="Helvetica"/>
-                <w:i w:val="false"/>
-                <w:b w:val="false"/>
-                <w:u w:val="none"/>
-                <w:sz w:val="22"/>
-                <w:szCs w:val="22"/>
-                <w:color w:val="000000"/>
-              </w:rPr>
-            </w:pPr>
-            <w:r>
-              <w:rPr>
-                <w:rFonts w:ascii="Helvetica" w:hAnsi="Helvetica" w:eastAsia="Helvetica" w:cs="Helvetica"/>
-                <w:i w:val="false"/>
-                <w:b w:val="false"/>
-                <w:u w:val="none"/>
-                <w:sz w:val="22"/>
-                <w:szCs w:val="22"/>
-                <w:color w:val="000000"/>
-              </w:rPr>
-              <w:t xml:space="preserve">0.460</w:t>
+              <w:t xml:space="preserve">0.40</w:t>
+            </w:r>
+          </w:p>
+        </w:tc>
+        <w:tc>
+          <w:tcPr>
+            <w:tcBorders>
+              <w:bottom w:val="none" w:sz="0" w:space="0" w:color="000000"/>
+              <w:top w:val="none" w:sz="0" w:space="0" w:color="000000"/>
+              <w:left w:val="none" w:sz="0" w:space="0" w:color="000000"/>
+              <w:right w:val="none" w:sz="0" w:space="0" w:color="000000"/>
+            </w:tcBorders>
+            <w:shd w:val="clear" w:color="auto" w:fill="FFFFFF"/>
+            <w:tcMar>
+              <w:top w:w="0" w:type="dxa"/>
+              <w:bottom w:w="0" w:type="dxa"/>
+              <w:left w:w="0" w:type="dxa"/>
+              <w:right w:w="0" w:type="dxa"/>
+            </w:tcMar>
+            <w:vAlign w:val="top"/>
+          </w:tcPr>
+          <w:p>
+            <w:pPr>
+              <w:pStyle w:val="Normal"/>
+              <w:jc w:val="center"/>
+              <w:pBdr>
+                <w:bottom w:val="none" w:sz="0" w:space="0" w:color="000000"/>
+                <w:top w:val="none" w:sz="0" w:space="0" w:color="000000"/>
+                <w:left w:val="none" w:sz="0" w:space="0" w:color="000000"/>
+                <w:right w:val="none" w:sz="0" w:space="0" w:color="000000"/>
+              </w:pBdr>
+              <w:spacing w:after="100" w:before="100" w:line="240"/>
+              <w:ind w:left="100" w:right="100" w:firstLine="0" w:firstLineChars="0"/>
+              <w:rPr>
+                <w:rFonts w:ascii="Helvetica" w:hAnsi="Helvetica" w:eastAsia="Helvetica" w:cs="Helvetica"/>
+                <w:i w:val="false"/>
+                <w:b w:val="false"/>
+                <w:u w:val="none"/>
+                <w:sz w:val="22"/>
+                <w:szCs w:val="22"/>
+                <w:color w:val="000000"/>
+              </w:rPr>
+            </w:pPr>
+            <w:r>
+              <w:rPr>
+                <w:rFonts w:ascii="Helvetica" w:hAnsi="Helvetica" w:eastAsia="Helvetica" w:cs="Helvetica"/>
+                <w:i w:val="false"/>
+                <w:b w:val="false"/>
+                <w:u w:val="none"/>
+                <w:sz w:val="22"/>
+                <w:szCs w:val="22"/>
+                <w:color w:val="000000"/>
+              </w:rPr>
+              <w:t xml:space="preserve">0.05, 3.58</w:t>
+            </w:r>
+          </w:p>
+        </w:tc>
+        <w:tc>
+          <w:tcPr>
+            <w:tcBorders>
+              <w:bottom w:val="none" w:sz="0" w:space="0" w:color="000000"/>
+              <w:top w:val="none" w:sz="0" w:space="0" w:color="000000"/>
+              <w:left w:val="none" w:sz="0" w:space="0" w:color="000000"/>
+              <w:right w:val="none" w:sz="0" w:space="0" w:color="000000"/>
+            </w:tcBorders>
+            <w:shd w:val="clear" w:color="auto" w:fill="FFFFFF"/>
+            <w:tcMar>
+              <w:top w:w="0" w:type="dxa"/>
+              <w:bottom w:w="0" w:type="dxa"/>
+              <w:left w:w="0" w:type="dxa"/>
+              <w:right w:w="0" w:type="dxa"/>
+            </w:tcMar>
+            <w:vAlign w:val="top"/>
+          </w:tcPr>
+          <w:p>
+            <w:pPr>
+              <w:pStyle w:val="Normal"/>
+              <w:jc w:val="center"/>
+              <w:pBdr>
+                <w:bottom w:val="none" w:sz="0" w:space="0" w:color="000000"/>
+                <w:top w:val="none" w:sz="0" w:space="0" w:color="000000"/>
+                <w:left w:val="none" w:sz="0" w:space="0" w:color="000000"/>
+                <w:right w:val="none" w:sz="0" w:space="0" w:color="000000"/>
+              </w:pBdr>
+              <w:spacing w:after="100" w:before="100" w:line="240"/>
+              <w:ind w:left="100" w:right="100" w:firstLine="0" w:firstLineChars="0"/>
+              <w:rPr>
+                <w:rFonts w:ascii="Helvetica" w:hAnsi="Helvetica" w:eastAsia="Helvetica" w:cs="Helvetica"/>
+                <w:i w:val="false"/>
+                <w:b w:val="false"/>
+                <w:u w:val="none"/>
+                <w:sz w:val="22"/>
+                <w:szCs w:val="22"/>
+                <w:color w:val="000000"/>
+              </w:rPr>
+            </w:pPr>
+            <w:r>
+              <w:rPr>
+                <w:rFonts w:ascii="Helvetica" w:hAnsi="Helvetica" w:eastAsia="Helvetica" w:cs="Helvetica"/>
+                <w:i w:val="false"/>
+                <w:b w:val="false"/>
+                <w:u w:val="none"/>
+                <w:sz w:val="22"/>
+                <w:szCs w:val="22"/>
+                <w:color w:val="000000"/>
+              </w:rPr>
+              <w:t xml:space="preserve">0.410</w:t>
             </w:r>
           </w:p>
         </w:tc>
@@ -6687,113 +6687,113 @@
                 <w:szCs w:val="22"/>
                 <w:color w:val="000000"/>
               </w:rPr>
-              <w:t xml:space="preserve">0.64</w:t>
-            </w:r>
-          </w:p>
-        </w:tc>
-        <w:tc>
-          <w:tcPr>
-            <w:tcBorders>
-              <w:bottom w:val="none" w:sz="0" w:space="0" w:color="000000"/>
-              <w:top w:val="none" w:sz="0" w:space="0" w:color="000000"/>
-              <w:left w:val="none" w:sz="0" w:space="0" w:color="000000"/>
-              <w:right w:val="none" w:sz="0" w:space="0" w:color="000000"/>
-            </w:tcBorders>
-            <w:shd w:val="clear" w:color="auto" w:fill="FFFFFF"/>
-            <w:tcMar>
-              <w:top w:w="0" w:type="dxa"/>
-              <w:bottom w:w="0" w:type="dxa"/>
-              <w:left w:w="0" w:type="dxa"/>
-              <w:right w:w="0" w:type="dxa"/>
-            </w:tcMar>
-            <w:vAlign w:val="top"/>
-          </w:tcPr>
-          <w:p>
-            <w:pPr>
-              <w:pStyle w:val="Normal"/>
-              <w:jc w:val="center"/>
-              <w:pBdr>
-                <w:bottom w:val="none" w:sz="0" w:space="0" w:color="000000"/>
-                <w:top w:val="none" w:sz="0" w:space="0" w:color="000000"/>
-                <w:left w:val="none" w:sz="0" w:space="0" w:color="000000"/>
-                <w:right w:val="none" w:sz="0" w:space="0" w:color="000000"/>
-              </w:pBdr>
-              <w:spacing w:after="100" w:before="100" w:line="240"/>
-              <w:ind w:left="100" w:right="100" w:firstLine="0" w:firstLineChars="0"/>
-              <w:rPr>
-                <w:rFonts w:ascii="Helvetica" w:hAnsi="Helvetica" w:eastAsia="Helvetica" w:cs="Helvetica"/>
-                <w:i w:val="false"/>
-                <w:b w:val="false"/>
-                <w:u w:val="none"/>
-                <w:sz w:val="22"/>
-                <w:szCs w:val="22"/>
-                <w:color w:val="000000"/>
-              </w:rPr>
-            </w:pPr>
-            <w:r>
-              <w:rPr>
-                <w:rFonts w:ascii="Helvetica" w:hAnsi="Helvetica" w:eastAsia="Helvetica" w:cs="Helvetica"/>
-                <w:i w:val="false"/>
-                <w:b w:val="false"/>
-                <w:u w:val="none"/>
-                <w:sz w:val="22"/>
-                <w:szCs w:val="22"/>
-                <w:color w:val="000000"/>
-              </w:rPr>
-              <w:t xml:space="preserve">0.18, 2.34</w:t>
-            </w:r>
-          </w:p>
-        </w:tc>
-        <w:tc>
-          <w:tcPr>
-            <w:tcBorders>
-              <w:bottom w:val="none" w:sz="0" w:space="0" w:color="000000"/>
-              <w:top w:val="none" w:sz="0" w:space="0" w:color="000000"/>
-              <w:left w:val="none" w:sz="0" w:space="0" w:color="000000"/>
-              <w:right w:val="none" w:sz="0" w:space="0" w:color="000000"/>
-            </w:tcBorders>
-            <w:shd w:val="clear" w:color="auto" w:fill="FFFFFF"/>
-            <w:tcMar>
-              <w:top w:w="0" w:type="dxa"/>
-              <w:bottom w:w="0" w:type="dxa"/>
-              <w:left w:w="0" w:type="dxa"/>
-              <w:right w:w="0" w:type="dxa"/>
-            </w:tcMar>
-            <w:vAlign w:val="top"/>
-          </w:tcPr>
-          <w:p>
-            <w:pPr>
-              <w:pStyle w:val="Normal"/>
-              <w:jc w:val="center"/>
-              <w:pBdr>
-                <w:bottom w:val="none" w:sz="0" w:space="0" w:color="000000"/>
-                <w:top w:val="none" w:sz="0" w:space="0" w:color="000000"/>
-                <w:left w:val="none" w:sz="0" w:space="0" w:color="000000"/>
-                <w:right w:val="none" w:sz="0" w:space="0" w:color="000000"/>
-              </w:pBdr>
-              <w:spacing w:after="100" w:before="100" w:line="240"/>
-              <w:ind w:left="100" w:right="100" w:firstLine="0" w:firstLineChars="0"/>
-              <w:rPr>
-                <w:rFonts w:ascii="Helvetica" w:hAnsi="Helvetica" w:eastAsia="Helvetica" w:cs="Helvetica"/>
-                <w:i w:val="false"/>
-                <w:b w:val="false"/>
-                <w:u w:val="none"/>
-                <w:sz w:val="22"/>
-                <w:szCs w:val="22"/>
-                <w:color w:val="000000"/>
-              </w:rPr>
-            </w:pPr>
-            <w:r>
-              <w:rPr>
-                <w:rFonts w:ascii="Helvetica" w:hAnsi="Helvetica" w:eastAsia="Helvetica" w:cs="Helvetica"/>
-                <w:i w:val="false"/>
-                <w:b w:val="false"/>
-                <w:u w:val="none"/>
-                <w:sz w:val="22"/>
-                <w:szCs w:val="22"/>
-                <w:color w:val="000000"/>
-              </w:rPr>
-              <w:t xml:space="preserve">0.500</w:t>
+              <w:t xml:space="preserve">0.63</w:t>
+            </w:r>
+          </w:p>
+        </w:tc>
+        <w:tc>
+          <w:tcPr>
+            <w:tcBorders>
+              <w:bottom w:val="none" w:sz="0" w:space="0" w:color="000000"/>
+              <w:top w:val="none" w:sz="0" w:space="0" w:color="000000"/>
+              <w:left w:val="none" w:sz="0" w:space="0" w:color="000000"/>
+              <w:right w:val="none" w:sz="0" w:space="0" w:color="000000"/>
+            </w:tcBorders>
+            <w:shd w:val="clear" w:color="auto" w:fill="FFFFFF"/>
+            <w:tcMar>
+              <w:top w:w="0" w:type="dxa"/>
+              <w:bottom w:w="0" w:type="dxa"/>
+              <w:left w:w="0" w:type="dxa"/>
+              <w:right w:w="0" w:type="dxa"/>
+            </w:tcMar>
+            <w:vAlign w:val="top"/>
+          </w:tcPr>
+          <w:p>
+            <w:pPr>
+              <w:pStyle w:val="Normal"/>
+              <w:jc w:val="center"/>
+              <w:pBdr>
+                <w:bottom w:val="none" w:sz="0" w:space="0" w:color="000000"/>
+                <w:top w:val="none" w:sz="0" w:space="0" w:color="000000"/>
+                <w:left w:val="none" w:sz="0" w:space="0" w:color="000000"/>
+                <w:right w:val="none" w:sz="0" w:space="0" w:color="000000"/>
+              </w:pBdr>
+              <w:spacing w:after="100" w:before="100" w:line="240"/>
+              <w:ind w:left="100" w:right="100" w:firstLine="0" w:firstLineChars="0"/>
+              <w:rPr>
+                <w:rFonts w:ascii="Helvetica" w:hAnsi="Helvetica" w:eastAsia="Helvetica" w:cs="Helvetica"/>
+                <w:i w:val="false"/>
+                <w:b w:val="false"/>
+                <w:u w:val="none"/>
+                <w:sz w:val="22"/>
+                <w:szCs w:val="22"/>
+                <w:color w:val="000000"/>
+              </w:rPr>
+            </w:pPr>
+            <w:r>
+              <w:rPr>
+                <w:rFonts w:ascii="Helvetica" w:hAnsi="Helvetica" w:eastAsia="Helvetica" w:cs="Helvetica"/>
+                <w:i w:val="false"/>
+                <w:b w:val="false"/>
+                <w:u w:val="none"/>
+                <w:sz w:val="22"/>
+                <w:szCs w:val="22"/>
+                <w:color w:val="000000"/>
+              </w:rPr>
+              <w:t xml:space="preserve">0.17, 2.29</w:t>
+            </w:r>
+          </w:p>
+        </w:tc>
+        <w:tc>
+          <w:tcPr>
+            <w:tcBorders>
+              <w:bottom w:val="none" w:sz="0" w:space="0" w:color="000000"/>
+              <w:top w:val="none" w:sz="0" w:space="0" w:color="000000"/>
+              <w:left w:val="none" w:sz="0" w:space="0" w:color="000000"/>
+              <w:right w:val="none" w:sz="0" w:space="0" w:color="000000"/>
+            </w:tcBorders>
+            <w:shd w:val="clear" w:color="auto" w:fill="FFFFFF"/>
+            <w:tcMar>
+              <w:top w:w="0" w:type="dxa"/>
+              <w:bottom w:w="0" w:type="dxa"/>
+              <w:left w:w="0" w:type="dxa"/>
+              <w:right w:w="0" w:type="dxa"/>
+            </w:tcMar>
+            <w:vAlign w:val="top"/>
+          </w:tcPr>
+          <w:p>
+            <w:pPr>
+              <w:pStyle w:val="Normal"/>
+              <w:jc w:val="center"/>
+              <w:pBdr>
+                <w:bottom w:val="none" w:sz="0" w:space="0" w:color="000000"/>
+                <w:top w:val="none" w:sz="0" w:space="0" w:color="000000"/>
+                <w:left w:val="none" w:sz="0" w:space="0" w:color="000000"/>
+                <w:right w:val="none" w:sz="0" w:space="0" w:color="000000"/>
+              </w:pBdr>
+              <w:spacing w:after="100" w:before="100" w:line="240"/>
+              <w:ind w:left="100" w:right="100" w:firstLine="0" w:firstLineChars="0"/>
+              <w:rPr>
+                <w:rFonts w:ascii="Helvetica" w:hAnsi="Helvetica" w:eastAsia="Helvetica" w:cs="Helvetica"/>
+                <w:i w:val="false"/>
+                <w:b w:val="false"/>
+                <w:u w:val="none"/>
+                <w:sz w:val="22"/>
+                <w:szCs w:val="22"/>
+                <w:color w:val="000000"/>
+              </w:rPr>
+            </w:pPr>
+            <w:r>
+              <w:rPr>
+                <w:rFonts w:ascii="Helvetica" w:hAnsi="Helvetica" w:eastAsia="Helvetica" w:cs="Helvetica"/>
+                <w:i w:val="false"/>
+                <w:b w:val="false"/>
+                <w:u w:val="none"/>
+                <w:sz w:val="22"/>
+                <w:szCs w:val="22"/>
+                <w:color w:val="000000"/>
+              </w:rPr>
+              <w:t xml:space="preserve">0.480</w:t>
             </w:r>
           </w:p>
         </w:tc>
@@ -6899,113 +6899,113 @@
                 <w:szCs w:val="22"/>
                 <w:color w:val="000000"/>
               </w:rPr>
-              <w:t xml:space="preserve">0.80</w:t>
-            </w:r>
-          </w:p>
-        </w:tc>
-        <w:tc>
-          <w:tcPr>
-            <w:tcBorders>
-              <w:bottom w:val="none" w:sz="0" w:space="0" w:color="000000"/>
-              <w:top w:val="none" w:sz="0" w:space="0" w:color="000000"/>
-              <w:left w:val="none" w:sz="0" w:space="0" w:color="000000"/>
-              <w:right w:val="none" w:sz="0" w:space="0" w:color="000000"/>
-            </w:tcBorders>
-            <w:shd w:val="clear" w:color="auto" w:fill="FFFFFF"/>
-            <w:tcMar>
-              <w:top w:w="0" w:type="dxa"/>
-              <w:bottom w:w="0" w:type="dxa"/>
-              <w:left w:w="0" w:type="dxa"/>
-              <w:right w:w="0" w:type="dxa"/>
-            </w:tcMar>
-            <w:vAlign w:val="top"/>
-          </w:tcPr>
-          <w:p>
-            <w:pPr>
-              <w:pStyle w:val="Normal"/>
-              <w:jc w:val="center"/>
-              <w:pBdr>
-                <w:bottom w:val="none" w:sz="0" w:space="0" w:color="000000"/>
-                <w:top w:val="none" w:sz="0" w:space="0" w:color="000000"/>
-                <w:left w:val="none" w:sz="0" w:space="0" w:color="000000"/>
-                <w:right w:val="none" w:sz="0" w:space="0" w:color="000000"/>
-              </w:pBdr>
-              <w:spacing w:after="100" w:before="100" w:line="240"/>
-              <w:ind w:left="100" w:right="100" w:firstLine="0" w:firstLineChars="0"/>
-              <w:rPr>
-                <w:rFonts w:ascii="Helvetica" w:hAnsi="Helvetica" w:eastAsia="Helvetica" w:cs="Helvetica"/>
-                <w:i w:val="false"/>
-                <w:b w:val="false"/>
-                <w:u w:val="none"/>
-                <w:sz w:val="22"/>
-                <w:szCs w:val="22"/>
-                <w:color w:val="000000"/>
-              </w:rPr>
-            </w:pPr>
-            <w:r>
-              <w:rPr>
-                <w:rFonts w:ascii="Helvetica" w:hAnsi="Helvetica" w:eastAsia="Helvetica" w:cs="Helvetica"/>
-                <w:i w:val="false"/>
-                <w:b w:val="false"/>
-                <w:u w:val="none"/>
-                <w:sz w:val="22"/>
-                <w:szCs w:val="22"/>
-                <w:color w:val="000000"/>
-              </w:rPr>
-              <w:t xml:space="preserve">0.10, 6.29</w:t>
-            </w:r>
-          </w:p>
-        </w:tc>
-        <w:tc>
-          <w:tcPr>
-            <w:tcBorders>
-              <w:bottom w:val="none" w:sz="0" w:space="0" w:color="000000"/>
-              <w:top w:val="none" w:sz="0" w:space="0" w:color="000000"/>
-              <w:left w:val="none" w:sz="0" w:space="0" w:color="000000"/>
-              <w:right w:val="none" w:sz="0" w:space="0" w:color="000000"/>
-            </w:tcBorders>
-            <w:shd w:val="clear" w:color="auto" w:fill="FFFFFF"/>
-            <w:tcMar>
-              <w:top w:w="0" w:type="dxa"/>
-              <w:bottom w:w="0" w:type="dxa"/>
-              <w:left w:w="0" w:type="dxa"/>
-              <w:right w:w="0" w:type="dxa"/>
-            </w:tcMar>
-            <w:vAlign w:val="top"/>
-          </w:tcPr>
-          <w:p>
-            <w:pPr>
-              <w:pStyle w:val="Normal"/>
-              <w:jc w:val="center"/>
-              <w:pBdr>
-                <w:bottom w:val="none" w:sz="0" w:space="0" w:color="000000"/>
-                <w:top w:val="none" w:sz="0" w:space="0" w:color="000000"/>
-                <w:left w:val="none" w:sz="0" w:space="0" w:color="000000"/>
-                <w:right w:val="none" w:sz="0" w:space="0" w:color="000000"/>
-              </w:pBdr>
-              <w:spacing w:after="100" w:before="100" w:line="240"/>
-              <w:ind w:left="100" w:right="100" w:firstLine="0" w:firstLineChars="0"/>
-              <w:rPr>
-                <w:rFonts w:ascii="Helvetica" w:hAnsi="Helvetica" w:eastAsia="Helvetica" w:cs="Helvetica"/>
-                <w:i w:val="false"/>
-                <w:b w:val="false"/>
-                <w:u w:val="none"/>
-                <w:sz w:val="22"/>
-                <w:szCs w:val="22"/>
-                <w:color w:val="000000"/>
-              </w:rPr>
-            </w:pPr>
-            <w:r>
-              <w:rPr>
-                <w:rFonts w:ascii="Helvetica" w:hAnsi="Helvetica" w:eastAsia="Helvetica" w:cs="Helvetica"/>
-                <w:i w:val="false"/>
-                <w:b w:val="false"/>
-                <w:u w:val="none"/>
-                <w:sz w:val="22"/>
-                <w:szCs w:val="22"/>
-                <w:color w:val="000000"/>
-              </w:rPr>
-              <w:t xml:space="preserve">0.830</w:t>
+              <w:t xml:space="preserve">0.76</w:t>
+            </w:r>
+          </w:p>
+        </w:tc>
+        <w:tc>
+          <w:tcPr>
+            <w:tcBorders>
+              <w:bottom w:val="none" w:sz="0" w:space="0" w:color="000000"/>
+              <w:top w:val="none" w:sz="0" w:space="0" w:color="000000"/>
+              <w:left w:val="none" w:sz="0" w:space="0" w:color="000000"/>
+              <w:right w:val="none" w:sz="0" w:space="0" w:color="000000"/>
+            </w:tcBorders>
+            <w:shd w:val="clear" w:color="auto" w:fill="FFFFFF"/>
+            <w:tcMar>
+              <w:top w:w="0" w:type="dxa"/>
+              <w:bottom w:w="0" w:type="dxa"/>
+              <w:left w:w="0" w:type="dxa"/>
+              <w:right w:w="0" w:type="dxa"/>
+            </w:tcMar>
+            <w:vAlign w:val="top"/>
+          </w:tcPr>
+          <w:p>
+            <w:pPr>
+              <w:pStyle w:val="Normal"/>
+              <w:jc w:val="center"/>
+              <w:pBdr>
+                <w:bottom w:val="none" w:sz="0" w:space="0" w:color="000000"/>
+                <w:top w:val="none" w:sz="0" w:space="0" w:color="000000"/>
+                <w:left w:val="none" w:sz="0" w:space="0" w:color="000000"/>
+                <w:right w:val="none" w:sz="0" w:space="0" w:color="000000"/>
+              </w:pBdr>
+              <w:spacing w:after="100" w:before="100" w:line="240"/>
+              <w:ind w:left="100" w:right="100" w:firstLine="0" w:firstLineChars="0"/>
+              <w:rPr>
+                <w:rFonts w:ascii="Helvetica" w:hAnsi="Helvetica" w:eastAsia="Helvetica" w:cs="Helvetica"/>
+                <w:i w:val="false"/>
+                <w:b w:val="false"/>
+                <w:u w:val="none"/>
+                <w:sz w:val="22"/>
+                <w:szCs w:val="22"/>
+                <w:color w:val="000000"/>
+              </w:rPr>
+            </w:pPr>
+            <w:r>
+              <w:rPr>
+                <w:rFonts w:ascii="Helvetica" w:hAnsi="Helvetica" w:eastAsia="Helvetica" w:cs="Helvetica"/>
+                <w:i w:val="false"/>
+                <w:b w:val="false"/>
+                <w:u w:val="none"/>
+                <w:sz w:val="22"/>
+                <w:szCs w:val="22"/>
+                <w:color w:val="000000"/>
+              </w:rPr>
+              <w:t xml:space="preserve">0.10, 5.96</w:t>
+            </w:r>
+          </w:p>
+        </w:tc>
+        <w:tc>
+          <w:tcPr>
+            <w:tcBorders>
+              <w:bottom w:val="none" w:sz="0" w:space="0" w:color="000000"/>
+              <w:top w:val="none" w:sz="0" w:space="0" w:color="000000"/>
+              <w:left w:val="none" w:sz="0" w:space="0" w:color="000000"/>
+              <w:right w:val="none" w:sz="0" w:space="0" w:color="000000"/>
+            </w:tcBorders>
+            <w:shd w:val="clear" w:color="auto" w:fill="FFFFFF"/>
+            <w:tcMar>
+              <w:top w:w="0" w:type="dxa"/>
+              <w:bottom w:w="0" w:type="dxa"/>
+              <w:left w:w="0" w:type="dxa"/>
+              <w:right w:w="0" w:type="dxa"/>
+            </w:tcMar>
+            <w:vAlign w:val="top"/>
+          </w:tcPr>
+          <w:p>
+            <w:pPr>
+              <w:pStyle w:val="Normal"/>
+              <w:jc w:val="center"/>
+              <w:pBdr>
+                <w:bottom w:val="none" w:sz="0" w:space="0" w:color="000000"/>
+                <w:top w:val="none" w:sz="0" w:space="0" w:color="000000"/>
+                <w:left w:val="none" w:sz="0" w:space="0" w:color="000000"/>
+                <w:right w:val="none" w:sz="0" w:space="0" w:color="000000"/>
+              </w:pBdr>
+              <w:spacing w:after="100" w:before="100" w:line="240"/>
+              <w:ind w:left="100" w:right="100" w:firstLine="0" w:firstLineChars="0"/>
+              <w:rPr>
+                <w:rFonts w:ascii="Helvetica" w:hAnsi="Helvetica" w:eastAsia="Helvetica" w:cs="Helvetica"/>
+                <w:i w:val="false"/>
+                <w:b w:val="false"/>
+                <w:u w:val="none"/>
+                <w:sz w:val="22"/>
+                <w:szCs w:val="22"/>
+                <w:color w:val="000000"/>
+              </w:rPr>
+            </w:pPr>
+            <w:r>
+              <w:rPr>
+                <w:rFonts w:ascii="Helvetica" w:hAnsi="Helvetica" w:eastAsia="Helvetica" w:cs="Helvetica"/>
+                <w:i w:val="false"/>
+                <w:b w:val="false"/>
+                <w:u w:val="none"/>
+                <w:sz w:val="22"/>
+                <w:szCs w:val="22"/>
+                <w:color w:val="000000"/>
+              </w:rPr>
+              <w:t xml:space="preserve">0.790</w:t>
             </w:r>
           </w:p>
         </w:tc>
@@ -7170,113 +7170,113 @@
                 <w:szCs w:val="22"/>
                 <w:color w:val="000000"/>
               </w:rPr>
-              <w:t xml:space="preserve">0.73</w:t>
-            </w:r>
-          </w:p>
-        </w:tc>
-        <w:tc>
-          <w:tcPr>
-            <w:tcBorders>
-              <w:bottom w:val="none" w:sz="0" w:space="0" w:color="000000"/>
-              <w:top w:val="none" w:sz="0" w:space="0" w:color="000000"/>
-              <w:left w:val="none" w:sz="0" w:space="0" w:color="000000"/>
-              <w:right w:val="none" w:sz="0" w:space="0" w:color="000000"/>
-            </w:tcBorders>
-            <w:shd w:val="clear" w:color="auto" w:fill="FFFFFF"/>
-            <w:tcMar>
-              <w:top w:w="0" w:type="dxa"/>
-              <w:bottom w:w="0" w:type="dxa"/>
-              <w:left w:w="0" w:type="dxa"/>
-              <w:right w:w="0" w:type="dxa"/>
-            </w:tcMar>
-            <w:vAlign w:val="top"/>
-          </w:tcPr>
-          <w:p>
-            <w:pPr>
-              <w:pStyle w:val="Normal"/>
-              <w:jc w:val="center"/>
-              <w:pBdr>
-                <w:bottom w:val="none" w:sz="0" w:space="0" w:color="000000"/>
-                <w:top w:val="none" w:sz="0" w:space="0" w:color="000000"/>
-                <w:left w:val="none" w:sz="0" w:space="0" w:color="000000"/>
-                <w:right w:val="none" w:sz="0" w:space="0" w:color="000000"/>
-              </w:pBdr>
-              <w:spacing w:after="100" w:before="100" w:line="240"/>
-              <w:ind w:left="100" w:right="100" w:firstLine="0" w:firstLineChars="0"/>
-              <w:rPr>
-                <w:rFonts w:ascii="Helvetica" w:hAnsi="Helvetica" w:eastAsia="Helvetica" w:cs="Helvetica"/>
-                <w:i w:val="false"/>
-                <w:b w:val="false"/>
-                <w:u w:val="none"/>
-                <w:sz w:val="22"/>
-                <w:szCs w:val="22"/>
-                <w:color w:val="000000"/>
-              </w:rPr>
-            </w:pPr>
-            <w:r>
-              <w:rPr>
-                <w:rFonts w:ascii="Helvetica" w:hAnsi="Helvetica" w:eastAsia="Helvetica" w:cs="Helvetica"/>
-                <w:i w:val="false"/>
-                <w:b w:val="false"/>
-                <w:u w:val="none"/>
-                <w:sz w:val="22"/>
-                <w:szCs w:val="22"/>
-                <w:color w:val="000000"/>
-              </w:rPr>
-              <w:t xml:space="preserve">0.25, 2.15</w:t>
-            </w:r>
-          </w:p>
-        </w:tc>
-        <w:tc>
-          <w:tcPr>
-            <w:tcBorders>
-              <w:bottom w:val="none" w:sz="0" w:space="0" w:color="000000"/>
-              <w:top w:val="none" w:sz="0" w:space="0" w:color="000000"/>
-              <w:left w:val="none" w:sz="0" w:space="0" w:color="000000"/>
-              <w:right w:val="none" w:sz="0" w:space="0" w:color="000000"/>
-            </w:tcBorders>
-            <w:shd w:val="clear" w:color="auto" w:fill="FFFFFF"/>
-            <w:tcMar>
-              <w:top w:w="0" w:type="dxa"/>
-              <w:bottom w:w="0" w:type="dxa"/>
-              <w:left w:w="0" w:type="dxa"/>
-              <w:right w:w="0" w:type="dxa"/>
-            </w:tcMar>
-            <w:vAlign w:val="top"/>
-          </w:tcPr>
-          <w:p>
-            <w:pPr>
-              <w:pStyle w:val="Normal"/>
-              <w:jc w:val="center"/>
-              <w:pBdr>
-                <w:bottom w:val="none" w:sz="0" w:space="0" w:color="000000"/>
-                <w:top w:val="none" w:sz="0" w:space="0" w:color="000000"/>
-                <w:left w:val="none" w:sz="0" w:space="0" w:color="000000"/>
-                <w:right w:val="none" w:sz="0" w:space="0" w:color="000000"/>
-              </w:pBdr>
-              <w:spacing w:after="100" w:before="100" w:line="240"/>
-              <w:ind w:left="100" w:right="100" w:firstLine="0" w:firstLineChars="0"/>
-              <w:rPr>
-                <w:rFonts w:ascii="Helvetica" w:hAnsi="Helvetica" w:eastAsia="Helvetica" w:cs="Helvetica"/>
-                <w:i w:val="false"/>
-                <w:b w:val="false"/>
-                <w:u w:val="none"/>
-                <w:sz w:val="22"/>
-                <w:szCs w:val="22"/>
-                <w:color w:val="000000"/>
-              </w:rPr>
-            </w:pPr>
-            <w:r>
-              <w:rPr>
-                <w:rFonts w:ascii="Helvetica" w:hAnsi="Helvetica" w:eastAsia="Helvetica" w:cs="Helvetica"/>
-                <w:i w:val="false"/>
-                <w:b w:val="false"/>
-                <w:u w:val="none"/>
-                <w:sz w:val="22"/>
-                <w:szCs w:val="22"/>
-                <w:color w:val="000000"/>
-              </w:rPr>
-              <w:t xml:space="preserve">0.570</w:t>
+              <w:t xml:space="preserve">0.72</w:t>
+            </w:r>
+          </w:p>
+        </w:tc>
+        <w:tc>
+          <w:tcPr>
+            <w:tcBorders>
+              <w:bottom w:val="none" w:sz="0" w:space="0" w:color="000000"/>
+              <w:top w:val="none" w:sz="0" w:space="0" w:color="000000"/>
+              <w:left w:val="none" w:sz="0" w:space="0" w:color="000000"/>
+              <w:right w:val="none" w:sz="0" w:space="0" w:color="000000"/>
+            </w:tcBorders>
+            <w:shd w:val="clear" w:color="auto" w:fill="FFFFFF"/>
+            <w:tcMar>
+              <w:top w:w="0" w:type="dxa"/>
+              <w:bottom w:w="0" w:type="dxa"/>
+              <w:left w:w="0" w:type="dxa"/>
+              <w:right w:w="0" w:type="dxa"/>
+            </w:tcMar>
+            <w:vAlign w:val="top"/>
+          </w:tcPr>
+          <w:p>
+            <w:pPr>
+              <w:pStyle w:val="Normal"/>
+              <w:jc w:val="center"/>
+              <w:pBdr>
+                <w:bottom w:val="none" w:sz="0" w:space="0" w:color="000000"/>
+                <w:top w:val="none" w:sz="0" w:space="0" w:color="000000"/>
+                <w:left w:val="none" w:sz="0" w:space="0" w:color="000000"/>
+                <w:right w:val="none" w:sz="0" w:space="0" w:color="000000"/>
+              </w:pBdr>
+              <w:spacing w:after="100" w:before="100" w:line="240"/>
+              <w:ind w:left="100" w:right="100" w:firstLine="0" w:firstLineChars="0"/>
+              <w:rPr>
+                <w:rFonts w:ascii="Helvetica" w:hAnsi="Helvetica" w:eastAsia="Helvetica" w:cs="Helvetica"/>
+                <w:i w:val="false"/>
+                <w:b w:val="false"/>
+                <w:u w:val="none"/>
+                <w:sz w:val="22"/>
+                <w:szCs w:val="22"/>
+                <w:color w:val="000000"/>
+              </w:rPr>
+            </w:pPr>
+            <w:r>
+              <w:rPr>
+                <w:rFonts w:ascii="Helvetica" w:hAnsi="Helvetica" w:eastAsia="Helvetica" w:cs="Helvetica"/>
+                <w:i w:val="false"/>
+                <w:b w:val="false"/>
+                <w:u w:val="none"/>
+                <w:sz w:val="22"/>
+                <w:szCs w:val="22"/>
+                <w:color w:val="000000"/>
+              </w:rPr>
+              <w:t xml:space="preserve">0.25, 2.11</w:t>
+            </w:r>
+          </w:p>
+        </w:tc>
+        <w:tc>
+          <w:tcPr>
+            <w:tcBorders>
+              <w:bottom w:val="none" w:sz="0" w:space="0" w:color="000000"/>
+              <w:top w:val="none" w:sz="0" w:space="0" w:color="000000"/>
+              <w:left w:val="none" w:sz="0" w:space="0" w:color="000000"/>
+              <w:right w:val="none" w:sz="0" w:space="0" w:color="000000"/>
+            </w:tcBorders>
+            <w:shd w:val="clear" w:color="auto" w:fill="FFFFFF"/>
+            <w:tcMar>
+              <w:top w:w="0" w:type="dxa"/>
+              <w:bottom w:w="0" w:type="dxa"/>
+              <w:left w:w="0" w:type="dxa"/>
+              <w:right w:w="0" w:type="dxa"/>
+            </w:tcMar>
+            <w:vAlign w:val="top"/>
+          </w:tcPr>
+          <w:p>
+            <w:pPr>
+              <w:pStyle w:val="Normal"/>
+              <w:jc w:val="center"/>
+              <w:pBdr>
+                <w:bottom w:val="none" w:sz="0" w:space="0" w:color="000000"/>
+                <w:top w:val="none" w:sz="0" w:space="0" w:color="000000"/>
+                <w:left w:val="none" w:sz="0" w:space="0" w:color="000000"/>
+                <w:right w:val="none" w:sz="0" w:space="0" w:color="000000"/>
+              </w:pBdr>
+              <w:spacing w:after="100" w:before="100" w:line="240"/>
+              <w:ind w:left="100" w:right="100" w:firstLine="0" w:firstLineChars="0"/>
+              <w:rPr>
+                <w:rFonts w:ascii="Helvetica" w:hAnsi="Helvetica" w:eastAsia="Helvetica" w:cs="Helvetica"/>
+                <w:i w:val="false"/>
+                <w:b w:val="false"/>
+                <w:u w:val="none"/>
+                <w:sz w:val="22"/>
+                <w:szCs w:val="22"/>
+                <w:color w:val="000000"/>
+              </w:rPr>
+            </w:pPr>
+            <w:r>
+              <w:rPr>
+                <w:rFonts w:ascii="Helvetica" w:hAnsi="Helvetica" w:eastAsia="Helvetica" w:cs="Helvetica"/>
+                <w:i w:val="false"/>
+                <w:b w:val="false"/>
+                <w:u w:val="none"/>
+                <w:sz w:val="22"/>
+                <w:szCs w:val="22"/>
+                <w:color w:val="000000"/>
+              </w:rPr>
+              <w:t xml:space="preserve">0.550</w:t>
             </w:r>
           </w:p>
         </w:tc>
@@ -7382,113 +7382,113 @@
                 <w:szCs w:val="22"/>
                 <w:color w:val="000000"/>
               </w:rPr>
-              <w:t xml:space="preserve">0.27</w:t>
-            </w:r>
-          </w:p>
-        </w:tc>
-        <w:tc>
-          <w:tcPr>
-            <w:tcBorders>
-              <w:bottom w:val="none" w:sz="0" w:space="0" w:color="000000"/>
-              <w:top w:val="none" w:sz="0" w:space="0" w:color="000000"/>
-              <w:left w:val="none" w:sz="0" w:space="0" w:color="000000"/>
-              <w:right w:val="none" w:sz="0" w:space="0" w:color="000000"/>
-            </w:tcBorders>
-            <w:shd w:val="clear" w:color="auto" w:fill="FFFFFF"/>
-            <w:tcMar>
-              <w:top w:w="0" w:type="dxa"/>
-              <w:bottom w:w="0" w:type="dxa"/>
-              <w:left w:w="0" w:type="dxa"/>
-              <w:right w:w="0" w:type="dxa"/>
-            </w:tcMar>
-            <w:vAlign w:val="top"/>
-          </w:tcPr>
-          <w:p>
-            <w:pPr>
-              <w:pStyle w:val="Normal"/>
-              <w:jc w:val="center"/>
-              <w:pBdr>
-                <w:bottom w:val="none" w:sz="0" w:space="0" w:color="000000"/>
-                <w:top w:val="none" w:sz="0" w:space="0" w:color="000000"/>
-                <w:left w:val="none" w:sz="0" w:space="0" w:color="000000"/>
-                <w:right w:val="none" w:sz="0" w:space="0" w:color="000000"/>
-              </w:pBdr>
-              <w:spacing w:after="100" w:before="100" w:line="240"/>
-              <w:ind w:left="100" w:right="100" w:firstLine="0" w:firstLineChars="0"/>
-              <w:rPr>
-                <w:rFonts w:ascii="Helvetica" w:hAnsi="Helvetica" w:eastAsia="Helvetica" w:cs="Helvetica"/>
-                <w:i w:val="false"/>
-                <w:b w:val="false"/>
-                <w:u w:val="none"/>
-                <w:sz w:val="22"/>
-                <w:szCs w:val="22"/>
-                <w:color w:val="000000"/>
-              </w:rPr>
-            </w:pPr>
-            <w:r>
-              <w:rPr>
-                <w:rFonts w:ascii="Helvetica" w:hAnsi="Helvetica" w:eastAsia="Helvetica" w:cs="Helvetica"/>
-                <w:i w:val="false"/>
-                <w:b w:val="false"/>
-                <w:u w:val="none"/>
-                <w:sz w:val="22"/>
-                <w:szCs w:val="22"/>
-                <w:color w:val="000000"/>
-              </w:rPr>
-              <w:t xml:space="preserve">0.02, 3.84</w:t>
-            </w:r>
-          </w:p>
-        </w:tc>
-        <w:tc>
-          <w:tcPr>
-            <w:tcBorders>
-              <w:bottom w:val="none" w:sz="0" w:space="0" w:color="000000"/>
-              <w:top w:val="none" w:sz="0" w:space="0" w:color="000000"/>
-              <w:left w:val="none" w:sz="0" w:space="0" w:color="000000"/>
-              <w:right w:val="none" w:sz="0" w:space="0" w:color="000000"/>
-            </w:tcBorders>
-            <w:shd w:val="clear" w:color="auto" w:fill="FFFFFF"/>
-            <w:tcMar>
-              <w:top w:w="0" w:type="dxa"/>
-              <w:bottom w:w="0" w:type="dxa"/>
-              <w:left w:w="0" w:type="dxa"/>
-              <w:right w:w="0" w:type="dxa"/>
-            </w:tcMar>
-            <w:vAlign w:val="top"/>
-          </w:tcPr>
-          <w:p>
-            <w:pPr>
-              <w:pStyle w:val="Normal"/>
-              <w:jc w:val="center"/>
-              <w:pBdr>
-                <w:bottom w:val="none" w:sz="0" w:space="0" w:color="000000"/>
-                <w:top w:val="none" w:sz="0" w:space="0" w:color="000000"/>
-                <w:left w:val="none" w:sz="0" w:space="0" w:color="000000"/>
-                <w:right w:val="none" w:sz="0" w:space="0" w:color="000000"/>
-              </w:pBdr>
-              <w:spacing w:after="100" w:before="100" w:line="240"/>
-              <w:ind w:left="100" w:right="100" w:firstLine="0" w:firstLineChars="0"/>
-              <w:rPr>
-                <w:rFonts w:ascii="Helvetica" w:hAnsi="Helvetica" w:eastAsia="Helvetica" w:cs="Helvetica"/>
-                <w:i w:val="false"/>
-                <w:b w:val="false"/>
-                <w:u w:val="none"/>
-                <w:sz w:val="22"/>
-                <w:szCs w:val="22"/>
-                <w:color w:val="000000"/>
-              </w:rPr>
-            </w:pPr>
-            <w:r>
-              <w:rPr>
-                <w:rFonts w:ascii="Helvetica" w:hAnsi="Helvetica" w:eastAsia="Helvetica" w:cs="Helvetica"/>
-                <w:i w:val="false"/>
-                <w:b w:val="false"/>
-                <w:u w:val="none"/>
-                <w:sz w:val="22"/>
-                <w:szCs w:val="22"/>
-                <w:color w:val="000000"/>
-              </w:rPr>
-              <w:t xml:space="preserve">0.330</w:t>
+              <w:t xml:space="preserve">0.25</w:t>
+            </w:r>
+          </w:p>
+        </w:tc>
+        <w:tc>
+          <w:tcPr>
+            <w:tcBorders>
+              <w:bottom w:val="none" w:sz="0" w:space="0" w:color="000000"/>
+              <w:top w:val="none" w:sz="0" w:space="0" w:color="000000"/>
+              <w:left w:val="none" w:sz="0" w:space="0" w:color="000000"/>
+              <w:right w:val="none" w:sz="0" w:space="0" w:color="000000"/>
+            </w:tcBorders>
+            <w:shd w:val="clear" w:color="auto" w:fill="FFFFFF"/>
+            <w:tcMar>
+              <w:top w:w="0" w:type="dxa"/>
+              <w:bottom w:w="0" w:type="dxa"/>
+              <w:left w:w="0" w:type="dxa"/>
+              <w:right w:w="0" w:type="dxa"/>
+            </w:tcMar>
+            <w:vAlign w:val="top"/>
+          </w:tcPr>
+          <w:p>
+            <w:pPr>
+              <w:pStyle w:val="Normal"/>
+              <w:jc w:val="center"/>
+              <w:pBdr>
+                <w:bottom w:val="none" w:sz="0" w:space="0" w:color="000000"/>
+                <w:top w:val="none" w:sz="0" w:space="0" w:color="000000"/>
+                <w:left w:val="none" w:sz="0" w:space="0" w:color="000000"/>
+                <w:right w:val="none" w:sz="0" w:space="0" w:color="000000"/>
+              </w:pBdr>
+              <w:spacing w:after="100" w:before="100" w:line="240"/>
+              <w:ind w:left="100" w:right="100" w:firstLine="0" w:firstLineChars="0"/>
+              <w:rPr>
+                <w:rFonts w:ascii="Helvetica" w:hAnsi="Helvetica" w:eastAsia="Helvetica" w:cs="Helvetica"/>
+                <w:i w:val="false"/>
+                <w:b w:val="false"/>
+                <w:u w:val="none"/>
+                <w:sz w:val="22"/>
+                <w:szCs w:val="22"/>
+                <w:color w:val="000000"/>
+              </w:rPr>
+            </w:pPr>
+            <w:r>
+              <w:rPr>
+                <w:rFonts w:ascii="Helvetica" w:hAnsi="Helvetica" w:eastAsia="Helvetica" w:cs="Helvetica"/>
+                <w:i w:val="false"/>
+                <w:b w:val="false"/>
+                <w:u w:val="none"/>
+                <w:sz w:val="22"/>
+                <w:szCs w:val="22"/>
+                <w:color w:val="000000"/>
+              </w:rPr>
+              <w:t xml:space="preserve">0.02, 3.73</w:t>
+            </w:r>
+          </w:p>
+        </w:tc>
+        <w:tc>
+          <w:tcPr>
+            <w:tcBorders>
+              <w:bottom w:val="none" w:sz="0" w:space="0" w:color="000000"/>
+              <w:top w:val="none" w:sz="0" w:space="0" w:color="000000"/>
+              <w:left w:val="none" w:sz="0" w:space="0" w:color="000000"/>
+              <w:right w:val="none" w:sz="0" w:space="0" w:color="000000"/>
+            </w:tcBorders>
+            <w:shd w:val="clear" w:color="auto" w:fill="FFFFFF"/>
+            <w:tcMar>
+              <w:top w:w="0" w:type="dxa"/>
+              <w:bottom w:w="0" w:type="dxa"/>
+              <w:left w:w="0" w:type="dxa"/>
+              <w:right w:w="0" w:type="dxa"/>
+            </w:tcMar>
+            <w:vAlign w:val="top"/>
+          </w:tcPr>
+          <w:p>
+            <w:pPr>
+              <w:pStyle w:val="Normal"/>
+              <w:jc w:val="center"/>
+              <w:pBdr>
+                <w:bottom w:val="none" w:sz="0" w:space="0" w:color="000000"/>
+                <w:top w:val="none" w:sz="0" w:space="0" w:color="000000"/>
+                <w:left w:val="none" w:sz="0" w:space="0" w:color="000000"/>
+                <w:right w:val="none" w:sz="0" w:space="0" w:color="000000"/>
+              </w:pBdr>
+              <w:spacing w:after="100" w:before="100" w:line="240"/>
+              <w:ind w:left="100" w:right="100" w:firstLine="0" w:firstLineChars="0"/>
+              <w:rPr>
+                <w:rFonts w:ascii="Helvetica" w:hAnsi="Helvetica" w:eastAsia="Helvetica" w:cs="Helvetica"/>
+                <w:i w:val="false"/>
+                <w:b w:val="false"/>
+                <w:u w:val="none"/>
+                <w:sz w:val="22"/>
+                <w:szCs w:val="22"/>
+                <w:color w:val="000000"/>
+              </w:rPr>
+            </w:pPr>
+            <w:r>
+              <w:rPr>
+                <w:rFonts w:ascii="Helvetica" w:hAnsi="Helvetica" w:eastAsia="Helvetica" w:cs="Helvetica"/>
+                <w:i w:val="false"/>
+                <w:b w:val="false"/>
+                <w:u w:val="none"/>
+                <w:sz w:val="22"/>
+                <w:szCs w:val="22"/>
+                <w:color w:val="000000"/>
+              </w:rPr>
+              <w:t xml:space="preserve">0.320</w:t>
             </w:r>
           </w:p>
         </w:tc>
@@ -7653,113 +7653,113 @@
                 <w:szCs w:val="22"/>
                 <w:color w:val="000000"/>
               </w:rPr>
-              <w:t xml:space="preserve">0.42</w:t>
-            </w:r>
-          </w:p>
-        </w:tc>
-        <w:tc>
-          <w:tcPr>
-            <w:tcBorders>
-              <w:bottom w:val="none" w:sz="0" w:space="0" w:color="000000"/>
-              <w:top w:val="none" w:sz="0" w:space="0" w:color="000000"/>
-              <w:left w:val="none" w:sz="0" w:space="0" w:color="000000"/>
-              <w:right w:val="none" w:sz="0" w:space="0" w:color="000000"/>
-            </w:tcBorders>
-            <w:shd w:val="clear" w:color="auto" w:fill="FFFFFF"/>
-            <w:tcMar>
-              <w:top w:w="0" w:type="dxa"/>
-              <w:bottom w:w="0" w:type="dxa"/>
-              <w:left w:w="0" w:type="dxa"/>
-              <w:right w:w="0" w:type="dxa"/>
-            </w:tcMar>
-            <w:vAlign w:val="top"/>
-          </w:tcPr>
-          <w:p>
-            <w:pPr>
-              <w:pStyle w:val="Normal"/>
-              <w:jc w:val="center"/>
-              <w:pBdr>
-                <w:bottom w:val="none" w:sz="0" w:space="0" w:color="000000"/>
-                <w:top w:val="none" w:sz="0" w:space="0" w:color="000000"/>
-                <w:left w:val="none" w:sz="0" w:space="0" w:color="000000"/>
-                <w:right w:val="none" w:sz="0" w:space="0" w:color="000000"/>
-              </w:pBdr>
-              <w:spacing w:after="100" w:before="100" w:line="240"/>
-              <w:ind w:left="100" w:right="100" w:firstLine="0" w:firstLineChars="0"/>
-              <w:rPr>
-                <w:rFonts w:ascii="Helvetica" w:hAnsi="Helvetica" w:eastAsia="Helvetica" w:cs="Helvetica"/>
-                <w:i w:val="false"/>
-                <w:b w:val="false"/>
-                <w:u w:val="none"/>
-                <w:sz w:val="22"/>
-                <w:szCs w:val="22"/>
-                <w:color w:val="000000"/>
-              </w:rPr>
-            </w:pPr>
-            <w:r>
-              <w:rPr>
-                <w:rFonts w:ascii="Helvetica" w:hAnsi="Helvetica" w:eastAsia="Helvetica" w:cs="Helvetica"/>
-                <w:i w:val="false"/>
-                <w:b w:val="false"/>
-                <w:u w:val="none"/>
-                <w:sz w:val="22"/>
-                <w:szCs w:val="22"/>
-                <w:color w:val="000000"/>
-              </w:rPr>
-              <w:t xml:space="preserve">0.15, 1.18</w:t>
-            </w:r>
-          </w:p>
-        </w:tc>
-        <w:tc>
-          <w:tcPr>
-            <w:tcBorders>
-              <w:bottom w:val="none" w:sz="0" w:space="0" w:color="000000"/>
-              <w:top w:val="none" w:sz="0" w:space="0" w:color="000000"/>
-              <w:left w:val="none" w:sz="0" w:space="0" w:color="000000"/>
-              <w:right w:val="none" w:sz="0" w:space="0" w:color="000000"/>
-            </w:tcBorders>
-            <w:shd w:val="clear" w:color="auto" w:fill="FFFFFF"/>
-            <w:tcMar>
-              <w:top w:w="0" w:type="dxa"/>
-              <w:bottom w:w="0" w:type="dxa"/>
-              <w:left w:w="0" w:type="dxa"/>
-              <w:right w:w="0" w:type="dxa"/>
-            </w:tcMar>
-            <w:vAlign w:val="top"/>
-          </w:tcPr>
-          <w:p>
-            <w:pPr>
-              <w:pStyle w:val="Normal"/>
-              <w:jc w:val="center"/>
-              <w:pBdr>
-                <w:bottom w:val="none" w:sz="0" w:space="0" w:color="000000"/>
-                <w:top w:val="none" w:sz="0" w:space="0" w:color="000000"/>
-                <w:left w:val="none" w:sz="0" w:space="0" w:color="000000"/>
-                <w:right w:val="none" w:sz="0" w:space="0" w:color="000000"/>
-              </w:pBdr>
-              <w:spacing w:after="100" w:before="100" w:line="240"/>
-              <w:ind w:left="100" w:right="100" w:firstLine="0" w:firstLineChars="0"/>
-              <w:rPr>
-                <w:rFonts w:ascii="Helvetica" w:hAnsi="Helvetica" w:eastAsia="Helvetica" w:cs="Helvetica"/>
-                <w:i w:val="false"/>
-                <w:b w:val="false"/>
-                <w:u w:val="none"/>
-                <w:sz w:val="22"/>
-                <w:szCs w:val="22"/>
-                <w:color w:val="000000"/>
-              </w:rPr>
-            </w:pPr>
-            <w:r>
-              <w:rPr>
-                <w:rFonts w:ascii="Helvetica" w:hAnsi="Helvetica" w:eastAsia="Helvetica" w:cs="Helvetica"/>
-                <w:i w:val="false"/>
-                <w:b w:val="false"/>
-                <w:u w:val="none"/>
-                <w:sz w:val="22"/>
-                <w:szCs w:val="22"/>
-                <w:color w:val="000000"/>
-              </w:rPr>
-              <w:t xml:space="preserve">0.100</w:t>
+              <w:t xml:space="preserve">0.41</w:t>
+            </w:r>
+          </w:p>
+        </w:tc>
+        <w:tc>
+          <w:tcPr>
+            <w:tcBorders>
+              <w:bottom w:val="none" w:sz="0" w:space="0" w:color="000000"/>
+              <w:top w:val="none" w:sz="0" w:space="0" w:color="000000"/>
+              <w:left w:val="none" w:sz="0" w:space="0" w:color="000000"/>
+              <w:right w:val="none" w:sz="0" w:space="0" w:color="000000"/>
+            </w:tcBorders>
+            <w:shd w:val="clear" w:color="auto" w:fill="FFFFFF"/>
+            <w:tcMar>
+              <w:top w:w="0" w:type="dxa"/>
+              <w:bottom w:w="0" w:type="dxa"/>
+              <w:left w:w="0" w:type="dxa"/>
+              <w:right w:w="0" w:type="dxa"/>
+            </w:tcMar>
+            <w:vAlign w:val="top"/>
+          </w:tcPr>
+          <w:p>
+            <w:pPr>
+              <w:pStyle w:val="Normal"/>
+              <w:jc w:val="center"/>
+              <w:pBdr>
+                <w:bottom w:val="none" w:sz="0" w:space="0" w:color="000000"/>
+                <w:top w:val="none" w:sz="0" w:space="0" w:color="000000"/>
+                <w:left w:val="none" w:sz="0" w:space="0" w:color="000000"/>
+                <w:right w:val="none" w:sz="0" w:space="0" w:color="000000"/>
+              </w:pBdr>
+              <w:spacing w:after="100" w:before="100" w:line="240"/>
+              <w:ind w:left="100" w:right="100" w:firstLine="0" w:firstLineChars="0"/>
+              <w:rPr>
+                <w:rFonts w:ascii="Helvetica" w:hAnsi="Helvetica" w:eastAsia="Helvetica" w:cs="Helvetica"/>
+                <w:i w:val="false"/>
+                <w:b w:val="false"/>
+                <w:u w:val="none"/>
+                <w:sz w:val="22"/>
+                <w:szCs w:val="22"/>
+                <w:color w:val="000000"/>
+              </w:rPr>
+            </w:pPr>
+            <w:r>
+              <w:rPr>
+                <w:rFonts w:ascii="Helvetica" w:hAnsi="Helvetica" w:eastAsia="Helvetica" w:cs="Helvetica"/>
+                <w:i w:val="false"/>
+                <w:b w:val="false"/>
+                <w:u w:val="none"/>
+                <w:sz w:val="22"/>
+                <w:szCs w:val="22"/>
+                <w:color w:val="000000"/>
+              </w:rPr>
+              <w:t xml:space="preserve">0.15, 1.16</w:t>
+            </w:r>
+          </w:p>
+        </w:tc>
+        <w:tc>
+          <w:tcPr>
+            <w:tcBorders>
+              <w:bottom w:val="none" w:sz="0" w:space="0" w:color="000000"/>
+              <w:top w:val="none" w:sz="0" w:space="0" w:color="000000"/>
+              <w:left w:val="none" w:sz="0" w:space="0" w:color="000000"/>
+              <w:right w:val="none" w:sz="0" w:space="0" w:color="000000"/>
+            </w:tcBorders>
+            <w:shd w:val="clear" w:color="auto" w:fill="FFFFFF"/>
+            <w:tcMar>
+              <w:top w:w="0" w:type="dxa"/>
+              <w:bottom w:w="0" w:type="dxa"/>
+              <w:left w:w="0" w:type="dxa"/>
+              <w:right w:w="0" w:type="dxa"/>
+            </w:tcMar>
+            <w:vAlign w:val="top"/>
+          </w:tcPr>
+          <w:p>
+            <w:pPr>
+              <w:pStyle w:val="Normal"/>
+              <w:jc w:val="center"/>
+              <w:pBdr>
+                <w:bottom w:val="none" w:sz="0" w:space="0" w:color="000000"/>
+                <w:top w:val="none" w:sz="0" w:space="0" w:color="000000"/>
+                <w:left w:val="none" w:sz="0" w:space="0" w:color="000000"/>
+                <w:right w:val="none" w:sz="0" w:space="0" w:color="000000"/>
+              </w:pBdr>
+              <w:spacing w:after="100" w:before="100" w:line="240"/>
+              <w:ind w:left="100" w:right="100" w:firstLine="0" w:firstLineChars="0"/>
+              <w:rPr>
+                <w:rFonts w:ascii="Helvetica" w:hAnsi="Helvetica" w:eastAsia="Helvetica" w:cs="Helvetica"/>
+                <w:i w:val="false"/>
+                <w:b w:val="false"/>
+                <w:u w:val="none"/>
+                <w:sz w:val="22"/>
+                <w:szCs w:val="22"/>
+                <w:color w:val="000000"/>
+              </w:rPr>
+            </w:pPr>
+            <w:r>
+              <w:rPr>
+                <w:rFonts w:ascii="Helvetica" w:hAnsi="Helvetica" w:eastAsia="Helvetica" w:cs="Helvetica"/>
+                <w:i w:val="false"/>
+                <w:b w:val="false"/>
+                <w:u w:val="none"/>
+                <w:sz w:val="22"/>
+                <w:szCs w:val="22"/>
+                <w:color w:val="000000"/>
+              </w:rPr>
+              <w:t xml:space="preserve">0.093</w:t>
             </w:r>
           </w:p>
         </w:tc>
@@ -7865,113 +7865,113 @@
                 <w:szCs w:val="22"/>
                 <w:color w:val="000000"/>
               </w:rPr>
-              <w:t xml:space="preserve">0.77</w:t>
-            </w:r>
-          </w:p>
-        </w:tc>
-        <w:tc>
-          <w:tcPr>
-            <w:tcBorders>
-              <w:bottom w:val="none" w:sz="0" w:space="0" w:color="000000"/>
-              <w:top w:val="none" w:sz="0" w:space="0" w:color="000000"/>
-              <w:left w:val="none" w:sz="0" w:space="0" w:color="000000"/>
-              <w:right w:val="none" w:sz="0" w:space="0" w:color="000000"/>
-            </w:tcBorders>
-            <w:shd w:val="clear" w:color="auto" w:fill="FFFFFF"/>
-            <w:tcMar>
-              <w:top w:w="0" w:type="dxa"/>
-              <w:bottom w:w="0" w:type="dxa"/>
-              <w:left w:w="0" w:type="dxa"/>
-              <w:right w:w="0" w:type="dxa"/>
-            </w:tcMar>
-            <w:vAlign w:val="top"/>
-          </w:tcPr>
-          <w:p>
-            <w:pPr>
-              <w:pStyle w:val="Normal"/>
-              <w:jc w:val="center"/>
-              <w:pBdr>
-                <w:bottom w:val="none" w:sz="0" w:space="0" w:color="000000"/>
-                <w:top w:val="none" w:sz="0" w:space="0" w:color="000000"/>
-                <w:left w:val="none" w:sz="0" w:space="0" w:color="000000"/>
-                <w:right w:val="none" w:sz="0" w:space="0" w:color="000000"/>
-              </w:pBdr>
-              <w:spacing w:after="100" w:before="100" w:line="240"/>
-              <w:ind w:left="100" w:right="100" w:firstLine="0" w:firstLineChars="0"/>
-              <w:rPr>
-                <w:rFonts w:ascii="Helvetica" w:hAnsi="Helvetica" w:eastAsia="Helvetica" w:cs="Helvetica"/>
-                <w:i w:val="false"/>
-                <w:b w:val="false"/>
-                <w:u w:val="none"/>
-                <w:sz w:val="22"/>
-                <w:szCs w:val="22"/>
-                <w:color w:val="000000"/>
-              </w:rPr>
-            </w:pPr>
-            <w:r>
-              <w:rPr>
-                <w:rFonts w:ascii="Helvetica" w:hAnsi="Helvetica" w:eastAsia="Helvetica" w:cs="Helvetica"/>
-                <w:i w:val="false"/>
-                <w:b w:val="false"/>
-                <w:u w:val="none"/>
-                <w:sz w:val="22"/>
-                <w:szCs w:val="22"/>
-                <w:color w:val="000000"/>
-              </w:rPr>
-              <w:t xml:space="preserve">0.12, 4.89</w:t>
-            </w:r>
-          </w:p>
-        </w:tc>
-        <w:tc>
-          <w:tcPr>
-            <w:tcBorders>
-              <w:bottom w:val="none" w:sz="0" w:space="0" w:color="000000"/>
-              <w:top w:val="none" w:sz="0" w:space="0" w:color="000000"/>
-              <w:left w:val="none" w:sz="0" w:space="0" w:color="000000"/>
-              <w:right w:val="none" w:sz="0" w:space="0" w:color="000000"/>
-            </w:tcBorders>
-            <w:shd w:val="clear" w:color="auto" w:fill="FFFFFF"/>
-            <w:tcMar>
-              <w:top w:w="0" w:type="dxa"/>
-              <w:bottom w:w="0" w:type="dxa"/>
-              <w:left w:w="0" w:type="dxa"/>
-              <w:right w:w="0" w:type="dxa"/>
-            </w:tcMar>
-            <w:vAlign w:val="top"/>
-          </w:tcPr>
-          <w:p>
-            <w:pPr>
-              <w:pStyle w:val="Normal"/>
-              <w:jc w:val="center"/>
-              <w:pBdr>
-                <w:bottom w:val="none" w:sz="0" w:space="0" w:color="000000"/>
-                <w:top w:val="none" w:sz="0" w:space="0" w:color="000000"/>
-                <w:left w:val="none" w:sz="0" w:space="0" w:color="000000"/>
-                <w:right w:val="none" w:sz="0" w:space="0" w:color="000000"/>
-              </w:pBdr>
-              <w:spacing w:after="100" w:before="100" w:line="240"/>
-              <w:ind w:left="100" w:right="100" w:firstLine="0" w:firstLineChars="0"/>
-              <w:rPr>
-                <w:rFonts w:ascii="Helvetica" w:hAnsi="Helvetica" w:eastAsia="Helvetica" w:cs="Helvetica"/>
-                <w:i w:val="false"/>
-                <w:b w:val="false"/>
-                <w:u w:val="none"/>
-                <w:sz w:val="22"/>
-                <w:szCs w:val="22"/>
-                <w:color w:val="000000"/>
-              </w:rPr>
-            </w:pPr>
-            <w:r>
-              <w:rPr>
-                <w:rFonts w:ascii="Helvetica" w:hAnsi="Helvetica" w:eastAsia="Helvetica" w:cs="Helvetica"/>
-                <w:i w:val="false"/>
-                <w:b w:val="false"/>
-                <w:u w:val="none"/>
-                <w:sz w:val="22"/>
-                <w:szCs w:val="22"/>
-                <w:color w:val="000000"/>
-              </w:rPr>
-              <w:t xml:space="preserve">0.780</w:t>
+              <w:t xml:space="preserve">0.76</w:t>
+            </w:r>
+          </w:p>
+        </w:tc>
+        <w:tc>
+          <w:tcPr>
+            <w:tcBorders>
+              <w:bottom w:val="none" w:sz="0" w:space="0" w:color="000000"/>
+              <w:top w:val="none" w:sz="0" w:space="0" w:color="000000"/>
+              <w:left w:val="none" w:sz="0" w:space="0" w:color="000000"/>
+              <w:right w:val="none" w:sz="0" w:space="0" w:color="000000"/>
+            </w:tcBorders>
+            <w:shd w:val="clear" w:color="auto" w:fill="FFFFFF"/>
+            <w:tcMar>
+              <w:top w:w="0" w:type="dxa"/>
+              <w:bottom w:w="0" w:type="dxa"/>
+              <w:left w:w="0" w:type="dxa"/>
+              <w:right w:w="0" w:type="dxa"/>
+            </w:tcMar>
+            <w:vAlign w:val="top"/>
+          </w:tcPr>
+          <w:p>
+            <w:pPr>
+              <w:pStyle w:val="Normal"/>
+              <w:jc w:val="center"/>
+              <w:pBdr>
+                <w:bottom w:val="none" w:sz="0" w:space="0" w:color="000000"/>
+                <w:top w:val="none" w:sz="0" w:space="0" w:color="000000"/>
+                <w:left w:val="none" w:sz="0" w:space="0" w:color="000000"/>
+                <w:right w:val="none" w:sz="0" w:space="0" w:color="000000"/>
+              </w:pBdr>
+              <w:spacing w:after="100" w:before="100" w:line="240"/>
+              <w:ind w:left="100" w:right="100" w:firstLine="0" w:firstLineChars="0"/>
+              <w:rPr>
+                <w:rFonts w:ascii="Helvetica" w:hAnsi="Helvetica" w:eastAsia="Helvetica" w:cs="Helvetica"/>
+                <w:i w:val="false"/>
+                <w:b w:val="false"/>
+                <w:u w:val="none"/>
+                <w:sz w:val="22"/>
+                <w:szCs w:val="22"/>
+                <w:color w:val="000000"/>
+              </w:rPr>
+            </w:pPr>
+            <w:r>
+              <w:rPr>
+                <w:rFonts w:ascii="Helvetica" w:hAnsi="Helvetica" w:eastAsia="Helvetica" w:cs="Helvetica"/>
+                <w:i w:val="false"/>
+                <w:b w:val="false"/>
+                <w:u w:val="none"/>
+                <w:sz w:val="22"/>
+                <w:szCs w:val="22"/>
+                <w:color w:val="000000"/>
+              </w:rPr>
+              <w:t xml:space="preserve">0.12, 4.69</w:t>
+            </w:r>
+          </w:p>
+        </w:tc>
+        <w:tc>
+          <w:tcPr>
+            <w:tcBorders>
+              <w:bottom w:val="none" w:sz="0" w:space="0" w:color="000000"/>
+              <w:top w:val="none" w:sz="0" w:space="0" w:color="000000"/>
+              <w:left w:val="none" w:sz="0" w:space="0" w:color="000000"/>
+              <w:right w:val="none" w:sz="0" w:space="0" w:color="000000"/>
+            </w:tcBorders>
+            <w:shd w:val="clear" w:color="auto" w:fill="FFFFFF"/>
+            <w:tcMar>
+              <w:top w:w="0" w:type="dxa"/>
+              <w:bottom w:w="0" w:type="dxa"/>
+              <w:left w:w="0" w:type="dxa"/>
+              <w:right w:w="0" w:type="dxa"/>
+            </w:tcMar>
+            <w:vAlign w:val="top"/>
+          </w:tcPr>
+          <w:p>
+            <w:pPr>
+              <w:pStyle w:val="Normal"/>
+              <w:jc w:val="center"/>
+              <w:pBdr>
+                <w:bottom w:val="none" w:sz="0" w:space="0" w:color="000000"/>
+                <w:top w:val="none" w:sz="0" w:space="0" w:color="000000"/>
+                <w:left w:val="none" w:sz="0" w:space="0" w:color="000000"/>
+                <w:right w:val="none" w:sz="0" w:space="0" w:color="000000"/>
+              </w:pBdr>
+              <w:spacing w:after="100" w:before="100" w:line="240"/>
+              <w:ind w:left="100" w:right="100" w:firstLine="0" w:firstLineChars="0"/>
+              <w:rPr>
+                <w:rFonts w:ascii="Helvetica" w:hAnsi="Helvetica" w:eastAsia="Helvetica" w:cs="Helvetica"/>
+                <w:i w:val="false"/>
+                <w:b w:val="false"/>
+                <w:u w:val="none"/>
+                <w:sz w:val="22"/>
+                <w:szCs w:val="22"/>
+                <w:color w:val="000000"/>
+              </w:rPr>
+            </w:pPr>
+            <w:r>
+              <w:rPr>
+                <w:rFonts w:ascii="Helvetica" w:hAnsi="Helvetica" w:eastAsia="Helvetica" w:cs="Helvetica"/>
+                <w:i w:val="false"/>
+                <w:b w:val="false"/>
+                <w:u w:val="none"/>
+                <w:sz w:val="22"/>
+                <w:szCs w:val="22"/>
+                <w:color w:val="000000"/>
+              </w:rPr>
+              <w:t xml:space="preserve">0.760</w:t>
             </w:r>
           </w:p>
         </w:tc>
@@ -8136,113 +8136,113 @@
                 <w:szCs w:val="22"/>
                 <w:color w:val="000000"/>
               </w:rPr>
-              <w:t xml:space="preserve">0.72</w:t>
-            </w:r>
-          </w:p>
-        </w:tc>
-        <w:tc>
-          <w:tcPr>
-            <w:tcBorders>
-              <w:bottom w:val="none" w:sz="0" w:space="0" w:color="000000"/>
-              <w:top w:val="none" w:sz="0" w:space="0" w:color="000000"/>
-              <w:left w:val="none" w:sz="0" w:space="0" w:color="000000"/>
-              <w:right w:val="none" w:sz="0" w:space="0" w:color="000000"/>
-            </w:tcBorders>
-            <w:shd w:val="clear" w:color="auto" w:fill="FFFFFF"/>
-            <w:tcMar>
-              <w:top w:w="0" w:type="dxa"/>
-              <w:bottom w:w="0" w:type="dxa"/>
-              <w:left w:w="0" w:type="dxa"/>
-              <w:right w:w="0" w:type="dxa"/>
-            </w:tcMar>
-            <w:vAlign w:val="top"/>
-          </w:tcPr>
-          <w:p>
-            <w:pPr>
-              <w:pStyle w:val="Normal"/>
-              <w:jc w:val="center"/>
-              <w:pBdr>
-                <w:bottom w:val="none" w:sz="0" w:space="0" w:color="000000"/>
-                <w:top w:val="none" w:sz="0" w:space="0" w:color="000000"/>
-                <w:left w:val="none" w:sz="0" w:space="0" w:color="000000"/>
-                <w:right w:val="none" w:sz="0" w:space="0" w:color="000000"/>
-              </w:pBdr>
-              <w:spacing w:after="100" w:before="100" w:line="240"/>
-              <w:ind w:left="100" w:right="100" w:firstLine="0" w:firstLineChars="0"/>
-              <w:rPr>
-                <w:rFonts w:ascii="Helvetica" w:hAnsi="Helvetica" w:eastAsia="Helvetica" w:cs="Helvetica"/>
-                <w:i w:val="false"/>
-                <w:b w:val="false"/>
-                <w:u w:val="none"/>
-                <w:sz w:val="22"/>
-                <w:szCs w:val="22"/>
-                <w:color w:val="000000"/>
-              </w:rPr>
-            </w:pPr>
-            <w:r>
-              <w:rPr>
-                <w:rFonts w:ascii="Helvetica" w:hAnsi="Helvetica" w:eastAsia="Helvetica" w:cs="Helvetica"/>
-                <w:i w:val="false"/>
-                <w:b w:val="false"/>
-                <w:u w:val="none"/>
-                <w:sz w:val="22"/>
-                <w:szCs w:val="22"/>
-                <w:color w:val="000000"/>
-              </w:rPr>
-              <w:t xml:space="preserve">0.28, 1.86</w:t>
-            </w:r>
-          </w:p>
-        </w:tc>
-        <w:tc>
-          <w:tcPr>
-            <w:tcBorders>
-              <w:bottom w:val="none" w:sz="0" w:space="0" w:color="000000"/>
-              <w:top w:val="none" w:sz="0" w:space="0" w:color="000000"/>
-              <w:left w:val="none" w:sz="0" w:space="0" w:color="000000"/>
-              <w:right w:val="none" w:sz="0" w:space="0" w:color="000000"/>
-            </w:tcBorders>
-            <w:shd w:val="clear" w:color="auto" w:fill="FFFFFF"/>
-            <w:tcMar>
-              <w:top w:w="0" w:type="dxa"/>
-              <w:bottom w:w="0" w:type="dxa"/>
-              <w:left w:w="0" w:type="dxa"/>
-              <w:right w:w="0" w:type="dxa"/>
-            </w:tcMar>
-            <w:vAlign w:val="top"/>
-          </w:tcPr>
-          <w:p>
-            <w:pPr>
-              <w:pStyle w:val="Normal"/>
-              <w:jc w:val="center"/>
-              <w:pBdr>
-                <w:bottom w:val="none" w:sz="0" w:space="0" w:color="000000"/>
-                <w:top w:val="none" w:sz="0" w:space="0" w:color="000000"/>
-                <w:left w:val="none" w:sz="0" w:space="0" w:color="000000"/>
-                <w:right w:val="none" w:sz="0" w:space="0" w:color="000000"/>
-              </w:pBdr>
-              <w:spacing w:after="100" w:before="100" w:line="240"/>
-              <w:ind w:left="100" w:right="100" w:firstLine="0" w:firstLineChars="0"/>
-              <w:rPr>
-                <w:rFonts w:ascii="Helvetica" w:hAnsi="Helvetica" w:eastAsia="Helvetica" w:cs="Helvetica"/>
-                <w:i w:val="false"/>
-                <w:b w:val="false"/>
-                <w:u w:val="none"/>
-                <w:sz w:val="22"/>
-                <w:szCs w:val="22"/>
-                <w:color w:val="000000"/>
-              </w:rPr>
-            </w:pPr>
-            <w:r>
-              <w:rPr>
-                <w:rFonts w:ascii="Helvetica" w:hAnsi="Helvetica" w:eastAsia="Helvetica" w:cs="Helvetica"/>
-                <w:i w:val="false"/>
-                <w:b w:val="false"/>
-                <w:u w:val="none"/>
-                <w:sz w:val="22"/>
-                <w:szCs w:val="22"/>
-                <w:color w:val="000000"/>
-              </w:rPr>
-              <w:t xml:space="preserve">0.500</w:t>
+              <w:t xml:space="preserve">0.69</w:t>
+            </w:r>
+          </w:p>
+        </w:tc>
+        <w:tc>
+          <w:tcPr>
+            <w:tcBorders>
+              <w:bottom w:val="none" w:sz="0" w:space="0" w:color="000000"/>
+              <w:top w:val="none" w:sz="0" w:space="0" w:color="000000"/>
+              <w:left w:val="none" w:sz="0" w:space="0" w:color="000000"/>
+              <w:right w:val="none" w:sz="0" w:space="0" w:color="000000"/>
+            </w:tcBorders>
+            <w:shd w:val="clear" w:color="auto" w:fill="FFFFFF"/>
+            <w:tcMar>
+              <w:top w:w="0" w:type="dxa"/>
+              <w:bottom w:w="0" w:type="dxa"/>
+              <w:left w:w="0" w:type="dxa"/>
+              <w:right w:w="0" w:type="dxa"/>
+            </w:tcMar>
+            <w:vAlign w:val="top"/>
+          </w:tcPr>
+          <w:p>
+            <w:pPr>
+              <w:pStyle w:val="Normal"/>
+              <w:jc w:val="center"/>
+              <w:pBdr>
+                <w:bottom w:val="none" w:sz="0" w:space="0" w:color="000000"/>
+                <w:top w:val="none" w:sz="0" w:space="0" w:color="000000"/>
+                <w:left w:val="none" w:sz="0" w:space="0" w:color="000000"/>
+                <w:right w:val="none" w:sz="0" w:space="0" w:color="000000"/>
+              </w:pBdr>
+              <w:spacing w:after="100" w:before="100" w:line="240"/>
+              <w:ind w:left="100" w:right="100" w:firstLine="0" w:firstLineChars="0"/>
+              <w:rPr>
+                <w:rFonts w:ascii="Helvetica" w:hAnsi="Helvetica" w:eastAsia="Helvetica" w:cs="Helvetica"/>
+                <w:i w:val="false"/>
+                <w:b w:val="false"/>
+                <w:u w:val="none"/>
+                <w:sz w:val="22"/>
+                <w:szCs w:val="22"/>
+                <w:color w:val="000000"/>
+              </w:rPr>
+            </w:pPr>
+            <w:r>
+              <w:rPr>
+                <w:rFonts w:ascii="Helvetica" w:hAnsi="Helvetica" w:eastAsia="Helvetica" w:cs="Helvetica"/>
+                <w:i w:val="false"/>
+                <w:b w:val="false"/>
+                <w:u w:val="none"/>
+                <w:sz w:val="22"/>
+                <w:szCs w:val="22"/>
+                <w:color w:val="000000"/>
+              </w:rPr>
+              <w:t xml:space="preserve">0.27, 1.79</w:t>
+            </w:r>
+          </w:p>
+        </w:tc>
+        <w:tc>
+          <w:tcPr>
+            <w:tcBorders>
+              <w:bottom w:val="none" w:sz="0" w:space="0" w:color="000000"/>
+              <w:top w:val="none" w:sz="0" w:space="0" w:color="000000"/>
+              <w:left w:val="none" w:sz="0" w:space="0" w:color="000000"/>
+              <w:right w:val="none" w:sz="0" w:space="0" w:color="000000"/>
+            </w:tcBorders>
+            <w:shd w:val="clear" w:color="auto" w:fill="FFFFFF"/>
+            <w:tcMar>
+              <w:top w:w="0" w:type="dxa"/>
+              <w:bottom w:w="0" w:type="dxa"/>
+              <w:left w:w="0" w:type="dxa"/>
+              <w:right w:w="0" w:type="dxa"/>
+            </w:tcMar>
+            <w:vAlign w:val="top"/>
+          </w:tcPr>
+          <w:p>
+            <w:pPr>
+              <w:pStyle w:val="Normal"/>
+              <w:jc w:val="center"/>
+              <w:pBdr>
+                <w:bottom w:val="none" w:sz="0" w:space="0" w:color="000000"/>
+                <w:top w:val="none" w:sz="0" w:space="0" w:color="000000"/>
+                <w:left w:val="none" w:sz="0" w:space="0" w:color="000000"/>
+                <w:right w:val="none" w:sz="0" w:space="0" w:color="000000"/>
+              </w:pBdr>
+              <w:spacing w:after="100" w:before="100" w:line="240"/>
+              <w:ind w:left="100" w:right="100" w:firstLine="0" w:firstLineChars="0"/>
+              <w:rPr>
+                <w:rFonts w:ascii="Helvetica" w:hAnsi="Helvetica" w:eastAsia="Helvetica" w:cs="Helvetica"/>
+                <w:i w:val="false"/>
+                <w:b w:val="false"/>
+                <w:u w:val="none"/>
+                <w:sz w:val="22"/>
+                <w:szCs w:val="22"/>
+                <w:color w:val="000000"/>
+              </w:rPr>
+            </w:pPr>
+            <w:r>
+              <w:rPr>
+                <w:rFonts w:ascii="Helvetica" w:hAnsi="Helvetica" w:eastAsia="Helvetica" w:cs="Helvetica"/>
+                <w:i w:val="false"/>
+                <w:b w:val="false"/>
+                <w:u w:val="none"/>
+                <w:sz w:val="22"/>
+                <w:szCs w:val="22"/>
+                <w:color w:val="000000"/>
+              </w:rPr>
+              <w:t xml:space="preserve">0.450</w:t>
             </w:r>
           </w:p>
         </w:tc>
@@ -8348,113 +8348,113 @@
                 <w:szCs w:val="22"/>
                 <w:color w:val="000000"/>
               </w:rPr>
-              <w:t xml:space="preserve">0.37</w:t>
-            </w:r>
-          </w:p>
-        </w:tc>
-        <w:tc>
-          <w:tcPr>
-            <w:tcBorders>
-              <w:bottom w:val="none" w:sz="0" w:space="0" w:color="000000"/>
-              <w:top w:val="none" w:sz="0" w:space="0" w:color="000000"/>
-              <w:left w:val="none" w:sz="0" w:space="0" w:color="000000"/>
-              <w:right w:val="none" w:sz="0" w:space="0" w:color="000000"/>
-            </w:tcBorders>
-            <w:shd w:val="clear" w:color="auto" w:fill="FFFFFF"/>
-            <w:tcMar>
-              <w:top w:w="0" w:type="dxa"/>
-              <w:bottom w:w="0" w:type="dxa"/>
-              <w:left w:w="0" w:type="dxa"/>
-              <w:right w:w="0" w:type="dxa"/>
-            </w:tcMar>
-            <w:vAlign w:val="top"/>
-          </w:tcPr>
-          <w:p>
-            <w:pPr>
-              <w:pStyle w:val="Normal"/>
-              <w:jc w:val="center"/>
-              <w:pBdr>
-                <w:bottom w:val="none" w:sz="0" w:space="0" w:color="000000"/>
-                <w:top w:val="none" w:sz="0" w:space="0" w:color="000000"/>
-                <w:left w:val="none" w:sz="0" w:space="0" w:color="000000"/>
-                <w:right w:val="none" w:sz="0" w:space="0" w:color="000000"/>
-              </w:pBdr>
-              <w:spacing w:after="100" w:before="100" w:line="240"/>
-              <w:ind w:left="100" w:right="100" w:firstLine="0" w:firstLineChars="0"/>
-              <w:rPr>
-                <w:rFonts w:ascii="Helvetica" w:hAnsi="Helvetica" w:eastAsia="Helvetica" w:cs="Helvetica"/>
-                <w:i w:val="false"/>
-                <w:b w:val="false"/>
-                <w:u w:val="none"/>
-                <w:sz w:val="22"/>
-                <w:szCs w:val="22"/>
-                <w:color w:val="000000"/>
-              </w:rPr>
-            </w:pPr>
-            <w:r>
-              <w:rPr>
-                <w:rFonts w:ascii="Helvetica" w:hAnsi="Helvetica" w:eastAsia="Helvetica" w:cs="Helvetica"/>
-                <w:i w:val="false"/>
-                <w:b w:val="false"/>
-                <w:u w:val="none"/>
-                <w:sz w:val="22"/>
-                <w:szCs w:val="22"/>
-                <w:color w:val="000000"/>
-              </w:rPr>
-              <w:t xml:space="preserve">0.07, 1.90</w:t>
-            </w:r>
-          </w:p>
-        </w:tc>
-        <w:tc>
-          <w:tcPr>
-            <w:tcBorders>
-              <w:bottom w:val="none" w:sz="0" w:space="0" w:color="000000"/>
-              <w:top w:val="none" w:sz="0" w:space="0" w:color="000000"/>
-              <w:left w:val="none" w:sz="0" w:space="0" w:color="000000"/>
-              <w:right w:val="none" w:sz="0" w:space="0" w:color="000000"/>
-            </w:tcBorders>
-            <w:shd w:val="clear" w:color="auto" w:fill="FFFFFF"/>
-            <w:tcMar>
-              <w:top w:w="0" w:type="dxa"/>
-              <w:bottom w:w="0" w:type="dxa"/>
-              <w:left w:w="0" w:type="dxa"/>
-              <w:right w:w="0" w:type="dxa"/>
-            </w:tcMar>
-            <w:vAlign w:val="top"/>
-          </w:tcPr>
-          <w:p>
-            <w:pPr>
-              <w:pStyle w:val="Normal"/>
-              <w:jc w:val="center"/>
-              <w:pBdr>
-                <w:bottom w:val="none" w:sz="0" w:space="0" w:color="000000"/>
-                <w:top w:val="none" w:sz="0" w:space="0" w:color="000000"/>
-                <w:left w:val="none" w:sz="0" w:space="0" w:color="000000"/>
-                <w:right w:val="none" w:sz="0" w:space="0" w:color="000000"/>
-              </w:pBdr>
-              <w:spacing w:after="100" w:before="100" w:line="240"/>
-              <w:ind w:left="100" w:right="100" w:firstLine="0" w:firstLineChars="0"/>
-              <w:rPr>
-                <w:rFonts w:ascii="Helvetica" w:hAnsi="Helvetica" w:eastAsia="Helvetica" w:cs="Helvetica"/>
-                <w:i w:val="false"/>
-                <w:b w:val="false"/>
-                <w:u w:val="none"/>
-                <w:sz w:val="22"/>
-                <w:szCs w:val="22"/>
-                <w:color w:val="000000"/>
-              </w:rPr>
-            </w:pPr>
-            <w:r>
-              <w:rPr>
-                <w:rFonts w:ascii="Helvetica" w:hAnsi="Helvetica" w:eastAsia="Helvetica" w:cs="Helvetica"/>
-                <w:i w:val="false"/>
-                <w:b w:val="false"/>
-                <w:u w:val="none"/>
-                <w:sz w:val="22"/>
-                <w:szCs w:val="22"/>
-                <w:color w:val="000000"/>
-              </w:rPr>
-              <w:t xml:space="preserve">0.230</w:t>
+              <w:t xml:space="preserve">0.35</w:t>
+            </w:r>
+          </w:p>
+        </w:tc>
+        <w:tc>
+          <w:tcPr>
+            <w:tcBorders>
+              <w:bottom w:val="none" w:sz="0" w:space="0" w:color="000000"/>
+              <w:top w:val="none" w:sz="0" w:space="0" w:color="000000"/>
+              <w:left w:val="none" w:sz="0" w:space="0" w:color="000000"/>
+              <w:right w:val="none" w:sz="0" w:space="0" w:color="000000"/>
+            </w:tcBorders>
+            <w:shd w:val="clear" w:color="auto" w:fill="FFFFFF"/>
+            <w:tcMar>
+              <w:top w:w="0" w:type="dxa"/>
+              <w:bottom w:w="0" w:type="dxa"/>
+              <w:left w:w="0" w:type="dxa"/>
+              <w:right w:w="0" w:type="dxa"/>
+            </w:tcMar>
+            <w:vAlign w:val="top"/>
+          </w:tcPr>
+          <w:p>
+            <w:pPr>
+              <w:pStyle w:val="Normal"/>
+              <w:jc w:val="center"/>
+              <w:pBdr>
+                <w:bottom w:val="none" w:sz="0" w:space="0" w:color="000000"/>
+                <w:top w:val="none" w:sz="0" w:space="0" w:color="000000"/>
+                <w:left w:val="none" w:sz="0" w:space="0" w:color="000000"/>
+                <w:right w:val="none" w:sz="0" w:space="0" w:color="000000"/>
+              </w:pBdr>
+              <w:spacing w:after="100" w:before="100" w:line="240"/>
+              <w:ind w:left="100" w:right="100" w:firstLine="0" w:firstLineChars="0"/>
+              <w:rPr>
+                <w:rFonts w:ascii="Helvetica" w:hAnsi="Helvetica" w:eastAsia="Helvetica" w:cs="Helvetica"/>
+                <w:i w:val="false"/>
+                <w:b w:val="false"/>
+                <w:u w:val="none"/>
+                <w:sz w:val="22"/>
+                <w:szCs w:val="22"/>
+                <w:color w:val="000000"/>
+              </w:rPr>
+            </w:pPr>
+            <w:r>
+              <w:rPr>
+                <w:rFonts w:ascii="Helvetica" w:hAnsi="Helvetica" w:eastAsia="Helvetica" w:cs="Helvetica"/>
+                <w:i w:val="false"/>
+                <w:b w:val="false"/>
+                <w:u w:val="none"/>
+                <w:sz w:val="22"/>
+                <w:szCs w:val="22"/>
+                <w:color w:val="000000"/>
+              </w:rPr>
+              <w:t xml:space="preserve">0.07, 1.79</w:t>
+            </w:r>
+          </w:p>
+        </w:tc>
+        <w:tc>
+          <w:tcPr>
+            <w:tcBorders>
+              <w:bottom w:val="none" w:sz="0" w:space="0" w:color="000000"/>
+              <w:top w:val="none" w:sz="0" w:space="0" w:color="000000"/>
+              <w:left w:val="none" w:sz="0" w:space="0" w:color="000000"/>
+              <w:right w:val="none" w:sz="0" w:space="0" w:color="000000"/>
+            </w:tcBorders>
+            <w:shd w:val="clear" w:color="auto" w:fill="FFFFFF"/>
+            <w:tcMar>
+              <w:top w:w="0" w:type="dxa"/>
+              <w:bottom w:w="0" w:type="dxa"/>
+              <w:left w:w="0" w:type="dxa"/>
+              <w:right w:w="0" w:type="dxa"/>
+            </w:tcMar>
+            <w:vAlign w:val="top"/>
+          </w:tcPr>
+          <w:p>
+            <w:pPr>
+              <w:pStyle w:val="Normal"/>
+              <w:jc w:val="center"/>
+              <w:pBdr>
+                <w:bottom w:val="none" w:sz="0" w:space="0" w:color="000000"/>
+                <w:top w:val="none" w:sz="0" w:space="0" w:color="000000"/>
+                <w:left w:val="none" w:sz="0" w:space="0" w:color="000000"/>
+                <w:right w:val="none" w:sz="0" w:space="0" w:color="000000"/>
+              </w:pBdr>
+              <w:spacing w:after="100" w:before="100" w:line="240"/>
+              <w:ind w:left="100" w:right="100" w:firstLine="0" w:firstLineChars="0"/>
+              <w:rPr>
+                <w:rFonts w:ascii="Helvetica" w:hAnsi="Helvetica" w:eastAsia="Helvetica" w:cs="Helvetica"/>
+                <w:i w:val="false"/>
+                <w:b w:val="false"/>
+                <w:u w:val="none"/>
+                <w:sz w:val="22"/>
+                <w:szCs w:val="22"/>
+                <w:color w:val="000000"/>
+              </w:rPr>
+            </w:pPr>
+            <w:r>
+              <w:rPr>
+                <w:rFonts w:ascii="Helvetica" w:hAnsi="Helvetica" w:eastAsia="Helvetica" w:cs="Helvetica"/>
+                <w:i w:val="false"/>
+                <w:b w:val="false"/>
+                <w:u w:val="none"/>
+                <w:sz w:val="22"/>
+                <w:szCs w:val="22"/>
+                <w:color w:val="000000"/>
+              </w:rPr>
+              <w:t xml:space="preserve">0.210</w:t>
             </w:r>
           </w:p>
         </w:tc>
@@ -9049,7 +9049,7 @@
                 <w:szCs w:val="22"/>
                 <w:color w:val="000000"/>
               </w:rPr>
-              <w:t xml:space="preserve">323</w:t>
+              <w:t xml:space="preserve">322</w:t>
             </w:r>
           </w:p>
         </w:tc>
@@ -9261,7 +9261,7 @@
                 <w:szCs w:val="22"/>
                 <w:color w:val="000000"/>
               </w:rPr>
-              <w:t xml:space="preserve">323</w:t>
+              <w:t xml:space="preserve">322</w:t>
             </w:r>
           </w:p>
         </w:tc>
@@ -10068,113 +10068,113 @@
                 <w:szCs w:val="22"/>
                 <w:color w:val="000000"/>
               </w:rPr>
-              <w:t xml:space="preserve">2.67</w:t>
-            </w:r>
-          </w:p>
-        </w:tc>
-        <w:tc>
-          <w:tcPr>
-            <w:tcBorders>
-              <w:bottom w:val="none" w:sz="0" w:space="0" w:color="000000"/>
-              <w:top w:val="none" w:sz="0" w:space="0" w:color="000000"/>
-              <w:left w:val="none" w:sz="0" w:space="0" w:color="000000"/>
-              <w:right w:val="none" w:sz="0" w:space="0" w:color="000000"/>
-            </w:tcBorders>
-            <w:shd w:val="clear" w:color="auto" w:fill="FFFFFF"/>
-            <w:tcMar>
-              <w:top w:w="0" w:type="dxa"/>
-              <w:bottom w:w="0" w:type="dxa"/>
-              <w:left w:w="0" w:type="dxa"/>
-              <w:right w:w="0" w:type="dxa"/>
-            </w:tcMar>
-            <w:vAlign w:val="top"/>
-          </w:tcPr>
-          <w:p>
-            <w:pPr>
-              <w:pStyle w:val="Normal"/>
-              <w:jc w:val="center"/>
-              <w:pBdr>
-                <w:bottom w:val="none" w:sz="0" w:space="0" w:color="000000"/>
-                <w:top w:val="none" w:sz="0" w:space="0" w:color="000000"/>
-                <w:left w:val="none" w:sz="0" w:space="0" w:color="000000"/>
-                <w:right w:val="none" w:sz="0" w:space="0" w:color="000000"/>
-              </w:pBdr>
-              <w:spacing w:after="100" w:before="100" w:line="240"/>
-              <w:ind w:left="100" w:right="100" w:firstLine="0" w:firstLineChars="0"/>
-              <w:rPr>
-                <w:rFonts w:ascii="Helvetica" w:hAnsi="Helvetica" w:eastAsia="Helvetica" w:cs="Helvetica"/>
-                <w:i w:val="false"/>
-                <w:b w:val="false"/>
-                <w:u w:val="none"/>
-                <w:sz w:val="22"/>
-                <w:szCs w:val="22"/>
-                <w:color w:val="000000"/>
-              </w:rPr>
-            </w:pPr>
-            <w:r>
-              <w:rPr>
-                <w:rFonts w:ascii="Helvetica" w:hAnsi="Helvetica" w:eastAsia="Helvetica" w:cs="Helvetica"/>
-                <w:i w:val="false"/>
-                <w:b w:val="false"/>
-                <w:u w:val="none"/>
-                <w:sz w:val="22"/>
-                <w:szCs w:val="22"/>
-                <w:color w:val="000000"/>
-              </w:rPr>
-              <w:t xml:space="preserve">1.31, 5.41</w:t>
-            </w:r>
-          </w:p>
-        </w:tc>
-        <w:tc>
-          <w:tcPr>
-            <w:tcBorders>
-              <w:bottom w:val="none" w:sz="0" w:space="0" w:color="000000"/>
-              <w:top w:val="none" w:sz="0" w:space="0" w:color="000000"/>
-              <w:left w:val="none" w:sz="0" w:space="0" w:color="000000"/>
-              <w:right w:val="none" w:sz="0" w:space="0" w:color="000000"/>
-            </w:tcBorders>
-            <w:shd w:val="clear" w:color="auto" w:fill="FFFFFF"/>
-            <w:tcMar>
-              <w:top w:w="0" w:type="dxa"/>
-              <w:bottom w:w="0" w:type="dxa"/>
-              <w:left w:w="0" w:type="dxa"/>
-              <w:right w:w="0" w:type="dxa"/>
-            </w:tcMar>
-            <w:vAlign w:val="top"/>
-          </w:tcPr>
-          <w:p>
-            <w:pPr>
-              <w:pStyle w:val="Normal"/>
-              <w:jc w:val="center"/>
-              <w:pBdr>
-                <w:bottom w:val="none" w:sz="0" w:space="0" w:color="000000"/>
-                <w:top w:val="none" w:sz="0" w:space="0" w:color="000000"/>
-                <w:left w:val="none" w:sz="0" w:space="0" w:color="000000"/>
-                <w:right w:val="none" w:sz="0" w:space="0" w:color="000000"/>
-              </w:pBdr>
-              <w:spacing w:after="100" w:before="100" w:line="240"/>
-              <w:ind w:left="100" w:right="100" w:firstLine="0" w:firstLineChars="0"/>
-              <w:rPr>
-                <w:rFonts w:ascii="Helvetica" w:hAnsi="Helvetica" w:eastAsia="Helvetica" w:cs="Helvetica"/>
-                <w:i w:val="false"/>
-                <w:b w:val="false"/>
-                <w:u w:val="none"/>
-                <w:sz w:val="22"/>
-                <w:szCs w:val="22"/>
-                <w:color w:val="000000"/>
-              </w:rPr>
-            </w:pPr>
-            <w:r>
-              <w:rPr>
-                <w:rFonts w:ascii="Helvetica" w:hAnsi="Helvetica" w:eastAsia="Helvetica" w:cs="Helvetica"/>
-                <w:i w:val="false"/>
-                <w:b w:val="false"/>
-                <w:u w:val="none"/>
-                <w:sz w:val="22"/>
-                <w:szCs w:val="22"/>
-                <w:color w:val="000000"/>
-              </w:rPr>
-              <w:t xml:space="preserve">0.007</w:t>
+              <w:t xml:space="preserve">2.61</w:t>
+            </w:r>
+          </w:p>
+        </w:tc>
+        <w:tc>
+          <w:tcPr>
+            <w:tcBorders>
+              <w:bottom w:val="none" w:sz="0" w:space="0" w:color="000000"/>
+              <w:top w:val="none" w:sz="0" w:space="0" w:color="000000"/>
+              <w:left w:val="none" w:sz="0" w:space="0" w:color="000000"/>
+              <w:right w:val="none" w:sz="0" w:space="0" w:color="000000"/>
+            </w:tcBorders>
+            <w:shd w:val="clear" w:color="auto" w:fill="FFFFFF"/>
+            <w:tcMar>
+              <w:top w:w="0" w:type="dxa"/>
+              <w:bottom w:w="0" w:type="dxa"/>
+              <w:left w:w="0" w:type="dxa"/>
+              <w:right w:w="0" w:type="dxa"/>
+            </w:tcMar>
+            <w:vAlign w:val="top"/>
+          </w:tcPr>
+          <w:p>
+            <w:pPr>
+              <w:pStyle w:val="Normal"/>
+              <w:jc w:val="center"/>
+              <w:pBdr>
+                <w:bottom w:val="none" w:sz="0" w:space="0" w:color="000000"/>
+                <w:top w:val="none" w:sz="0" w:space="0" w:color="000000"/>
+                <w:left w:val="none" w:sz="0" w:space="0" w:color="000000"/>
+                <w:right w:val="none" w:sz="0" w:space="0" w:color="000000"/>
+              </w:pBdr>
+              <w:spacing w:after="100" w:before="100" w:line="240"/>
+              <w:ind w:left="100" w:right="100" w:firstLine="0" w:firstLineChars="0"/>
+              <w:rPr>
+                <w:rFonts w:ascii="Helvetica" w:hAnsi="Helvetica" w:eastAsia="Helvetica" w:cs="Helvetica"/>
+                <w:i w:val="false"/>
+                <w:b w:val="false"/>
+                <w:u w:val="none"/>
+                <w:sz w:val="22"/>
+                <w:szCs w:val="22"/>
+                <w:color w:val="000000"/>
+              </w:rPr>
+            </w:pPr>
+            <w:r>
+              <w:rPr>
+                <w:rFonts w:ascii="Helvetica" w:hAnsi="Helvetica" w:eastAsia="Helvetica" w:cs="Helvetica"/>
+                <w:i w:val="false"/>
+                <w:b w:val="false"/>
+                <w:u w:val="none"/>
+                <w:sz w:val="22"/>
+                <w:szCs w:val="22"/>
+                <w:color w:val="000000"/>
+              </w:rPr>
+              <w:t xml:space="preserve">1.29, 5.29</w:t>
+            </w:r>
+          </w:p>
+        </w:tc>
+        <w:tc>
+          <w:tcPr>
+            <w:tcBorders>
+              <w:bottom w:val="none" w:sz="0" w:space="0" w:color="000000"/>
+              <w:top w:val="none" w:sz="0" w:space="0" w:color="000000"/>
+              <w:left w:val="none" w:sz="0" w:space="0" w:color="000000"/>
+              <w:right w:val="none" w:sz="0" w:space="0" w:color="000000"/>
+            </w:tcBorders>
+            <w:shd w:val="clear" w:color="auto" w:fill="FFFFFF"/>
+            <w:tcMar>
+              <w:top w:w="0" w:type="dxa"/>
+              <w:bottom w:w="0" w:type="dxa"/>
+              <w:left w:w="0" w:type="dxa"/>
+              <w:right w:w="0" w:type="dxa"/>
+            </w:tcMar>
+            <w:vAlign w:val="top"/>
+          </w:tcPr>
+          <w:p>
+            <w:pPr>
+              <w:pStyle w:val="Normal"/>
+              <w:jc w:val="center"/>
+              <w:pBdr>
+                <w:bottom w:val="none" w:sz="0" w:space="0" w:color="000000"/>
+                <w:top w:val="none" w:sz="0" w:space="0" w:color="000000"/>
+                <w:left w:val="none" w:sz="0" w:space="0" w:color="000000"/>
+                <w:right w:val="none" w:sz="0" w:space="0" w:color="000000"/>
+              </w:pBdr>
+              <w:spacing w:after="100" w:before="100" w:line="240"/>
+              <w:ind w:left="100" w:right="100" w:firstLine="0" w:firstLineChars="0"/>
+              <w:rPr>
+                <w:rFonts w:ascii="Helvetica" w:hAnsi="Helvetica" w:eastAsia="Helvetica" w:cs="Helvetica"/>
+                <w:i w:val="false"/>
+                <w:b w:val="false"/>
+                <w:u w:val="none"/>
+                <w:sz w:val="22"/>
+                <w:szCs w:val="22"/>
+                <w:color w:val="000000"/>
+              </w:rPr>
+            </w:pPr>
+            <w:r>
+              <w:rPr>
+                <w:rFonts w:ascii="Helvetica" w:hAnsi="Helvetica" w:eastAsia="Helvetica" w:cs="Helvetica"/>
+                <w:i w:val="false"/>
+                <w:b w:val="false"/>
+                <w:u w:val="none"/>
+                <w:sz w:val="22"/>
+                <w:szCs w:val="22"/>
+                <w:color w:val="000000"/>
+              </w:rPr>
+              <w:t xml:space="preserve">0.008</w:t>
             </w:r>
           </w:p>
         </w:tc>
@@ -10280,113 +10280,113 @@
                 <w:szCs w:val="22"/>
                 <w:color w:val="000000"/>
               </w:rPr>
-              <w:t xml:space="preserve">5.83</w:t>
-            </w:r>
-          </w:p>
-        </w:tc>
-        <w:tc>
-          <w:tcPr>
-            <w:tcBorders>
-              <w:bottom w:val="none" w:sz="0" w:space="0" w:color="000000"/>
-              <w:top w:val="none" w:sz="0" w:space="0" w:color="000000"/>
-              <w:left w:val="none" w:sz="0" w:space="0" w:color="000000"/>
-              <w:right w:val="none" w:sz="0" w:space="0" w:color="000000"/>
-            </w:tcBorders>
-            <w:shd w:val="clear" w:color="auto" w:fill="FFFFFF"/>
-            <w:tcMar>
-              <w:top w:w="0" w:type="dxa"/>
-              <w:bottom w:w="0" w:type="dxa"/>
-              <w:left w:w="0" w:type="dxa"/>
-              <w:right w:w="0" w:type="dxa"/>
-            </w:tcMar>
-            <w:vAlign w:val="top"/>
-          </w:tcPr>
-          <w:p>
-            <w:pPr>
-              <w:pStyle w:val="Normal"/>
-              <w:jc w:val="center"/>
-              <w:pBdr>
-                <w:bottom w:val="none" w:sz="0" w:space="0" w:color="000000"/>
-                <w:top w:val="none" w:sz="0" w:space="0" w:color="000000"/>
-                <w:left w:val="none" w:sz="0" w:space="0" w:color="000000"/>
-                <w:right w:val="none" w:sz="0" w:space="0" w:color="000000"/>
-              </w:pBdr>
-              <w:spacing w:after="100" w:before="100" w:line="240"/>
-              <w:ind w:left="100" w:right="100" w:firstLine="0" w:firstLineChars="0"/>
-              <w:rPr>
-                <w:rFonts w:ascii="Helvetica" w:hAnsi="Helvetica" w:eastAsia="Helvetica" w:cs="Helvetica"/>
-                <w:i w:val="false"/>
-                <w:b w:val="false"/>
-                <w:u w:val="none"/>
-                <w:sz w:val="22"/>
-                <w:szCs w:val="22"/>
-                <w:color w:val="000000"/>
-              </w:rPr>
-            </w:pPr>
-            <w:r>
-              <w:rPr>
-                <w:rFonts w:ascii="Helvetica" w:hAnsi="Helvetica" w:eastAsia="Helvetica" w:cs="Helvetica"/>
-                <w:i w:val="false"/>
-                <w:b w:val="false"/>
-                <w:u w:val="none"/>
-                <w:sz w:val="22"/>
-                <w:szCs w:val="22"/>
-                <w:color w:val="000000"/>
-              </w:rPr>
-              <w:t xml:space="preserve">1.74, 19.6</w:t>
-            </w:r>
-          </w:p>
-        </w:tc>
-        <w:tc>
-          <w:tcPr>
-            <w:tcBorders>
-              <w:bottom w:val="none" w:sz="0" w:space="0" w:color="000000"/>
-              <w:top w:val="none" w:sz="0" w:space="0" w:color="000000"/>
-              <w:left w:val="none" w:sz="0" w:space="0" w:color="000000"/>
-              <w:right w:val="none" w:sz="0" w:space="0" w:color="000000"/>
-            </w:tcBorders>
-            <w:shd w:val="clear" w:color="auto" w:fill="FFFFFF"/>
-            <w:tcMar>
-              <w:top w:w="0" w:type="dxa"/>
-              <w:bottom w:w="0" w:type="dxa"/>
-              <w:left w:w="0" w:type="dxa"/>
-              <w:right w:w="0" w:type="dxa"/>
-            </w:tcMar>
-            <w:vAlign w:val="top"/>
-          </w:tcPr>
-          <w:p>
-            <w:pPr>
-              <w:pStyle w:val="Normal"/>
-              <w:jc w:val="center"/>
-              <w:pBdr>
-                <w:bottom w:val="none" w:sz="0" w:space="0" w:color="000000"/>
-                <w:top w:val="none" w:sz="0" w:space="0" w:color="000000"/>
-                <w:left w:val="none" w:sz="0" w:space="0" w:color="000000"/>
-                <w:right w:val="none" w:sz="0" w:space="0" w:color="000000"/>
-              </w:pBdr>
-              <w:spacing w:after="100" w:before="100" w:line="240"/>
-              <w:ind w:left="100" w:right="100" w:firstLine="0" w:firstLineChars="0"/>
-              <w:rPr>
-                <w:rFonts w:ascii="Helvetica" w:hAnsi="Helvetica" w:eastAsia="Helvetica" w:cs="Helvetica"/>
-                <w:i w:val="false"/>
-                <w:b w:val="false"/>
-                <w:u w:val="none"/>
-                <w:sz w:val="22"/>
-                <w:szCs w:val="22"/>
-                <w:color w:val="000000"/>
-              </w:rPr>
-            </w:pPr>
-            <w:r>
-              <w:rPr>
-                <w:rFonts w:ascii="Helvetica" w:hAnsi="Helvetica" w:eastAsia="Helvetica" w:cs="Helvetica"/>
-                <w:i w:val="false"/>
-                <w:b w:val="false"/>
-                <w:u w:val="none"/>
-                <w:sz w:val="22"/>
-                <w:szCs w:val="22"/>
-                <w:color w:val="000000"/>
-              </w:rPr>
-              <w:t xml:space="preserve">0.004</w:t>
+              <w:t xml:space="preserve">5.01</w:t>
+            </w:r>
+          </w:p>
+        </w:tc>
+        <w:tc>
+          <w:tcPr>
+            <w:tcBorders>
+              <w:bottom w:val="none" w:sz="0" w:space="0" w:color="000000"/>
+              <w:top w:val="none" w:sz="0" w:space="0" w:color="000000"/>
+              <w:left w:val="none" w:sz="0" w:space="0" w:color="000000"/>
+              <w:right w:val="none" w:sz="0" w:space="0" w:color="000000"/>
+            </w:tcBorders>
+            <w:shd w:val="clear" w:color="auto" w:fill="FFFFFF"/>
+            <w:tcMar>
+              <w:top w:w="0" w:type="dxa"/>
+              <w:bottom w:w="0" w:type="dxa"/>
+              <w:left w:w="0" w:type="dxa"/>
+              <w:right w:w="0" w:type="dxa"/>
+            </w:tcMar>
+            <w:vAlign w:val="top"/>
+          </w:tcPr>
+          <w:p>
+            <w:pPr>
+              <w:pStyle w:val="Normal"/>
+              <w:jc w:val="center"/>
+              <w:pBdr>
+                <w:bottom w:val="none" w:sz="0" w:space="0" w:color="000000"/>
+                <w:top w:val="none" w:sz="0" w:space="0" w:color="000000"/>
+                <w:left w:val="none" w:sz="0" w:space="0" w:color="000000"/>
+                <w:right w:val="none" w:sz="0" w:space="0" w:color="000000"/>
+              </w:pBdr>
+              <w:spacing w:after="100" w:before="100" w:line="240"/>
+              <w:ind w:left="100" w:right="100" w:firstLine="0" w:firstLineChars="0"/>
+              <w:rPr>
+                <w:rFonts w:ascii="Helvetica" w:hAnsi="Helvetica" w:eastAsia="Helvetica" w:cs="Helvetica"/>
+                <w:i w:val="false"/>
+                <w:b w:val="false"/>
+                <w:u w:val="none"/>
+                <w:sz w:val="22"/>
+                <w:szCs w:val="22"/>
+                <w:color w:val="000000"/>
+              </w:rPr>
+            </w:pPr>
+            <w:r>
+              <w:rPr>
+                <w:rFonts w:ascii="Helvetica" w:hAnsi="Helvetica" w:eastAsia="Helvetica" w:cs="Helvetica"/>
+                <w:i w:val="false"/>
+                <w:b w:val="false"/>
+                <w:u w:val="none"/>
+                <w:sz w:val="22"/>
+                <w:szCs w:val="22"/>
+                <w:color w:val="000000"/>
+              </w:rPr>
+              <w:t xml:space="preserve">1.41, 17.8</w:t>
+            </w:r>
+          </w:p>
+        </w:tc>
+        <w:tc>
+          <w:tcPr>
+            <w:tcBorders>
+              <w:bottom w:val="none" w:sz="0" w:space="0" w:color="000000"/>
+              <w:top w:val="none" w:sz="0" w:space="0" w:color="000000"/>
+              <w:left w:val="none" w:sz="0" w:space="0" w:color="000000"/>
+              <w:right w:val="none" w:sz="0" w:space="0" w:color="000000"/>
+            </w:tcBorders>
+            <w:shd w:val="clear" w:color="auto" w:fill="FFFFFF"/>
+            <w:tcMar>
+              <w:top w:w="0" w:type="dxa"/>
+              <w:bottom w:w="0" w:type="dxa"/>
+              <w:left w:w="0" w:type="dxa"/>
+              <w:right w:w="0" w:type="dxa"/>
+            </w:tcMar>
+            <w:vAlign w:val="top"/>
+          </w:tcPr>
+          <w:p>
+            <w:pPr>
+              <w:pStyle w:val="Normal"/>
+              <w:jc w:val="center"/>
+              <w:pBdr>
+                <w:bottom w:val="none" w:sz="0" w:space="0" w:color="000000"/>
+                <w:top w:val="none" w:sz="0" w:space="0" w:color="000000"/>
+                <w:left w:val="none" w:sz="0" w:space="0" w:color="000000"/>
+                <w:right w:val="none" w:sz="0" w:space="0" w:color="000000"/>
+              </w:pBdr>
+              <w:spacing w:after="100" w:before="100" w:line="240"/>
+              <w:ind w:left="100" w:right="100" w:firstLine="0" w:firstLineChars="0"/>
+              <w:rPr>
+                <w:rFonts w:ascii="Helvetica" w:hAnsi="Helvetica" w:eastAsia="Helvetica" w:cs="Helvetica"/>
+                <w:i w:val="false"/>
+                <w:b w:val="false"/>
+                <w:u w:val="none"/>
+                <w:sz w:val="22"/>
+                <w:szCs w:val="22"/>
+                <w:color w:val="000000"/>
+              </w:rPr>
+            </w:pPr>
+            <w:r>
+              <w:rPr>
+                <w:rFonts w:ascii="Helvetica" w:hAnsi="Helvetica" w:eastAsia="Helvetica" w:cs="Helvetica"/>
+                <w:i w:val="false"/>
+                <w:b w:val="false"/>
+                <w:u w:val="none"/>
+                <w:sz w:val="22"/>
+                <w:szCs w:val="22"/>
+                <w:color w:val="000000"/>
+              </w:rPr>
+              <w:t xml:space="preserve">0.013</w:t>
             </w:r>
           </w:p>
         </w:tc>
@@ -10498,7 +10498,7 @@
                 <w:szCs w:val="22"/>
                 <w:color w:val="000000"/>
               </w:rPr>
-              <w:t xml:space="preserve">323</w:t>
+              <w:t xml:space="preserve">322</w:t>
             </w:r>
           </w:p>
         </w:tc>
@@ -10710,7 +10710,7 @@
                 <w:szCs w:val="22"/>
                 <w:color w:val="000000"/>
               </w:rPr>
-              <w:t xml:space="preserve">323</w:t>
+              <w:t xml:space="preserve">322</w:t>
             </w:r>
           </w:p>
         </w:tc>
@@ -11517,60 +11517,60 @@
                 <w:szCs w:val="22"/>
                 <w:color w:val="000000"/>
               </w:rPr>
-              <w:t xml:space="preserve">0.57</w:t>
-            </w:r>
-          </w:p>
-        </w:tc>
-        <w:tc>
-          <w:tcPr>
-            <w:tcBorders>
-              <w:bottom w:val="none" w:sz="0" w:space="0" w:color="000000"/>
-              <w:top w:val="none" w:sz="0" w:space="0" w:color="000000"/>
-              <w:left w:val="none" w:sz="0" w:space="0" w:color="000000"/>
-              <w:right w:val="none" w:sz="0" w:space="0" w:color="000000"/>
-            </w:tcBorders>
-            <w:shd w:val="clear" w:color="auto" w:fill="FFFFFF"/>
-            <w:tcMar>
-              <w:top w:w="0" w:type="dxa"/>
-              <w:bottom w:w="0" w:type="dxa"/>
-              <w:left w:w="0" w:type="dxa"/>
-              <w:right w:w="0" w:type="dxa"/>
-            </w:tcMar>
-            <w:vAlign w:val="top"/>
-          </w:tcPr>
-          <w:p>
-            <w:pPr>
-              <w:pStyle w:val="Normal"/>
-              <w:jc w:val="center"/>
-              <w:pBdr>
-                <w:bottom w:val="none" w:sz="0" w:space="0" w:color="000000"/>
-                <w:top w:val="none" w:sz="0" w:space="0" w:color="000000"/>
-                <w:left w:val="none" w:sz="0" w:space="0" w:color="000000"/>
-                <w:right w:val="none" w:sz="0" w:space="0" w:color="000000"/>
-              </w:pBdr>
-              <w:spacing w:after="100" w:before="100" w:line="240"/>
-              <w:ind w:left="100" w:right="100" w:firstLine="0" w:firstLineChars="0"/>
-              <w:rPr>
-                <w:rFonts w:ascii="Helvetica" w:hAnsi="Helvetica" w:eastAsia="Helvetica" w:cs="Helvetica"/>
-                <w:i w:val="false"/>
-                <w:b w:val="false"/>
-                <w:u w:val="none"/>
-                <w:sz w:val="22"/>
-                <w:szCs w:val="22"/>
-                <w:color w:val="000000"/>
-              </w:rPr>
-            </w:pPr>
-            <w:r>
-              <w:rPr>
-                <w:rFonts w:ascii="Helvetica" w:hAnsi="Helvetica" w:eastAsia="Helvetica" w:cs="Helvetica"/>
-                <w:i w:val="false"/>
-                <w:b w:val="false"/>
-                <w:u w:val="none"/>
-                <w:sz w:val="22"/>
-                <w:szCs w:val="22"/>
-                <w:color w:val="000000"/>
-              </w:rPr>
-              <w:t xml:space="preserve">0.29, 1.15</w:t>
+              <w:t xml:space="preserve">0.58</w:t>
+            </w:r>
+          </w:p>
+        </w:tc>
+        <w:tc>
+          <w:tcPr>
+            <w:tcBorders>
+              <w:bottom w:val="none" w:sz="0" w:space="0" w:color="000000"/>
+              <w:top w:val="none" w:sz="0" w:space="0" w:color="000000"/>
+              <w:left w:val="none" w:sz="0" w:space="0" w:color="000000"/>
+              <w:right w:val="none" w:sz="0" w:space="0" w:color="000000"/>
+            </w:tcBorders>
+            <w:shd w:val="clear" w:color="auto" w:fill="FFFFFF"/>
+            <w:tcMar>
+              <w:top w:w="0" w:type="dxa"/>
+              <w:bottom w:w="0" w:type="dxa"/>
+              <w:left w:w="0" w:type="dxa"/>
+              <w:right w:w="0" w:type="dxa"/>
+            </w:tcMar>
+            <w:vAlign w:val="top"/>
+          </w:tcPr>
+          <w:p>
+            <w:pPr>
+              <w:pStyle w:val="Normal"/>
+              <w:jc w:val="center"/>
+              <w:pBdr>
+                <w:bottom w:val="none" w:sz="0" w:space="0" w:color="000000"/>
+                <w:top w:val="none" w:sz="0" w:space="0" w:color="000000"/>
+                <w:left w:val="none" w:sz="0" w:space="0" w:color="000000"/>
+                <w:right w:val="none" w:sz="0" w:space="0" w:color="000000"/>
+              </w:pBdr>
+              <w:spacing w:after="100" w:before="100" w:line="240"/>
+              <w:ind w:left="100" w:right="100" w:firstLine="0" w:firstLineChars="0"/>
+              <w:rPr>
+                <w:rFonts w:ascii="Helvetica" w:hAnsi="Helvetica" w:eastAsia="Helvetica" w:cs="Helvetica"/>
+                <w:i w:val="false"/>
+                <w:b w:val="false"/>
+                <w:u w:val="none"/>
+                <w:sz w:val="22"/>
+                <w:szCs w:val="22"/>
+                <w:color w:val="000000"/>
+              </w:rPr>
+            </w:pPr>
+            <w:r>
+              <w:rPr>
+                <w:rFonts w:ascii="Helvetica" w:hAnsi="Helvetica" w:eastAsia="Helvetica" w:cs="Helvetica"/>
+                <w:i w:val="false"/>
+                <w:b w:val="false"/>
+                <w:u w:val="none"/>
+                <w:sz w:val="22"/>
+                <w:szCs w:val="22"/>
+                <w:color w:val="000000"/>
+              </w:rPr>
+              <w:t xml:space="preserve">0.29, 1.16</w:t>
             </w:r>
           </w:p>
         </w:tc>
@@ -11729,113 +11729,113 @@
                 <w:szCs w:val="22"/>
                 <w:color w:val="000000"/>
               </w:rPr>
-              <w:t xml:space="preserve">0.51</w:t>
-            </w:r>
-          </w:p>
-        </w:tc>
-        <w:tc>
-          <w:tcPr>
-            <w:tcBorders>
-              <w:bottom w:val="none" w:sz="0" w:space="0" w:color="000000"/>
-              <w:top w:val="none" w:sz="0" w:space="0" w:color="000000"/>
-              <w:left w:val="none" w:sz="0" w:space="0" w:color="000000"/>
-              <w:right w:val="none" w:sz="0" w:space="0" w:color="000000"/>
-            </w:tcBorders>
-            <w:shd w:val="clear" w:color="auto" w:fill="FFFFFF"/>
-            <w:tcMar>
-              <w:top w:w="0" w:type="dxa"/>
-              <w:bottom w:w="0" w:type="dxa"/>
-              <w:left w:w="0" w:type="dxa"/>
-              <w:right w:w="0" w:type="dxa"/>
-            </w:tcMar>
-            <w:vAlign w:val="top"/>
-          </w:tcPr>
-          <w:p>
-            <w:pPr>
-              <w:pStyle w:val="Normal"/>
-              <w:jc w:val="center"/>
-              <w:pBdr>
-                <w:bottom w:val="none" w:sz="0" w:space="0" w:color="000000"/>
-                <w:top w:val="none" w:sz="0" w:space="0" w:color="000000"/>
-                <w:left w:val="none" w:sz="0" w:space="0" w:color="000000"/>
-                <w:right w:val="none" w:sz="0" w:space="0" w:color="000000"/>
-              </w:pBdr>
-              <w:spacing w:after="100" w:before="100" w:line="240"/>
-              <w:ind w:left="100" w:right="100" w:firstLine="0" w:firstLineChars="0"/>
-              <w:rPr>
-                <w:rFonts w:ascii="Helvetica" w:hAnsi="Helvetica" w:eastAsia="Helvetica" w:cs="Helvetica"/>
-                <w:i w:val="false"/>
-                <w:b w:val="false"/>
-                <w:u w:val="none"/>
-                <w:sz w:val="22"/>
-                <w:szCs w:val="22"/>
-                <w:color w:val="000000"/>
-              </w:rPr>
-            </w:pPr>
-            <w:r>
-              <w:rPr>
-                <w:rFonts w:ascii="Helvetica" w:hAnsi="Helvetica" w:eastAsia="Helvetica" w:cs="Helvetica"/>
-                <w:i w:val="false"/>
-                <w:b w:val="false"/>
-                <w:u w:val="none"/>
-                <w:sz w:val="22"/>
-                <w:szCs w:val="22"/>
-                <w:color w:val="000000"/>
-              </w:rPr>
-              <w:t xml:space="preserve">0.17, 1.52</w:t>
-            </w:r>
-          </w:p>
-        </w:tc>
-        <w:tc>
-          <w:tcPr>
-            <w:tcBorders>
-              <w:bottom w:val="none" w:sz="0" w:space="0" w:color="000000"/>
-              <w:top w:val="none" w:sz="0" w:space="0" w:color="000000"/>
-              <w:left w:val="none" w:sz="0" w:space="0" w:color="000000"/>
-              <w:right w:val="none" w:sz="0" w:space="0" w:color="000000"/>
-            </w:tcBorders>
-            <w:shd w:val="clear" w:color="auto" w:fill="FFFFFF"/>
-            <w:tcMar>
-              <w:top w:w="0" w:type="dxa"/>
-              <w:bottom w:w="0" w:type="dxa"/>
-              <w:left w:w="0" w:type="dxa"/>
-              <w:right w:w="0" w:type="dxa"/>
-            </w:tcMar>
-            <w:vAlign w:val="top"/>
-          </w:tcPr>
-          <w:p>
-            <w:pPr>
-              <w:pStyle w:val="Normal"/>
-              <w:jc w:val="center"/>
-              <w:pBdr>
-                <w:bottom w:val="none" w:sz="0" w:space="0" w:color="000000"/>
-                <w:top w:val="none" w:sz="0" w:space="0" w:color="000000"/>
-                <w:left w:val="none" w:sz="0" w:space="0" w:color="000000"/>
-                <w:right w:val="none" w:sz="0" w:space="0" w:color="000000"/>
-              </w:pBdr>
-              <w:spacing w:after="100" w:before="100" w:line="240"/>
-              <w:ind w:left="100" w:right="100" w:firstLine="0" w:firstLineChars="0"/>
-              <w:rPr>
-                <w:rFonts w:ascii="Helvetica" w:hAnsi="Helvetica" w:eastAsia="Helvetica" w:cs="Helvetica"/>
-                <w:i w:val="false"/>
-                <w:b w:val="false"/>
-                <w:u w:val="none"/>
-                <w:sz w:val="22"/>
-                <w:szCs w:val="22"/>
-                <w:color w:val="000000"/>
-              </w:rPr>
-            </w:pPr>
-            <w:r>
-              <w:rPr>
-                <w:rFonts w:ascii="Helvetica" w:hAnsi="Helvetica" w:eastAsia="Helvetica" w:cs="Helvetica"/>
-                <w:i w:val="false"/>
-                <w:b w:val="false"/>
-                <w:u w:val="none"/>
-                <w:sz w:val="22"/>
-                <w:szCs w:val="22"/>
-                <w:color w:val="000000"/>
-              </w:rPr>
-              <w:t xml:space="preserve">0.230</w:t>
+              <w:t xml:space="preserve">0.45</w:t>
+            </w:r>
+          </w:p>
+        </w:tc>
+        <w:tc>
+          <w:tcPr>
+            <w:tcBorders>
+              <w:bottom w:val="none" w:sz="0" w:space="0" w:color="000000"/>
+              <w:top w:val="none" w:sz="0" w:space="0" w:color="000000"/>
+              <w:left w:val="none" w:sz="0" w:space="0" w:color="000000"/>
+              <w:right w:val="none" w:sz="0" w:space="0" w:color="000000"/>
+            </w:tcBorders>
+            <w:shd w:val="clear" w:color="auto" w:fill="FFFFFF"/>
+            <w:tcMar>
+              <w:top w:w="0" w:type="dxa"/>
+              <w:bottom w:w="0" w:type="dxa"/>
+              <w:left w:w="0" w:type="dxa"/>
+              <w:right w:w="0" w:type="dxa"/>
+            </w:tcMar>
+            <w:vAlign w:val="top"/>
+          </w:tcPr>
+          <w:p>
+            <w:pPr>
+              <w:pStyle w:val="Normal"/>
+              <w:jc w:val="center"/>
+              <w:pBdr>
+                <w:bottom w:val="none" w:sz="0" w:space="0" w:color="000000"/>
+                <w:top w:val="none" w:sz="0" w:space="0" w:color="000000"/>
+                <w:left w:val="none" w:sz="0" w:space="0" w:color="000000"/>
+                <w:right w:val="none" w:sz="0" w:space="0" w:color="000000"/>
+              </w:pBdr>
+              <w:spacing w:after="100" w:before="100" w:line="240"/>
+              <w:ind w:left="100" w:right="100" w:firstLine="0" w:firstLineChars="0"/>
+              <w:rPr>
+                <w:rFonts w:ascii="Helvetica" w:hAnsi="Helvetica" w:eastAsia="Helvetica" w:cs="Helvetica"/>
+                <w:i w:val="false"/>
+                <w:b w:val="false"/>
+                <w:u w:val="none"/>
+                <w:sz w:val="22"/>
+                <w:szCs w:val="22"/>
+                <w:color w:val="000000"/>
+              </w:rPr>
+            </w:pPr>
+            <w:r>
+              <w:rPr>
+                <w:rFonts w:ascii="Helvetica" w:hAnsi="Helvetica" w:eastAsia="Helvetica" w:cs="Helvetica"/>
+                <w:i w:val="false"/>
+                <w:b w:val="false"/>
+                <w:u w:val="none"/>
+                <w:sz w:val="22"/>
+                <w:szCs w:val="22"/>
+                <w:color w:val="000000"/>
+              </w:rPr>
+              <w:t xml:space="preserve">0.14, 1.48</w:t>
+            </w:r>
+          </w:p>
+        </w:tc>
+        <w:tc>
+          <w:tcPr>
+            <w:tcBorders>
+              <w:bottom w:val="none" w:sz="0" w:space="0" w:color="000000"/>
+              <w:top w:val="none" w:sz="0" w:space="0" w:color="000000"/>
+              <w:left w:val="none" w:sz="0" w:space="0" w:color="000000"/>
+              <w:right w:val="none" w:sz="0" w:space="0" w:color="000000"/>
+            </w:tcBorders>
+            <w:shd w:val="clear" w:color="auto" w:fill="FFFFFF"/>
+            <w:tcMar>
+              <w:top w:w="0" w:type="dxa"/>
+              <w:bottom w:w="0" w:type="dxa"/>
+              <w:left w:w="0" w:type="dxa"/>
+              <w:right w:w="0" w:type="dxa"/>
+            </w:tcMar>
+            <w:vAlign w:val="top"/>
+          </w:tcPr>
+          <w:p>
+            <w:pPr>
+              <w:pStyle w:val="Normal"/>
+              <w:jc w:val="center"/>
+              <w:pBdr>
+                <w:bottom w:val="none" w:sz="0" w:space="0" w:color="000000"/>
+                <w:top w:val="none" w:sz="0" w:space="0" w:color="000000"/>
+                <w:left w:val="none" w:sz="0" w:space="0" w:color="000000"/>
+                <w:right w:val="none" w:sz="0" w:space="0" w:color="000000"/>
+              </w:pBdr>
+              <w:spacing w:after="100" w:before="100" w:line="240"/>
+              <w:ind w:left="100" w:right="100" w:firstLine="0" w:firstLineChars="0"/>
+              <w:rPr>
+                <w:rFonts w:ascii="Helvetica" w:hAnsi="Helvetica" w:eastAsia="Helvetica" w:cs="Helvetica"/>
+                <w:i w:val="false"/>
+                <w:b w:val="false"/>
+                <w:u w:val="none"/>
+                <w:sz w:val="22"/>
+                <w:szCs w:val="22"/>
+                <w:color w:val="000000"/>
+              </w:rPr>
+            </w:pPr>
+            <w:r>
+              <w:rPr>
+                <w:rFonts w:ascii="Helvetica" w:hAnsi="Helvetica" w:eastAsia="Helvetica" w:cs="Helvetica"/>
+                <w:i w:val="false"/>
+                <w:b w:val="false"/>
+                <w:u w:val="none"/>
+                <w:sz w:val="22"/>
+                <w:szCs w:val="22"/>
+                <w:color w:val="000000"/>
+              </w:rPr>
+              <w:t xml:space="preserve">0.190</w:t>
             </w:r>
           </w:p>
         </w:tc>
@@ -11947,113 +11947,113 @@
                 <w:szCs w:val="22"/>
                 <w:color w:val="000000"/>
               </w:rPr>
-              <w:t xml:space="preserve">323</w:t>
-            </w:r>
-          </w:p>
-        </w:tc>
-        <w:tc>
-          <w:tcPr>
-            <w:tcBorders>
-              <w:bottom w:val="none" w:sz="0" w:space="0" w:color="000000"/>
-              <w:top w:val="none" w:sz="0" w:space="0" w:color="000000"/>
-              <w:left w:val="none" w:sz="0" w:space="0" w:color="000000"/>
-              <w:right w:val="none" w:sz="0" w:space="0" w:color="000000"/>
-            </w:tcBorders>
-            <w:shd w:val="clear" w:color="auto" w:fill="FFFFFF"/>
-            <w:tcMar>
-              <w:top w:w="0" w:type="dxa"/>
-              <w:bottom w:w="0" w:type="dxa"/>
-              <w:left w:w="0" w:type="dxa"/>
-              <w:right w:w="0" w:type="dxa"/>
-            </w:tcMar>
-            <w:vAlign w:val="top"/>
-          </w:tcPr>
-          <w:p>
-            <w:pPr>
-              <w:pStyle w:val="Normal"/>
-              <w:jc w:val="center"/>
-              <w:pBdr>
-                <w:bottom w:val="none" w:sz="0" w:space="0" w:color="000000"/>
-                <w:top w:val="none" w:sz="0" w:space="0" w:color="000000"/>
-                <w:left w:val="none" w:sz="0" w:space="0" w:color="000000"/>
-                <w:right w:val="none" w:sz="0" w:space="0" w:color="000000"/>
-              </w:pBdr>
-              <w:spacing w:after="100" w:before="100" w:line="240"/>
-              <w:ind w:left="100" w:right="100" w:firstLine="0" w:firstLineChars="0"/>
-              <w:rPr>
-                <w:rFonts w:ascii="Helvetica" w:hAnsi="Helvetica" w:eastAsia="Helvetica" w:cs="Helvetica"/>
-                <w:i w:val="false"/>
-                <w:b w:val="false"/>
-                <w:u w:val="none"/>
-                <w:sz w:val="22"/>
-                <w:szCs w:val="22"/>
-                <w:color w:val="000000"/>
-              </w:rPr>
-            </w:pPr>
-            <w:r>
-              <w:rPr>
-                <w:rFonts w:ascii="Helvetica" w:hAnsi="Helvetica" w:eastAsia="Helvetica" w:cs="Helvetica"/>
-                <w:i w:val="false"/>
-                <w:b w:val="false"/>
-                <w:u w:val="none"/>
-                <w:sz w:val="22"/>
-                <w:szCs w:val="22"/>
-                <w:color w:val="000000"/>
-              </w:rPr>
-              <w:t xml:space="preserve">0.59</w:t>
-            </w:r>
-          </w:p>
-        </w:tc>
-        <w:tc>
-          <w:tcPr>
-            <w:tcBorders>
-              <w:bottom w:val="none" w:sz="0" w:space="0" w:color="000000"/>
-              <w:top w:val="none" w:sz="0" w:space="0" w:color="000000"/>
-              <w:left w:val="none" w:sz="0" w:space="0" w:color="000000"/>
-              <w:right w:val="none" w:sz="0" w:space="0" w:color="000000"/>
-            </w:tcBorders>
-            <w:shd w:val="clear" w:color="auto" w:fill="FFFFFF"/>
-            <w:tcMar>
-              <w:top w:w="0" w:type="dxa"/>
-              <w:bottom w:w="0" w:type="dxa"/>
-              <w:left w:w="0" w:type="dxa"/>
-              <w:right w:w="0" w:type="dxa"/>
-            </w:tcMar>
-            <w:vAlign w:val="top"/>
-          </w:tcPr>
-          <w:p>
-            <w:pPr>
-              <w:pStyle w:val="Normal"/>
-              <w:jc w:val="center"/>
-              <w:pBdr>
-                <w:bottom w:val="none" w:sz="0" w:space="0" w:color="000000"/>
-                <w:top w:val="none" w:sz="0" w:space="0" w:color="000000"/>
-                <w:left w:val="none" w:sz="0" w:space="0" w:color="000000"/>
-                <w:right w:val="none" w:sz="0" w:space="0" w:color="000000"/>
-              </w:pBdr>
-              <w:spacing w:after="100" w:before="100" w:line="240"/>
-              <w:ind w:left="100" w:right="100" w:firstLine="0" w:firstLineChars="0"/>
-              <w:rPr>
-                <w:rFonts w:ascii="Helvetica" w:hAnsi="Helvetica" w:eastAsia="Helvetica" w:cs="Helvetica"/>
-                <w:i w:val="false"/>
-                <w:b w:val="false"/>
-                <w:u w:val="none"/>
-                <w:sz w:val="22"/>
-                <w:szCs w:val="22"/>
-                <w:color w:val="000000"/>
-              </w:rPr>
-            </w:pPr>
-            <w:r>
-              <w:rPr>
-                <w:rFonts w:ascii="Helvetica" w:hAnsi="Helvetica" w:eastAsia="Helvetica" w:cs="Helvetica"/>
-                <w:i w:val="false"/>
-                <w:b w:val="false"/>
-                <w:u w:val="none"/>
-                <w:sz w:val="22"/>
-                <w:szCs w:val="22"/>
-                <w:color w:val="000000"/>
-              </w:rPr>
-              <w:t xml:space="preserve">0.28, 1.27</w:t>
+              <w:t xml:space="preserve">322</w:t>
+            </w:r>
+          </w:p>
+        </w:tc>
+        <w:tc>
+          <w:tcPr>
+            <w:tcBorders>
+              <w:bottom w:val="none" w:sz="0" w:space="0" w:color="000000"/>
+              <w:top w:val="none" w:sz="0" w:space="0" w:color="000000"/>
+              <w:left w:val="none" w:sz="0" w:space="0" w:color="000000"/>
+              <w:right w:val="none" w:sz="0" w:space="0" w:color="000000"/>
+            </w:tcBorders>
+            <w:shd w:val="clear" w:color="auto" w:fill="FFFFFF"/>
+            <w:tcMar>
+              <w:top w:w="0" w:type="dxa"/>
+              <w:bottom w:w="0" w:type="dxa"/>
+              <w:left w:w="0" w:type="dxa"/>
+              <w:right w:w="0" w:type="dxa"/>
+            </w:tcMar>
+            <w:vAlign w:val="top"/>
+          </w:tcPr>
+          <w:p>
+            <w:pPr>
+              <w:pStyle w:val="Normal"/>
+              <w:jc w:val="center"/>
+              <w:pBdr>
+                <w:bottom w:val="none" w:sz="0" w:space="0" w:color="000000"/>
+                <w:top w:val="none" w:sz="0" w:space="0" w:color="000000"/>
+                <w:left w:val="none" w:sz="0" w:space="0" w:color="000000"/>
+                <w:right w:val="none" w:sz="0" w:space="0" w:color="000000"/>
+              </w:pBdr>
+              <w:spacing w:after="100" w:before="100" w:line="240"/>
+              <w:ind w:left="100" w:right="100" w:firstLine="0" w:firstLineChars="0"/>
+              <w:rPr>
+                <w:rFonts w:ascii="Helvetica" w:hAnsi="Helvetica" w:eastAsia="Helvetica" w:cs="Helvetica"/>
+                <w:i w:val="false"/>
+                <w:b w:val="false"/>
+                <w:u w:val="none"/>
+                <w:sz w:val="22"/>
+                <w:szCs w:val="22"/>
+                <w:color w:val="000000"/>
+              </w:rPr>
+            </w:pPr>
+            <w:r>
+              <w:rPr>
+                <w:rFonts w:ascii="Helvetica" w:hAnsi="Helvetica" w:eastAsia="Helvetica" w:cs="Helvetica"/>
+                <w:i w:val="false"/>
+                <w:b w:val="false"/>
+                <w:u w:val="none"/>
+                <w:sz w:val="22"/>
+                <w:szCs w:val="22"/>
+                <w:color w:val="000000"/>
+              </w:rPr>
+              <w:t xml:space="preserve">0.60</w:t>
+            </w:r>
+          </w:p>
+        </w:tc>
+        <w:tc>
+          <w:tcPr>
+            <w:tcBorders>
+              <w:bottom w:val="none" w:sz="0" w:space="0" w:color="000000"/>
+              <w:top w:val="none" w:sz="0" w:space="0" w:color="000000"/>
+              <w:left w:val="none" w:sz="0" w:space="0" w:color="000000"/>
+              <w:right w:val="none" w:sz="0" w:space="0" w:color="000000"/>
+            </w:tcBorders>
+            <w:shd w:val="clear" w:color="auto" w:fill="FFFFFF"/>
+            <w:tcMar>
+              <w:top w:w="0" w:type="dxa"/>
+              <w:bottom w:w="0" w:type="dxa"/>
+              <w:left w:w="0" w:type="dxa"/>
+              <w:right w:w="0" w:type="dxa"/>
+            </w:tcMar>
+            <w:vAlign w:val="top"/>
+          </w:tcPr>
+          <w:p>
+            <w:pPr>
+              <w:pStyle w:val="Normal"/>
+              <w:jc w:val="center"/>
+              <w:pBdr>
+                <w:bottom w:val="none" w:sz="0" w:space="0" w:color="000000"/>
+                <w:top w:val="none" w:sz="0" w:space="0" w:color="000000"/>
+                <w:left w:val="none" w:sz="0" w:space="0" w:color="000000"/>
+                <w:right w:val="none" w:sz="0" w:space="0" w:color="000000"/>
+              </w:pBdr>
+              <w:spacing w:after="100" w:before="100" w:line="240"/>
+              <w:ind w:left="100" w:right="100" w:firstLine="0" w:firstLineChars="0"/>
+              <w:rPr>
+                <w:rFonts w:ascii="Helvetica" w:hAnsi="Helvetica" w:eastAsia="Helvetica" w:cs="Helvetica"/>
+                <w:i w:val="false"/>
+                <w:b w:val="false"/>
+                <w:u w:val="none"/>
+                <w:sz w:val="22"/>
+                <w:szCs w:val="22"/>
+                <w:color w:val="000000"/>
+              </w:rPr>
+            </w:pPr>
+            <w:r>
+              <w:rPr>
+                <w:rFonts w:ascii="Helvetica" w:hAnsi="Helvetica" w:eastAsia="Helvetica" w:cs="Helvetica"/>
+                <w:i w:val="false"/>
+                <w:b w:val="false"/>
+                <w:u w:val="none"/>
+                <w:sz w:val="22"/>
+                <w:szCs w:val="22"/>
+                <w:color w:val="000000"/>
+              </w:rPr>
+              <w:t xml:space="preserve">0.28, 1.28</w:t>
             </w:r>
           </w:p>
         </w:tc>
@@ -12159,166 +12159,166 @@
                 <w:szCs w:val="22"/>
                 <w:color w:val="000000"/>
               </w:rPr>
-              <w:t xml:space="preserve">323</w:t>
-            </w:r>
-          </w:p>
-        </w:tc>
-        <w:tc>
-          <w:tcPr>
-            <w:tcBorders>
-              <w:bottom w:val="none" w:sz="0" w:space="0" w:color="000000"/>
-              <w:top w:val="none" w:sz="0" w:space="0" w:color="000000"/>
-              <w:left w:val="none" w:sz="0" w:space="0" w:color="000000"/>
-              <w:right w:val="none" w:sz="0" w:space="0" w:color="000000"/>
-            </w:tcBorders>
-            <w:shd w:val="clear" w:color="auto" w:fill="FFFFFF"/>
-            <w:tcMar>
-              <w:top w:w="0" w:type="dxa"/>
-              <w:bottom w:w="0" w:type="dxa"/>
-              <w:left w:w="0" w:type="dxa"/>
-              <w:right w:w="0" w:type="dxa"/>
-            </w:tcMar>
-            <w:vAlign w:val="top"/>
-          </w:tcPr>
-          <w:p>
-            <w:pPr>
-              <w:pStyle w:val="Normal"/>
-              <w:jc w:val="center"/>
-              <w:pBdr>
-                <w:bottom w:val="none" w:sz="0" w:space="0" w:color="000000"/>
-                <w:top w:val="none" w:sz="0" w:space="0" w:color="000000"/>
-                <w:left w:val="none" w:sz="0" w:space="0" w:color="000000"/>
-                <w:right w:val="none" w:sz="0" w:space="0" w:color="000000"/>
-              </w:pBdr>
-              <w:spacing w:after="100" w:before="100" w:line="240"/>
-              <w:ind w:left="100" w:right="100" w:firstLine="0" w:firstLineChars="0"/>
-              <w:rPr>
-                <w:rFonts w:ascii="Helvetica" w:hAnsi="Helvetica" w:eastAsia="Helvetica" w:cs="Helvetica"/>
-                <w:i w:val="false"/>
-                <w:b w:val="false"/>
-                <w:u w:val="none"/>
-                <w:sz w:val="22"/>
-                <w:szCs w:val="22"/>
-                <w:color w:val="000000"/>
-              </w:rPr>
-            </w:pPr>
-            <w:r>
-              <w:rPr>
-                <w:rFonts w:ascii="Helvetica" w:hAnsi="Helvetica" w:eastAsia="Helvetica" w:cs="Helvetica"/>
-                <w:i w:val="false"/>
-                <w:b w:val="false"/>
-                <w:u w:val="none"/>
-                <w:sz w:val="22"/>
-                <w:szCs w:val="22"/>
-                <w:color w:val="000000"/>
-              </w:rPr>
-              <w:t xml:space="preserve">1.49</w:t>
-            </w:r>
-          </w:p>
-        </w:tc>
-        <w:tc>
-          <w:tcPr>
-            <w:tcBorders>
-              <w:bottom w:val="none" w:sz="0" w:space="0" w:color="000000"/>
-              <w:top w:val="none" w:sz="0" w:space="0" w:color="000000"/>
-              <w:left w:val="none" w:sz="0" w:space="0" w:color="000000"/>
-              <w:right w:val="none" w:sz="0" w:space="0" w:color="000000"/>
-            </w:tcBorders>
-            <w:shd w:val="clear" w:color="auto" w:fill="FFFFFF"/>
-            <w:tcMar>
-              <w:top w:w="0" w:type="dxa"/>
-              <w:bottom w:w="0" w:type="dxa"/>
-              <w:left w:w="0" w:type="dxa"/>
-              <w:right w:w="0" w:type="dxa"/>
-            </w:tcMar>
-            <w:vAlign w:val="top"/>
-          </w:tcPr>
-          <w:p>
-            <w:pPr>
-              <w:pStyle w:val="Normal"/>
-              <w:jc w:val="center"/>
-              <w:pBdr>
-                <w:bottom w:val="none" w:sz="0" w:space="0" w:color="000000"/>
-                <w:top w:val="none" w:sz="0" w:space="0" w:color="000000"/>
-                <w:left w:val="none" w:sz="0" w:space="0" w:color="000000"/>
-                <w:right w:val="none" w:sz="0" w:space="0" w:color="000000"/>
-              </w:pBdr>
-              <w:spacing w:after="100" w:before="100" w:line="240"/>
-              <w:ind w:left="100" w:right="100" w:firstLine="0" w:firstLineChars="0"/>
-              <w:rPr>
-                <w:rFonts w:ascii="Helvetica" w:hAnsi="Helvetica" w:eastAsia="Helvetica" w:cs="Helvetica"/>
-                <w:i w:val="false"/>
-                <w:b w:val="false"/>
-                <w:u w:val="none"/>
-                <w:sz w:val="22"/>
-                <w:szCs w:val="22"/>
-                <w:color w:val="000000"/>
-              </w:rPr>
-            </w:pPr>
-            <w:r>
-              <w:rPr>
-                <w:rFonts w:ascii="Helvetica" w:hAnsi="Helvetica" w:eastAsia="Helvetica" w:cs="Helvetica"/>
-                <w:i w:val="false"/>
-                <w:b w:val="false"/>
-                <w:u w:val="none"/>
-                <w:sz w:val="22"/>
-                <w:szCs w:val="22"/>
-                <w:color w:val="000000"/>
-              </w:rPr>
-              <w:t xml:space="preserve">0.35, 6.43</w:t>
-            </w:r>
-          </w:p>
-        </w:tc>
-        <w:tc>
-          <w:tcPr>
-            <w:tcBorders>
-              <w:bottom w:val="none" w:sz="0" w:space="0" w:color="000000"/>
-              <w:top w:val="none" w:sz="0" w:space="0" w:color="000000"/>
-              <w:left w:val="none" w:sz="0" w:space="0" w:color="000000"/>
-              <w:right w:val="none" w:sz="0" w:space="0" w:color="000000"/>
-            </w:tcBorders>
-            <w:shd w:val="clear" w:color="auto" w:fill="FFFFFF"/>
-            <w:tcMar>
-              <w:top w:w="0" w:type="dxa"/>
-              <w:bottom w:w="0" w:type="dxa"/>
-              <w:left w:w="0" w:type="dxa"/>
-              <w:right w:w="0" w:type="dxa"/>
-            </w:tcMar>
-            <w:vAlign w:val="top"/>
-          </w:tcPr>
-          <w:p>
-            <w:pPr>
-              <w:pStyle w:val="Normal"/>
-              <w:jc w:val="center"/>
-              <w:pBdr>
-                <w:bottom w:val="none" w:sz="0" w:space="0" w:color="000000"/>
-                <w:top w:val="none" w:sz="0" w:space="0" w:color="000000"/>
-                <w:left w:val="none" w:sz="0" w:space="0" w:color="000000"/>
-                <w:right w:val="none" w:sz="0" w:space="0" w:color="000000"/>
-              </w:pBdr>
-              <w:spacing w:after="100" w:before="100" w:line="240"/>
-              <w:ind w:left="100" w:right="100" w:firstLine="0" w:firstLineChars="0"/>
-              <w:rPr>
-                <w:rFonts w:ascii="Helvetica" w:hAnsi="Helvetica" w:eastAsia="Helvetica" w:cs="Helvetica"/>
-                <w:i w:val="false"/>
-                <w:b w:val="false"/>
-                <w:u w:val="none"/>
-                <w:sz w:val="22"/>
-                <w:szCs w:val="22"/>
-                <w:color w:val="000000"/>
-              </w:rPr>
-            </w:pPr>
-            <w:r>
-              <w:rPr>
-                <w:rFonts w:ascii="Helvetica" w:hAnsi="Helvetica" w:eastAsia="Helvetica" w:cs="Helvetica"/>
-                <w:i w:val="false"/>
-                <w:b w:val="false"/>
-                <w:u w:val="none"/>
-                <w:sz w:val="22"/>
-                <w:szCs w:val="22"/>
-                <w:color w:val="000000"/>
-              </w:rPr>
-              <w:t xml:space="preserve">0.590</w:t>
+              <w:t xml:space="preserve">322</w:t>
+            </w:r>
+          </w:p>
+        </w:tc>
+        <w:tc>
+          <w:tcPr>
+            <w:tcBorders>
+              <w:bottom w:val="none" w:sz="0" w:space="0" w:color="000000"/>
+              <w:top w:val="none" w:sz="0" w:space="0" w:color="000000"/>
+              <w:left w:val="none" w:sz="0" w:space="0" w:color="000000"/>
+              <w:right w:val="none" w:sz="0" w:space="0" w:color="000000"/>
+            </w:tcBorders>
+            <w:shd w:val="clear" w:color="auto" w:fill="FFFFFF"/>
+            <w:tcMar>
+              <w:top w:w="0" w:type="dxa"/>
+              <w:bottom w:w="0" w:type="dxa"/>
+              <w:left w:w="0" w:type="dxa"/>
+              <w:right w:w="0" w:type="dxa"/>
+            </w:tcMar>
+            <w:vAlign w:val="top"/>
+          </w:tcPr>
+          <w:p>
+            <w:pPr>
+              <w:pStyle w:val="Normal"/>
+              <w:jc w:val="center"/>
+              <w:pBdr>
+                <w:bottom w:val="none" w:sz="0" w:space="0" w:color="000000"/>
+                <w:top w:val="none" w:sz="0" w:space="0" w:color="000000"/>
+                <w:left w:val="none" w:sz="0" w:space="0" w:color="000000"/>
+                <w:right w:val="none" w:sz="0" w:space="0" w:color="000000"/>
+              </w:pBdr>
+              <w:spacing w:after="100" w:before="100" w:line="240"/>
+              <w:ind w:left="100" w:right="100" w:firstLine="0" w:firstLineChars="0"/>
+              <w:rPr>
+                <w:rFonts w:ascii="Helvetica" w:hAnsi="Helvetica" w:eastAsia="Helvetica" w:cs="Helvetica"/>
+                <w:i w:val="false"/>
+                <w:b w:val="false"/>
+                <w:u w:val="none"/>
+                <w:sz w:val="22"/>
+                <w:szCs w:val="22"/>
+                <w:color w:val="000000"/>
+              </w:rPr>
+            </w:pPr>
+            <w:r>
+              <w:rPr>
+                <w:rFonts w:ascii="Helvetica" w:hAnsi="Helvetica" w:eastAsia="Helvetica" w:cs="Helvetica"/>
+                <w:i w:val="false"/>
+                <w:b w:val="false"/>
+                <w:u w:val="none"/>
+                <w:sz w:val="22"/>
+                <w:szCs w:val="22"/>
+                <w:color w:val="000000"/>
+              </w:rPr>
+              <w:t xml:space="preserve">1.35</w:t>
+            </w:r>
+          </w:p>
+        </w:tc>
+        <w:tc>
+          <w:tcPr>
+            <w:tcBorders>
+              <w:bottom w:val="none" w:sz="0" w:space="0" w:color="000000"/>
+              <w:top w:val="none" w:sz="0" w:space="0" w:color="000000"/>
+              <w:left w:val="none" w:sz="0" w:space="0" w:color="000000"/>
+              <w:right w:val="none" w:sz="0" w:space="0" w:color="000000"/>
+            </w:tcBorders>
+            <w:shd w:val="clear" w:color="auto" w:fill="FFFFFF"/>
+            <w:tcMar>
+              <w:top w:w="0" w:type="dxa"/>
+              <w:bottom w:w="0" w:type="dxa"/>
+              <w:left w:w="0" w:type="dxa"/>
+              <w:right w:w="0" w:type="dxa"/>
+            </w:tcMar>
+            <w:vAlign w:val="top"/>
+          </w:tcPr>
+          <w:p>
+            <w:pPr>
+              <w:pStyle w:val="Normal"/>
+              <w:jc w:val="center"/>
+              <w:pBdr>
+                <w:bottom w:val="none" w:sz="0" w:space="0" w:color="000000"/>
+                <w:top w:val="none" w:sz="0" w:space="0" w:color="000000"/>
+                <w:left w:val="none" w:sz="0" w:space="0" w:color="000000"/>
+                <w:right w:val="none" w:sz="0" w:space="0" w:color="000000"/>
+              </w:pBdr>
+              <w:spacing w:after="100" w:before="100" w:line="240"/>
+              <w:ind w:left="100" w:right="100" w:firstLine="0" w:firstLineChars="0"/>
+              <w:rPr>
+                <w:rFonts w:ascii="Helvetica" w:hAnsi="Helvetica" w:eastAsia="Helvetica" w:cs="Helvetica"/>
+                <w:i w:val="false"/>
+                <w:b w:val="false"/>
+                <w:u w:val="none"/>
+                <w:sz w:val="22"/>
+                <w:szCs w:val="22"/>
+                <w:color w:val="000000"/>
+              </w:rPr>
+            </w:pPr>
+            <w:r>
+              <w:rPr>
+                <w:rFonts w:ascii="Helvetica" w:hAnsi="Helvetica" w:eastAsia="Helvetica" w:cs="Helvetica"/>
+                <w:i w:val="false"/>
+                <w:b w:val="false"/>
+                <w:u w:val="none"/>
+                <w:sz w:val="22"/>
+                <w:szCs w:val="22"/>
+                <w:color w:val="000000"/>
+              </w:rPr>
+              <w:t xml:space="preserve">0.33, 5.49</w:t>
+            </w:r>
+          </w:p>
+        </w:tc>
+        <w:tc>
+          <w:tcPr>
+            <w:tcBorders>
+              <w:bottom w:val="none" w:sz="0" w:space="0" w:color="000000"/>
+              <w:top w:val="none" w:sz="0" w:space="0" w:color="000000"/>
+              <w:left w:val="none" w:sz="0" w:space="0" w:color="000000"/>
+              <w:right w:val="none" w:sz="0" w:space="0" w:color="000000"/>
+            </w:tcBorders>
+            <w:shd w:val="clear" w:color="auto" w:fill="FFFFFF"/>
+            <w:tcMar>
+              <w:top w:w="0" w:type="dxa"/>
+              <w:bottom w:w="0" w:type="dxa"/>
+              <w:left w:w="0" w:type="dxa"/>
+              <w:right w:w="0" w:type="dxa"/>
+            </w:tcMar>
+            <w:vAlign w:val="top"/>
+          </w:tcPr>
+          <w:p>
+            <w:pPr>
+              <w:pStyle w:val="Normal"/>
+              <w:jc w:val="center"/>
+              <w:pBdr>
+                <w:bottom w:val="none" w:sz="0" w:space="0" w:color="000000"/>
+                <w:top w:val="none" w:sz="0" w:space="0" w:color="000000"/>
+                <w:left w:val="none" w:sz="0" w:space="0" w:color="000000"/>
+                <w:right w:val="none" w:sz="0" w:space="0" w:color="000000"/>
+              </w:pBdr>
+              <w:spacing w:after="100" w:before="100" w:line="240"/>
+              <w:ind w:left="100" w:right="100" w:firstLine="0" w:firstLineChars="0"/>
+              <w:rPr>
+                <w:rFonts w:ascii="Helvetica" w:hAnsi="Helvetica" w:eastAsia="Helvetica" w:cs="Helvetica"/>
+                <w:i w:val="false"/>
+                <w:b w:val="false"/>
+                <w:u w:val="none"/>
+                <w:sz w:val="22"/>
+                <w:szCs w:val="22"/>
+                <w:color w:val="000000"/>
+              </w:rPr>
+            </w:pPr>
+            <w:r>
+              <w:rPr>
+                <w:rFonts w:ascii="Helvetica" w:hAnsi="Helvetica" w:eastAsia="Helvetica" w:cs="Helvetica"/>
+                <w:i w:val="false"/>
+                <w:b w:val="false"/>
+                <w:u w:val="none"/>
+                <w:sz w:val="22"/>
+                <w:szCs w:val="22"/>
+                <w:color w:val="000000"/>
+              </w:rPr>
+              <w:t xml:space="preserve">0.670</w:t>
             </w:r>
           </w:p>
         </w:tc>
@@ -12430,378 +12430,378 @@
                 <w:szCs w:val="22"/>
                 <w:color w:val="000000"/>
               </w:rPr>
-              <w:t xml:space="preserve">323</w:t>
-            </w:r>
-          </w:p>
-        </w:tc>
-        <w:tc>
-          <w:tcPr>
-            <w:tcBorders>
-              <w:bottom w:val="none" w:sz="0" w:space="0" w:color="000000"/>
-              <w:top w:val="none" w:sz="0" w:space="0" w:color="000000"/>
-              <w:left w:val="none" w:sz="0" w:space="0" w:color="000000"/>
-              <w:right w:val="none" w:sz="0" w:space="0" w:color="000000"/>
-            </w:tcBorders>
-            <w:shd w:val="clear" w:color="auto" w:fill="FFFFFF"/>
-            <w:tcMar>
-              <w:top w:w="0" w:type="dxa"/>
-              <w:bottom w:w="0" w:type="dxa"/>
-              <w:left w:w="0" w:type="dxa"/>
-              <w:right w:w="0" w:type="dxa"/>
-            </w:tcMar>
-            <w:vAlign w:val="top"/>
-          </w:tcPr>
-          <w:p>
-            <w:pPr>
-              <w:pStyle w:val="Normal"/>
-              <w:jc w:val="center"/>
-              <w:pBdr>
-                <w:bottom w:val="none" w:sz="0" w:space="0" w:color="000000"/>
-                <w:top w:val="none" w:sz="0" w:space="0" w:color="000000"/>
-                <w:left w:val="none" w:sz="0" w:space="0" w:color="000000"/>
-                <w:right w:val="none" w:sz="0" w:space="0" w:color="000000"/>
-              </w:pBdr>
-              <w:spacing w:after="100" w:before="100" w:line="240"/>
-              <w:ind w:left="100" w:right="100" w:firstLine="0" w:firstLineChars="0"/>
-              <w:rPr>
-                <w:rFonts w:ascii="Helvetica" w:hAnsi="Helvetica" w:eastAsia="Helvetica" w:cs="Helvetica"/>
-                <w:i w:val="false"/>
-                <w:b w:val="false"/>
-                <w:u w:val="none"/>
-                <w:sz w:val="22"/>
-                <w:szCs w:val="22"/>
-                <w:color w:val="000000"/>
-              </w:rPr>
-            </w:pPr>
-            <w:r>
-              <w:rPr>
-                <w:rFonts w:ascii="Helvetica" w:hAnsi="Helvetica" w:eastAsia="Helvetica" w:cs="Helvetica"/>
-                <w:i w:val="false"/>
-                <w:b w:val="false"/>
-                <w:u w:val="none"/>
-                <w:sz w:val="22"/>
-                <w:szCs w:val="22"/>
-                <w:color w:val="000000"/>
-              </w:rPr>
-              <w:t xml:space="preserve">1.26</w:t>
-            </w:r>
-          </w:p>
-        </w:tc>
-        <w:tc>
-          <w:tcPr>
-            <w:tcBorders>
-              <w:bottom w:val="none" w:sz="0" w:space="0" w:color="000000"/>
-              <w:top w:val="none" w:sz="0" w:space="0" w:color="000000"/>
-              <w:left w:val="none" w:sz="0" w:space="0" w:color="000000"/>
-              <w:right w:val="none" w:sz="0" w:space="0" w:color="000000"/>
-            </w:tcBorders>
-            <w:shd w:val="clear" w:color="auto" w:fill="FFFFFF"/>
-            <w:tcMar>
-              <w:top w:w="0" w:type="dxa"/>
-              <w:bottom w:w="0" w:type="dxa"/>
-              <w:left w:w="0" w:type="dxa"/>
-              <w:right w:w="0" w:type="dxa"/>
-            </w:tcMar>
-            <w:vAlign w:val="top"/>
-          </w:tcPr>
-          <w:p>
-            <w:pPr>
-              <w:pStyle w:val="Normal"/>
-              <w:jc w:val="center"/>
-              <w:pBdr>
-                <w:bottom w:val="none" w:sz="0" w:space="0" w:color="000000"/>
-                <w:top w:val="none" w:sz="0" w:space="0" w:color="000000"/>
-                <w:left w:val="none" w:sz="0" w:space="0" w:color="000000"/>
-                <w:right w:val="none" w:sz="0" w:space="0" w:color="000000"/>
-              </w:pBdr>
-              <w:spacing w:after="100" w:before="100" w:line="240"/>
-              <w:ind w:left="100" w:right="100" w:firstLine="0" w:firstLineChars="0"/>
-              <w:rPr>
-                <w:rFonts w:ascii="Helvetica" w:hAnsi="Helvetica" w:eastAsia="Helvetica" w:cs="Helvetica"/>
-                <w:i w:val="false"/>
-                <w:b w:val="false"/>
-                <w:u w:val="none"/>
-                <w:sz w:val="22"/>
-                <w:szCs w:val="22"/>
-                <w:color w:val="000000"/>
-              </w:rPr>
-            </w:pPr>
-            <w:r>
-              <w:rPr>
-                <w:rFonts w:ascii="Helvetica" w:hAnsi="Helvetica" w:eastAsia="Helvetica" w:cs="Helvetica"/>
-                <w:i w:val="false"/>
-                <w:b w:val="false"/>
-                <w:u w:val="none"/>
-                <w:sz w:val="22"/>
-                <w:szCs w:val="22"/>
-                <w:color w:val="000000"/>
-              </w:rPr>
-              <w:t xml:space="preserve">0.44, 3.57</w:t>
-            </w:r>
-          </w:p>
-        </w:tc>
-        <w:tc>
-          <w:tcPr>
-            <w:tcBorders>
-              <w:bottom w:val="none" w:sz="0" w:space="0" w:color="000000"/>
-              <w:top w:val="none" w:sz="0" w:space="0" w:color="000000"/>
-              <w:left w:val="none" w:sz="0" w:space="0" w:color="000000"/>
-              <w:right w:val="none" w:sz="0" w:space="0" w:color="000000"/>
-            </w:tcBorders>
-            <w:shd w:val="clear" w:color="auto" w:fill="FFFFFF"/>
-            <w:tcMar>
-              <w:top w:w="0" w:type="dxa"/>
-              <w:bottom w:w="0" w:type="dxa"/>
-              <w:left w:w="0" w:type="dxa"/>
-              <w:right w:w="0" w:type="dxa"/>
-            </w:tcMar>
-            <w:vAlign w:val="top"/>
-          </w:tcPr>
-          <w:p>
-            <w:pPr>
-              <w:pStyle w:val="Normal"/>
-              <w:jc w:val="center"/>
-              <w:pBdr>
-                <w:bottom w:val="none" w:sz="0" w:space="0" w:color="000000"/>
-                <w:top w:val="none" w:sz="0" w:space="0" w:color="000000"/>
-                <w:left w:val="none" w:sz="0" w:space="0" w:color="000000"/>
-                <w:right w:val="none" w:sz="0" w:space="0" w:color="000000"/>
-              </w:pBdr>
-              <w:spacing w:after="100" w:before="100" w:line="240"/>
-              <w:ind w:left="100" w:right="100" w:firstLine="0" w:firstLineChars="0"/>
-              <w:rPr>
-                <w:rFonts w:ascii="Helvetica" w:hAnsi="Helvetica" w:eastAsia="Helvetica" w:cs="Helvetica"/>
-                <w:i w:val="false"/>
-                <w:b w:val="false"/>
-                <w:u w:val="none"/>
-                <w:sz w:val="22"/>
-                <w:szCs w:val="22"/>
-                <w:color w:val="000000"/>
-              </w:rPr>
-            </w:pPr>
-            <w:r>
-              <w:rPr>
-                <w:rFonts w:ascii="Helvetica" w:hAnsi="Helvetica" w:eastAsia="Helvetica" w:cs="Helvetica"/>
-                <w:i w:val="false"/>
-                <w:b w:val="false"/>
-                <w:u w:val="none"/>
-                <w:sz w:val="22"/>
-                <w:szCs w:val="22"/>
-                <w:color w:val="000000"/>
-              </w:rPr>
-              <w:t xml:space="preserve">0.660</w:t>
-            </w:r>
-          </w:p>
-        </w:tc>
-        <w:tc>
-          <w:tcPr>
-            <w:tcBorders>
-              <w:bottom w:val="none" w:sz="0" w:space="0" w:color="000000"/>
-              <w:top w:val="none" w:sz="0" w:space="0" w:color="000000"/>
-              <w:left w:val="none" w:sz="0" w:space="0" w:color="000000"/>
-              <w:right w:val="none" w:sz="0" w:space="0" w:color="000000"/>
-            </w:tcBorders>
-            <w:shd w:val="clear" w:color="auto" w:fill="FFFFFF"/>
-            <w:tcMar>
-              <w:top w:w="0" w:type="dxa"/>
-              <w:bottom w:w="0" w:type="dxa"/>
-              <w:left w:w="0" w:type="dxa"/>
-              <w:right w:w="0" w:type="dxa"/>
-            </w:tcMar>
-            <w:vAlign w:val="top"/>
-          </w:tcPr>
-          <w:p>
-            <w:pPr>
-              <w:pStyle w:val="Normal"/>
-              <w:jc w:val="center"/>
-              <w:pBdr>
-                <w:bottom w:val="none" w:sz="0" w:space="0" w:color="000000"/>
-                <w:top w:val="none" w:sz="0" w:space="0" w:color="000000"/>
-                <w:left w:val="none" w:sz="0" w:space="0" w:color="000000"/>
-                <w:right w:val="none" w:sz="0" w:space="0" w:color="000000"/>
-              </w:pBdr>
-              <w:spacing w:after="100" w:before="100" w:line="240"/>
-              <w:ind w:left="100" w:right="100" w:firstLine="0" w:firstLineChars="0"/>
-              <w:rPr>
-                <w:rFonts w:ascii="Helvetica" w:hAnsi="Helvetica" w:eastAsia="Helvetica" w:cs="Helvetica"/>
-                <w:i w:val="false"/>
-                <w:b w:val="false"/>
-                <w:u w:val="none"/>
-                <w:sz w:val="22"/>
-                <w:szCs w:val="22"/>
-                <w:color w:val="000000"/>
-              </w:rPr>
-            </w:pPr>
-            <w:r>
-              <w:rPr>
-                <w:rFonts w:ascii="Helvetica" w:hAnsi="Helvetica" w:eastAsia="Helvetica" w:cs="Helvetica"/>
-                <w:i w:val="false"/>
-                <w:b w:val="false"/>
-                <w:u w:val="none"/>
-                <w:sz w:val="22"/>
-                <w:szCs w:val="22"/>
-                <w:color w:val="000000"/>
-              </w:rPr>
-              <w:t xml:space="preserve">323</w:t>
-            </w:r>
-          </w:p>
-        </w:tc>
-        <w:tc>
-          <w:tcPr>
-            <w:tcBorders>
-              <w:bottom w:val="none" w:sz="0" w:space="0" w:color="000000"/>
-              <w:top w:val="none" w:sz="0" w:space="0" w:color="000000"/>
-              <w:left w:val="none" w:sz="0" w:space="0" w:color="000000"/>
-              <w:right w:val="none" w:sz="0" w:space="0" w:color="000000"/>
-            </w:tcBorders>
-            <w:shd w:val="clear" w:color="auto" w:fill="FFFFFF"/>
-            <w:tcMar>
-              <w:top w:w="0" w:type="dxa"/>
-              <w:bottom w:w="0" w:type="dxa"/>
-              <w:left w:w="0" w:type="dxa"/>
-              <w:right w:w="0" w:type="dxa"/>
-            </w:tcMar>
-            <w:vAlign w:val="top"/>
-          </w:tcPr>
-          <w:p>
-            <w:pPr>
-              <w:pStyle w:val="Normal"/>
-              <w:jc w:val="center"/>
-              <w:pBdr>
-                <w:bottom w:val="none" w:sz="0" w:space="0" w:color="000000"/>
-                <w:top w:val="none" w:sz="0" w:space="0" w:color="000000"/>
-                <w:left w:val="none" w:sz="0" w:space="0" w:color="000000"/>
-                <w:right w:val="none" w:sz="0" w:space="0" w:color="000000"/>
-              </w:pBdr>
-              <w:spacing w:after="100" w:before="100" w:line="240"/>
-              <w:ind w:left="100" w:right="100" w:firstLine="0" w:firstLineChars="0"/>
-              <w:rPr>
-                <w:rFonts w:ascii="Helvetica" w:hAnsi="Helvetica" w:eastAsia="Helvetica" w:cs="Helvetica"/>
-                <w:i w:val="false"/>
-                <w:b w:val="false"/>
-                <w:u w:val="none"/>
-                <w:sz w:val="22"/>
-                <w:szCs w:val="22"/>
-                <w:color w:val="000000"/>
-              </w:rPr>
-            </w:pPr>
-            <w:r>
-              <w:rPr>
-                <w:rFonts w:ascii="Helvetica" w:hAnsi="Helvetica" w:eastAsia="Helvetica" w:cs="Helvetica"/>
-                <w:i w:val="false"/>
-                <w:b w:val="false"/>
-                <w:u w:val="none"/>
-                <w:sz w:val="22"/>
-                <w:szCs w:val="22"/>
-                <w:color w:val="000000"/>
-              </w:rPr>
-              <w:t xml:space="preserve">0.42</w:t>
-            </w:r>
-          </w:p>
-        </w:tc>
-        <w:tc>
-          <w:tcPr>
-            <w:tcBorders>
-              <w:bottom w:val="none" w:sz="0" w:space="0" w:color="000000"/>
-              <w:top w:val="none" w:sz="0" w:space="0" w:color="000000"/>
-              <w:left w:val="none" w:sz="0" w:space="0" w:color="000000"/>
-              <w:right w:val="none" w:sz="0" w:space="0" w:color="000000"/>
-            </w:tcBorders>
-            <w:shd w:val="clear" w:color="auto" w:fill="FFFFFF"/>
-            <w:tcMar>
-              <w:top w:w="0" w:type="dxa"/>
-              <w:bottom w:w="0" w:type="dxa"/>
-              <w:left w:w="0" w:type="dxa"/>
-              <w:right w:w="0" w:type="dxa"/>
-            </w:tcMar>
-            <w:vAlign w:val="top"/>
-          </w:tcPr>
-          <w:p>
-            <w:pPr>
-              <w:pStyle w:val="Normal"/>
-              <w:jc w:val="center"/>
-              <w:pBdr>
-                <w:bottom w:val="none" w:sz="0" w:space="0" w:color="000000"/>
-                <w:top w:val="none" w:sz="0" w:space="0" w:color="000000"/>
-                <w:left w:val="none" w:sz="0" w:space="0" w:color="000000"/>
-                <w:right w:val="none" w:sz="0" w:space="0" w:color="000000"/>
-              </w:pBdr>
-              <w:spacing w:after="100" w:before="100" w:line="240"/>
-              <w:ind w:left="100" w:right="100" w:firstLine="0" w:firstLineChars="0"/>
-              <w:rPr>
-                <w:rFonts w:ascii="Helvetica" w:hAnsi="Helvetica" w:eastAsia="Helvetica" w:cs="Helvetica"/>
-                <w:i w:val="false"/>
-                <w:b w:val="false"/>
-                <w:u w:val="none"/>
-                <w:sz w:val="22"/>
-                <w:szCs w:val="22"/>
-                <w:color w:val="000000"/>
-              </w:rPr>
-            </w:pPr>
-            <w:r>
-              <w:rPr>
-                <w:rFonts w:ascii="Helvetica" w:hAnsi="Helvetica" w:eastAsia="Helvetica" w:cs="Helvetica"/>
-                <w:i w:val="false"/>
-                <w:b w:val="false"/>
-                <w:u w:val="none"/>
-                <w:sz w:val="22"/>
-                <w:szCs w:val="22"/>
-                <w:color w:val="000000"/>
-              </w:rPr>
-              <w:t xml:space="preserve">0.09, 2.06</w:t>
-            </w:r>
-          </w:p>
-        </w:tc>
-        <w:tc>
-          <w:tcPr>
-            <w:tcBorders>
-              <w:bottom w:val="none" w:sz="0" w:space="0" w:color="000000"/>
-              <w:top w:val="none" w:sz="0" w:space="0" w:color="000000"/>
-              <w:left w:val="none" w:sz="0" w:space="0" w:color="000000"/>
-              <w:right w:val="none" w:sz="0" w:space="0" w:color="000000"/>
-            </w:tcBorders>
-            <w:shd w:val="clear" w:color="auto" w:fill="FFFFFF"/>
-            <w:tcMar>
-              <w:top w:w="0" w:type="dxa"/>
-              <w:bottom w:w="0" w:type="dxa"/>
-              <w:left w:w="0" w:type="dxa"/>
-              <w:right w:w="0" w:type="dxa"/>
-            </w:tcMar>
-            <w:vAlign w:val="top"/>
-          </w:tcPr>
-          <w:p>
-            <w:pPr>
-              <w:pStyle w:val="Normal"/>
-              <w:jc w:val="center"/>
-              <w:pBdr>
-                <w:bottom w:val="none" w:sz="0" w:space="0" w:color="000000"/>
-                <w:top w:val="none" w:sz="0" w:space="0" w:color="000000"/>
-                <w:left w:val="none" w:sz="0" w:space="0" w:color="000000"/>
-                <w:right w:val="none" w:sz="0" w:space="0" w:color="000000"/>
-              </w:pBdr>
-              <w:spacing w:after="100" w:before="100" w:line="240"/>
-              <w:ind w:left="100" w:right="100" w:firstLine="0" w:firstLineChars="0"/>
-              <w:rPr>
-                <w:rFonts w:ascii="Helvetica" w:hAnsi="Helvetica" w:eastAsia="Helvetica" w:cs="Helvetica"/>
-                <w:i w:val="false"/>
-                <w:b w:val="false"/>
-                <w:u w:val="none"/>
-                <w:sz w:val="22"/>
-                <w:szCs w:val="22"/>
-                <w:color w:val="000000"/>
-              </w:rPr>
-            </w:pPr>
-            <w:r>
-              <w:rPr>
-                <w:rFonts w:ascii="Helvetica" w:hAnsi="Helvetica" w:eastAsia="Helvetica" w:cs="Helvetica"/>
-                <w:i w:val="false"/>
-                <w:b w:val="false"/>
-                <w:u w:val="none"/>
-                <w:sz w:val="22"/>
-                <w:szCs w:val="22"/>
-                <w:color w:val="000000"/>
-              </w:rPr>
-              <w:t xml:space="preserve">0.290</w:t>
+              <w:t xml:space="preserve">322</w:t>
+            </w:r>
+          </w:p>
+        </w:tc>
+        <w:tc>
+          <w:tcPr>
+            <w:tcBorders>
+              <w:bottom w:val="none" w:sz="0" w:space="0" w:color="000000"/>
+              <w:top w:val="none" w:sz="0" w:space="0" w:color="000000"/>
+              <w:left w:val="none" w:sz="0" w:space="0" w:color="000000"/>
+              <w:right w:val="none" w:sz="0" w:space="0" w:color="000000"/>
+            </w:tcBorders>
+            <w:shd w:val="clear" w:color="auto" w:fill="FFFFFF"/>
+            <w:tcMar>
+              <w:top w:w="0" w:type="dxa"/>
+              <w:bottom w:w="0" w:type="dxa"/>
+              <w:left w:w="0" w:type="dxa"/>
+              <w:right w:w="0" w:type="dxa"/>
+            </w:tcMar>
+            <w:vAlign w:val="top"/>
+          </w:tcPr>
+          <w:p>
+            <w:pPr>
+              <w:pStyle w:val="Normal"/>
+              <w:jc w:val="center"/>
+              <w:pBdr>
+                <w:bottom w:val="none" w:sz="0" w:space="0" w:color="000000"/>
+                <w:top w:val="none" w:sz="0" w:space="0" w:color="000000"/>
+                <w:left w:val="none" w:sz="0" w:space="0" w:color="000000"/>
+                <w:right w:val="none" w:sz="0" w:space="0" w:color="000000"/>
+              </w:pBdr>
+              <w:spacing w:after="100" w:before="100" w:line="240"/>
+              <w:ind w:left="100" w:right="100" w:firstLine="0" w:firstLineChars="0"/>
+              <w:rPr>
+                <w:rFonts w:ascii="Helvetica" w:hAnsi="Helvetica" w:eastAsia="Helvetica" w:cs="Helvetica"/>
+                <w:i w:val="false"/>
+                <w:b w:val="false"/>
+                <w:u w:val="none"/>
+                <w:sz w:val="22"/>
+                <w:szCs w:val="22"/>
+                <w:color w:val="000000"/>
+              </w:rPr>
+            </w:pPr>
+            <w:r>
+              <w:rPr>
+                <w:rFonts w:ascii="Helvetica" w:hAnsi="Helvetica" w:eastAsia="Helvetica" w:cs="Helvetica"/>
+                <w:i w:val="false"/>
+                <w:b w:val="false"/>
+                <w:u w:val="none"/>
+                <w:sz w:val="22"/>
+                <w:szCs w:val="22"/>
+                <w:color w:val="000000"/>
+              </w:rPr>
+              <w:t xml:space="preserve">1.31</w:t>
+            </w:r>
+          </w:p>
+        </w:tc>
+        <w:tc>
+          <w:tcPr>
+            <w:tcBorders>
+              <w:bottom w:val="none" w:sz="0" w:space="0" w:color="000000"/>
+              <w:top w:val="none" w:sz="0" w:space="0" w:color="000000"/>
+              <w:left w:val="none" w:sz="0" w:space="0" w:color="000000"/>
+              <w:right w:val="none" w:sz="0" w:space="0" w:color="000000"/>
+            </w:tcBorders>
+            <w:shd w:val="clear" w:color="auto" w:fill="FFFFFF"/>
+            <w:tcMar>
+              <w:top w:w="0" w:type="dxa"/>
+              <w:bottom w:w="0" w:type="dxa"/>
+              <w:left w:w="0" w:type="dxa"/>
+              <w:right w:w="0" w:type="dxa"/>
+            </w:tcMar>
+            <w:vAlign w:val="top"/>
+          </w:tcPr>
+          <w:p>
+            <w:pPr>
+              <w:pStyle w:val="Normal"/>
+              <w:jc w:val="center"/>
+              <w:pBdr>
+                <w:bottom w:val="none" w:sz="0" w:space="0" w:color="000000"/>
+                <w:top w:val="none" w:sz="0" w:space="0" w:color="000000"/>
+                <w:left w:val="none" w:sz="0" w:space="0" w:color="000000"/>
+                <w:right w:val="none" w:sz="0" w:space="0" w:color="000000"/>
+              </w:pBdr>
+              <w:spacing w:after="100" w:before="100" w:line="240"/>
+              <w:ind w:left="100" w:right="100" w:firstLine="0" w:firstLineChars="0"/>
+              <w:rPr>
+                <w:rFonts w:ascii="Helvetica" w:hAnsi="Helvetica" w:eastAsia="Helvetica" w:cs="Helvetica"/>
+                <w:i w:val="false"/>
+                <w:b w:val="false"/>
+                <w:u w:val="none"/>
+                <w:sz w:val="22"/>
+                <w:szCs w:val="22"/>
+                <w:color w:val="000000"/>
+              </w:rPr>
+            </w:pPr>
+            <w:r>
+              <w:rPr>
+                <w:rFonts w:ascii="Helvetica" w:hAnsi="Helvetica" w:eastAsia="Helvetica" w:cs="Helvetica"/>
+                <w:i w:val="false"/>
+                <w:b w:val="false"/>
+                <w:u w:val="none"/>
+                <w:sz w:val="22"/>
+                <w:szCs w:val="22"/>
+                <w:color w:val="000000"/>
+              </w:rPr>
+              <w:t xml:space="preserve">0.46, 3.72</w:t>
+            </w:r>
+          </w:p>
+        </w:tc>
+        <w:tc>
+          <w:tcPr>
+            <w:tcBorders>
+              <w:bottom w:val="none" w:sz="0" w:space="0" w:color="000000"/>
+              <w:top w:val="none" w:sz="0" w:space="0" w:color="000000"/>
+              <w:left w:val="none" w:sz="0" w:space="0" w:color="000000"/>
+              <w:right w:val="none" w:sz="0" w:space="0" w:color="000000"/>
+            </w:tcBorders>
+            <w:shd w:val="clear" w:color="auto" w:fill="FFFFFF"/>
+            <w:tcMar>
+              <w:top w:w="0" w:type="dxa"/>
+              <w:bottom w:w="0" w:type="dxa"/>
+              <w:left w:w="0" w:type="dxa"/>
+              <w:right w:w="0" w:type="dxa"/>
+            </w:tcMar>
+            <w:vAlign w:val="top"/>
+          </w:tcPr>
+          <w:p>
+            <w:pPr>
+              <w:pStyle w:val="Normal"/>
+              <w:jc w:val="center"/>
+              <w:pBdr>
+                <w:bottom w:val="none" w:sz="0" w:space="0" w:color="000000"/>
+                <w:top w:val="none" w:sz="0" w:space="0" w:color="000000"/>
+                <w:left w:val="none" w:sz="0" w:space="0" w:color="000000"/>
+                <w:right w:val="none" w:sz="0" w:space="0" w:color="000000"/>
+              </w:pBdr>
+              <w:spacing w:after="100" w:before="100" w:line="240"/>
+              <w:ind w:left="100" w:right="100" w:firstLine="0" w:firstLineChars="0"/>
+              <w:rPr>
+                <w:rFonts w:ascii="Helvetica" w:hAnsi="Helvetica" w:eastAsia="Helvetica" w:cs="Helvetica"/>
+                <w:i w:val="false"/>
+                <w:b w:val="false"/>
+                <w:u w:val="none"/>
+                <w:sz w:val="22"/>
+                <w:szCs w:val="22"/>
+                <w:color w:val="000000"/>
+              </w:rPr>
+            </w:pPr>
+            <w:r>
+              <w:rPr>
+                <w:rFonts w:ascii="Helvetica" w:hAnsi="Helvetica" w:eastAsia="Helvetica" w:cs="Helvetica"/>
+                <w:i w:val="false"/>
+                <w:b w:val="false"/>
+                <w:u w:val="none"/>
+                <w:sz w:val="22"/>
+                <w:szCs w:val="22"/>
+                <w:color w:val="000000"/>
+              </w:rPr>
+              <w:t xml:space="preserve">0.610</w:t>
+            </w:r>
+          </w:p>
+        </w:tc>
+        <w:tc>
+          <w:tcPr>
+            <w:tcBorders>
+              <w:bottom w:val="none" w:sz="0" w:space="0" w:color="000000"/>
+              <w:top w:val="none" w:sz="0" w:space="0" w:color="000000"/>
+              <w:left w:val="none" w:sz="0" w:space="0" w:color="000000"/>
+              <w:right w:val="none" w:sz="0" w:space="0" w:color="000000"/>
+            </w:tcBorders>
+            <w:shd w:val="clear" w:color="auto" w:fill="FFFFFF"/>
+            <w:tcMar>
+              <w:top w:w="0" w:type="dxa"/>
+              <w:bottom w:w="0" w:type="dxa"/>
+              <w:left w:w="0" w:type="dxa"/>
+              <w:right w:w="0" w:type="dxa"/>
+            </w:tcMar>
+            <w:vAlign w:val="top"/>
+          </w:tcPr>
+          <w:p>
+            <w:pPr>
+              <w:pStyle w:val="Normal"/>
+              <w:jc w:val="center"/>
+              <w:pBdr>
+                <w:bottom w:val="none" w:sz="0" w:space="0" w:color="000000"/>
+                <w:top w:val="none" w:sz="0" w:space="0" w:color="000000"/>
+                <w:left w:val="none" w:sz="0" w:space="0" w:color="000000"/>
+                <w:right w:val="none" w:sz="0" w:space="0" w:color="000000"/>
+              </w:pBdr>
+              <w:spacing w:after="100" w:before="100" w:line="240"/>
+              <w:ind w:left="100" w:right="100" w:firstLine="0" w:firstLineChars="0"/>
+              <w:rPr>
+                <w:rFonts w:ascii="Helvetica" w:hAnsi="Helvetica" w:eastAsia="Helvetica" w:cs="Helvetica"/>
+                <w:i w:val="false"/>
+                <w:b w:val="false"/>
+                <w:u w:val="none"/>
+                <w:sz w:val="22"/>
+                <w:szCs w:val="22"/>
+                <w:color w:val="000000"/>
+              </w:rPr>
+            </w:pPr>
+            <w:r>
+              <w:rPr>
+                <w:rFonts w:ascii="Helvetica" w:hAnsi="Helvetica" w:eastAsia="Helvetica" w:cs="Helvetica"/>
+                <w:i w:val="false"/>
+                <w:b w:val="false"/>
+                <w:u w:val="none"/>
+                <w:sz w:val="22"/>
+                <w:szCs w:val="22"/>
+                <w:color w:val="000000"/>
+              </w:rPr>
+              <w:t xml:space="preserve">322</w:t>
+            </w:r>
+          </w:p>
+        </w:tc>
+        <w:tc>
+          <w:tcPr>
+            <w:tcBorders>
+              <w:bottom w:val="none" w:sz="0" w:space="0" w:color="000000"/>
+              <w:top w:val="none" w:sz="0" w:space="0" w:color="000000"/>
+              <w:left w:val="none" w:sz="0" w:space="0" w:color="000000"/>
+              <w:right w:val="none" w:sz="0" w:space="0" w:color="000000"/>
+            </w:tcBorders>
+            <w:shd w:val="clear" w:color="auto" w:fill="FFFFFF"/>
+            <w:tcMar>
+              <w:top w:w="0" w:type="dxa"/>
+              <w:bottom w:w="0" w:type="dxa"/>
+              <w:left w:w="0" w:type="dxa"/>
+              <w:right w:w="0" w:type="dxa"/>
+            </w:tcMar>
+            <w:vAlign w:val="top"/>
+          </w:tcPr>
+          <w:p>
+            <w:pPr>
+              <w:pStyle w:val="Normal"/>
+              <w:jc w:val="center"/>
+              <w:pBdr>
+                <w:bottom w:val="none" w:sz="0" w:space="0" w:color="000000"/>
+                <w:top w:val="none" w:sz="0" w:space="0" w:color="000000"/>
+                <w:left w:val="none" w:sz="0" w:space="0" w:color="000000"/>
+                <w:right w:val="none" w:sz="0" w:space="0" w:color="000000"/>
+              </w:pBdr>
+              <w:spacing w:after="100" w:before="100" w:line="240"/>
+              <w:ind w:left="100" w:right="100" w:firstLine="0" w:firstLineChars="0"/>
+              <w:rPr>
+                <w:rFonts w:ascii="Helvetica" w:hAnsi="Helvetica" w:eastAsia="Helvetica" w:cs="Helvetica"/>
+                <w:i w:val="false"/>
+                <w:b w:val="false"/>
+                <w:u w:val="none"/>
+                <w:sz w:val="22"/>
+                <w:szCs w:val="22"/>
+                <w:color w:val="000000"/>
+              </w:rPr>
+            </w:pPr>
+            <w:r>
+              <w:rPr>
+                <w:rFonts w:ascii="Helvetica" w:hAnsi="Helvetica" w:eastAsia="Helvetica" w:cs="Helvetica"/>
+                <w:i w:val="false"/>
+                <w:b w:val="false"/>
+                <w:u w:val="none"/>
+                <w:sz w:val="22"/>
+                <w:szCs w:val="22"/>
+                <w:color w:val="000000"/>
+              </w:rPr>
+              <w:t xml:space="preserve">0.49</w:t>
+            </w:r>
+          </w:p>
+        </w:tc>
+        <w:tc>
+          <w:tcPr>
+            <w:tcBorders>
+              <w:bottom w:val="none" w:sz="0" w:space="0" w:color="000000"/>
+              <w:top w:val="none" w:sz="0" w:space="0" w:color="000000"/>
+              <w:left w:val="none" w:sz="0" w:space="0" w:color="000000"/>
+              <w:right w:val="none" w:sz="0" w:space="0" w:color="000000"/>
+            </w:tcBorders>
+            <w:shd w:val="clear" w:color="auto" w:fill="FFFFFF"/>
+            <w:tcMar>
+              <w:top w:w="0" w:type="dxa"/>
+              <w:bottom w:w="0" w:type="dxa"/>
+              <w:left w:w="0" w:type="dxa"/>
+              <w:right w:w="0" w:type="dxa"/>
+            </w:tcMar>
+            <w:vAlign w:val="top"/>
+          </w:tcPr>
+          <w:p>
+            <w:pPr>
+              <w:pStyle w:val="Normal"/>
+              <w:jc w:val="center"/>
+              <w:pBdr>
+                <w:bottom w:val="none" w:sz="0" w:space="0" w:color="000000"/>
+                <w:top w:val="none" w:sz="0" w:space="0" w:color="000000"/>
+                <w:left w:val="none" w:sz="0" w:space="0" w:color="000000"/>
+                <w:right w:val="none" w:sz="0" w:space="0" w:color="000000"/>
+              </w:pBdr>
+              <w:spacing w:after="100" w:before="100" w:line="240"/>
+              <w:ind w:left="100" w:right="100" w:firstLine="0" w:firstLineChars="0"/>
+              <w:rPr>
+                <w:rFonts w:ascii="Helvetica" w:hAnsi="Helvetica" w:eastAsia="Helvetica" w:cs="Helvetica"/>
+                <w:i w:val="false"/>
+                <w:b w:val="false"/>
+                <w:u w:val="none"/>
+                <w:sz w:val="22"/>
+                <w:szCs w:val="22"/>
+                <w:color w:val="000000"/>
+              </w:rPr>
+            </w:pPr>
+            <w:r>
+              <w:rPr>
+                <w:rFonts w:ascii="Helvetica" w:hAnsi="Helvetica" w:eastAsia="Helvetica" w:cs="Helvetica"/>
+                <w:i w:val="false"/>
+                <w:b w:val="false"/>
+                <w:u w:val="none"/>
+                <w:sz w:val="22"/>
+                <w:szCs w:val="22"/>
+                <w:color w:val="000000"/>
+              </w:rPr>
+              <w:t xml:space="preserve">0.09, 2.57</w:t>
+            </w:r>
+          </w:p>
+        </w:tc>
+        <w:tc>
+          <w:tcPr>
+            <w:tcBorders>
+              <w:bottom w:val="none" w:sz="0" w:space="0" w:color="000000"/>
+              <w:top w:val="none" w:sz="0" w:space="0" w:color="000000"/>
+              <w:left w:val="none" w:sz="0" w:space="0" w:color="000000"/>
+              <w:right w:val="none" w:sz="0" w:space="0" w:color="000000"/>
+            </w:tcBorders>
+            <w:shd w:val="clear" w:color="auto" w:fill="FFFFFF"/>
+            <w:tcMar>
+              <w:top w:w="0" w:type="dxa"/>
+              <w:bottom w:w="0" w:type="dxa"/>
+              <w:left w:w="0" w:type="dxa"/>
+              <w:right w:w="0" w:type="dxa"/>
+            </w:tcMar>
+            <w:vAlign w:val="top"/>
+          </w:tcPr>
+          <w:p>
+            <w:pPr>
+              <w:pStyle w:val="Normal"/>
+              <w:jc w:val="center"/>
+              <w:pBdr>
+                <w:bottom w:val="none" w:sz="0" w:space="0" w:color="000000"/>
+                <w:top w:val="none" w:sz="0" w:space="0" w:color="000000"/>
+                <w:left w:val="none" w:sz="0" w:space="0" w:color="000000"/>
+                <w:right w:val="none" w:sz="0" w:space="0" w:color="000000"/>
+              </w:pBdr>
+              <w:spacing w:after="100" w:before="100" w:line="240"/>
+              <w:ind w:left="100" w:right="100" w:firstLine="0" w:firstLineChars="0"/>
+              <w:rPr>
+                <w:rFonts w:ascii="Helvetica" w:hAnsi="Helvetica" w:eastAsia="Helvetica" w:cs="Helvetica"/>
+                <w:i w:val="false"/>
+                <w:b w:val="false"/>
+                <w:u w:val="none"/>
+                <w:sz w:val="22"/>
+                <w:szCs w:val="22"/>
+                <w:color w:val="000000"/>
+              </w:rPr>
+            </w:pPr>
+            <w:r>
+              <w:rPr>
+                <w:rFonts w:ascii="Helvetica" w:hAnsi="Helvetica" w:eastAsia="Helvetica" w:cs="Helvetica"/>
+                <w:i w:val="false"/>
+                <w:b w:val="false"/>
+                <w:u w:val="none"/>
+                <w:sz w:val="22"/>
+                <w:szCs w:val="22"/>
+                <w:color w:val="000000"/>
+              </w:rPr>
+              <w:t xml:space="preserve">0.400</w:t>
             </w:r>
           </w:p>
         </w:tc>
@@ -12913,7 +12913,7 @@
                 <w:szCs w:val="22"/>
                 <w:color w:val="000000"/>
               </w:rPr>
-              <w:t xml:space="preserve">323</w:t>
+              <w:t xml:space="preserve">322</w:t>
             </w:r>
           </w:p>
         </w:tc>
@@ -13019,7 +13019,7 @@
                 <w:szCs w:val="22"/>
                 <w:color w:val="000000"/>
               </w:rPr>
-              <w:t xml:space="preserve">0.41, 3.18</w:t>
+              <w:t xml:space="preserve">0.41, 3.20</w:t>
             </w:r>
           </w:p>
         </w:tc>
@@ -13125,166 +13125,166 @@
                 <w:szCs w:val="22"/>
                 <w:color w:val="000000"/>
               </w:rPr>
-              <w:t xml:space="preserve">323</w:t>
-            </w:r>
-          </w:p>
-        </w:tc>
-        <w:tc>
-          <w:tcPr>
-            <w:tcBorders>
-              <w:bottom w:val="none" w:sz="0" w:space="0" w:color="000000"/>
-              <w:top w:val="none" w:sz="0" w:space="0" w:color="000000"/>
-              <w:left w:val="none" w:sz="0" w:space="0" w:color="000000"/>
-              <w:right w:val="none" w:sz="0" w:space="0" w:color="000000"/>
-            </w:tcBorders>
-            <w:shd w:val="clear" w:color="auto" w:fill="FFFFFF"/>
-            <w:tcMar>
-              <w:top w:w="0" w:type="dxa"/>
-              <w:bottom w:w="0" w:type="dxa"/>
-              <w:left w:w="0" w:type="dxa"/>
-              <w:right w:w="0" w:type="dxa"/>
-            </w:tcMar>
-            <w:vAlign w:val="top"/>
-          </w:tcPr>
-          <w:p>
-            <w:pPr>
-              <w:pStyle w:val="Normal"/>
-              <w:jc w:val="center"/>
-              <w:pBdr>
-                <w:bottom w:val="none" w:sz="0" w:space="0" w:color="000000"/>
-                <w:top w:val="none" w:sz="0" w:space="0" w:color="000000"/>
-                <w:left w:val="none" w:sz="0" w:space="0" w:color="000000"/>
-                <w:right w:val="none" w:sz="0" w:space="0" w:color="000000"/>
-              </w:pBdr>
-              <w:spacing w:after="100" w:before="100" w:line="240"/>
-              <w:ind w:left="100" w:right="100" w:firstLine="0" w:firstLineChars="0"/>
-              <w:rPr>
-                <w:rFonts w:ascii="Helvetica" w:hAnsi="Helvetica" w:eastAsia="Helvetica" w:cs="Helvetica"/>
-                <w:i w:val="false"/>
-                <w:b w:val="false"/>
-                <w:u w:val="none"/>
-                <w:sz w:val="22"/>
-                <w:szCs w:val="22"/>
-                <w:color w:val="000000"/>
-              </w:rPr>
-            </w:pPr>
-            <w:r>
-              <w:rPr>
-                <w:rFonts w:ascii="Helvetica" w:hAnsi="Helvetica" w:eastAsia="Helvetica" w:cs="Helvetica"/>
-                <w:i w:val="false"/>
-                <w:b w:val="false"/>
-                <w:u w:val="none"/>
-                <w:sz w:val="22"/>
-                <w:szCs w:val="22"/>
-                <w:color w:val="000000"/>
-              </w:rPr>
-              <w:t xml:space="preserve">1.19</w:t>
-            </w:r>
-          </w:p>
-        </w:tc>
-        <w:tc>
-          <w:tcPr>
-            <w:tcBorders>
-              <w:bottom w:val="none" w:sz="0" w:space="0" w:color="000000"/>
-              <w:top w:val="none" w:sz="0" w:space="0" w:color="000000"/>
-              <w:left w:val="none" w:sz="0" w:space="0" w:color="000000"/>
-              <w:right w:val="none" w:sz="0" w:space="0" w:color="000000"/>
-            </w:tcBorders>
-            <w:shd w:val="clear" w:color="auto" w:fill="FFFFFF"/>
-            <w:tcMar>
-              <w:top w:w="0" w:type="dxa"/>
-              <w:bottom w:w="0" w:type="dxa"/>
-              <w:left w:w="0" w:type="dxa"/>
-              <w:right w:w="0" w:type="dxa"/>
-            </w:tcMar>
-            <w:vAlign w:val="top"/>
-          </w:tcPr>
-          <w:p>
-            <w:pPr>
-              <w:pStyle w:val="Normal"/>
-              <w:jc w:val="center"/>
-              <w:pBdr>
-                <w:bottom w:val="none" w:sz="0" w:space="0" w:color="000000"/>
-                <w:top w:val="none" w:sz="0" w:space="0" w:color="000000"/>
-                <w:left w:val="none" w:sz="0" w:space="0" w:color="000000"/>
-                <w:right w:val="none" w:sz="0" w:space="0" w:color="000000"/>
-              </w:pBdr>
-              <w:spacing w:after="100" w:before="100" w:line="240"/>
-              <w:ind w:left="100" w:right="100" w:firstLine="0" w:firstLineChars="0"/>
-              <w:rPr>
-                <w:rFonts w:ascii="Helvetica" w:hAnsi="Helvetica" w:eastAsia="Helvetica" w:cs="Helvetica"/>
-                <w:i w:val="false"/>
-                <w:b w:val="false"/>
-                <w:u w:val="none"/>
-                <w:sz w:val="22"/>
-                <w:szCs w:val="22"/>
-                <w:color w:val="000000"/>
-              </w:rPr>
-            </w:pPr>
-            <w:r>
-              <w:rPr>
-                <w:rFonts w:ascii="Helvetica" w:hAnsi="Helvetica" w:eastAsia="Helvetica" w:cs="Helvetica"/>
-                <w:i w:val="false"/>
-                <w:b w:val="false"/>
-                <w:u w:val="none"/>
-                <w:sz w:val="22"/>
-                <w:szCs w:val="22"/>
-                <w:color w:val="000000"/>
-              </w:rPr>
-              <w:t xml:space="preserve">0.16, 8.64</w:t>
-            </w:r>
-          </w:p>
-        </w:tc>
-        <w:tc>
-          <w:tcPr>
-            <w:tcBorders>
-              <w:bottom w:val="none" w:sz="0" w:space="0" w:color="000000"/>
-              <w:top w:val="none" w:sz="0" w:space="0" w:color="000000"/>
-              <w:left w:val="none" w:sz="0" w:space="0" w:color="000000"/>
-              <w:right w:val="none" w:sz="0" w:space="0" w:color="000000"/>
-            </w:tcBorders>
-            <w:shd w:val="clear" w:color="auto" w:fill="FFFFFF"/>
-            <w:tcMar>
-              <w:top w:w="0" w:type="dxa"/>
-              <w:bottom w:w="0" w:type="dxa"/>
-              <w:left w:w="0" w:type="dxa"/>
-              <w:right w:w="0" w:type="dxa"/>
-            </w:tcMar>
-            <w:vAlign w:val="top"/>
-          </w:tcPr>
-          <w:p>
-            <w:pPr>
-              <w:pStyle w:val="Normal"/>
-              <w:jc w:val="center"/>
-              <w:pBdr>
-                <w:bottom w:val="none" w:sz="0" w:space="0" w:color="000000"/>
-                <w:top w:val="none" w:sz="0" w:space="0" w:color="000000"/>
-                <w:left w:val="none" w:sz="0" w:space="0" w:color="000000"/>
-                <w:right w:val="none" w:sz="0" w:space="0" w:color="000000"/>
-              </w:pBdr>
-              <w:spacing w:after="100" w:before="100" w:line="240"/>
-              <w:ind w:left="100" w:right="100" w:firstLine="0" w:firstLineChars="0"/>
-              <w:rPr>
-                <w:rFonts w:ascii="Helvetica" w:hAnsi="Helvetica" w:eastAsia="Helvetica" w:cs="Helvetica"/>
-                <w:i w:val="false"/>
-                <w:b w:val="false"/>
-                <w:u w:val="none"/>
-                <w:sz w:val="22"/>
-                <w:szCs w:val="22"/>
-                <w:color w:val="000000"/>
-              </w:rPr>
-            </w:pPr>
-            <w:r>
-              <w:rPr>
-                <w:rFonts w:ascii="Helvetica" w:hAnsi="Helvetica" w:eastAsia="Helvetica" w:cs="Helvetica"/>
-                <w:i w:val="false"/>
-                <w:b w:val="false"/>
-                <w:u w:val="none"/>
-                <w:sz w:val="22"/>
-                <w:szCs w:val="22"/>
-                <w:color w:val="000000"/>
-              </w:rPr>
-              <w:t xml:space="preserve">0.870</w:t>
+              <w:t xml:space="preserve">322</w:t>
+            </w:r>
+          </w:p>
+        </w:tc>
+        <w:tc>
+          <w:tcPr>
+            <w:tcBorders>
+              <w:bottom w:val="none" w:sz="0" w:space="0" w:color="000000"/>
+              <w:top w:val="none" w:sz="0" w:space="0" w:color="000000"/>
+              <w:left w:val="none" w:sz="0" w:space="0" w:color="000000"/>
+              <w:right w:val="none" w:sz="0" w:space="0" w:color="000000"/>
+            </w:tcBorders>
+            <w:shd w:val="clear" w:color="auto" w:fill="FFFFFF"/>
+            <w:tcMar>
+              <w:top w:w="0" w:type="dxa"/>
+              <w:bottom w:w="0" w:type="dxa"/>
+              <w:left w:w="0" w:type="dxa"/>
+              <w:right w:w="0" w:type="dxa"/>
+            </w:tcMar>
+            <w:vAlign w:val="top"/>
+          </w:tcPr>
+          <w:p>
+            <w:pPr>
+              <w:pStyle w:val="Normal"/>
+              <w:jc w:val="center"/>
+              <w:pBdr>
+                <w:bottom w:val="none" w:sz="0" w:space="0" w:color="000000"/>
+                <w:top w:val="none" w:sz="0" w:space="0" w:color="000000"/>
+                <w:left w:val="none" w:sz="0" w:space="0" w:color="000000"/>
+                <w:right w:val="none" w:sz="0" w:space="0" w:color="000000"/>
+              </w:pBdr>
+              <w:spacing w:after="100" w:before="100" w:line="240"/>
+              <w:ind w:left="100" w:right="100" w:firstLine="0" w:firstLineChars="0"/>
+              <w:rPr>
+                <w:rFonts w:ascii="Helvetica" w:hAnsi="Helvetica" w:eastAsia="Helvetica" w:cs="Helvetica"/>
+                <w:i w:val="false"/>
+                <w:b w:val="false"/>
+                <w:u w:val="none"/>
+                <w:sz w:val="22"/>
+                <w:szCs w:val="22"/>
+                <w:color w:val="000000"/>
+              </w:rPr>
+            </w:pPr>
+            <w:r>
+              <w:rPr>
+                <w:rFonts w:ascii="Helvetica" w:hAnsi="Helvetica" w:eastAsia="Helvetica" w:cs="Helvetica"/>
+                <w:i w:val="false"/>
+                <w:b w:val="false"/>
+                <w:u w:val="none"/>
+                <w:sz w:val="22"/>
+                <w:szCs w:val="22"/>
+                <w:color w:val="000000"/>
+              </w:rPr>
+              <w:t xml:space="preserve">1.25</w:t>
+            </w:r>
+          </w:p>
+        </w:tc>
+        <w:tc>
+          <w:tcPr>
+            <w:tcBorders>
+              <w:bottom w:val="none" w:sz="0" w:space="0" w:color="000000"/>
+              <w:top w:val="none" w:sz="0" w:space="0" w:color="000000"/>
+              <w:left w:val="none" w:sz="0" w:space="0" w:color="000000"/>
+              <w:right w:val="none" w:sz="0" w:space="0" w:color="000000"/>
+            </w:tcBorders>
+            <w:shd w:val="clear" w:color="auto" w:fill="FFFFFF"/>
+            <w:tcMar>
+              <w:top w:w="0" w:type="dxa"/>
+              <w:bottom w:w="0" w:type="dxa"/>
+              <w:left w:w="0" w:type="dxa"/>
+              <w:right w:w="0" w:type="dxa"/>
+            </w:tcMar>
+            <w:vAlign w:val="top"/>
+          </w:tcPr>
+          <w:p>
+            <w:pPr>
+              <w:pStyle w:val="Normal"/>
+              <w:jc w:val="center"/>
+              <w:pBdr>
+                <w:bottom w:val="none" w:sz="0" w:space="0" w:color="000000"/>
+                <w:top w:val="none" w:sz="0" w:space="0" w:color="000000"/>
+                <w:left w:val="none" w:sz="0" w:space="0" w:color="000000"/>
+                <w:right w:val="none" w:sz="0" w:space="0" w:color="000000"/>
+              </w:pBdr>
+              <w:spacing w:after="100" w:before="100" w:line="240"/>
+              <w:ind w:left="100" w:right="100" w:firstLine="0" w:firstLineChars="0"/>
+              <w:rPr>
+                <w:rFonts w:ascii="Helvetica" w:hAnsi="Helvetica" w:eastAsia="Helvetica" w:cs="Helvetica"/>
+                <w:i w:val="false"/>
+                <w:b w:val="false"/>
+                <w:u w:val="none"/>
+                <w:sz w:val="22"/>
+                <w:szCs w:val="22"/>
+                <w:color w:val="000000"/>
+              </w:rPr>
+            </w:pPr>
+            <w:r>
+              <w:rPr>
+                <w:rFonts w:ascii="Helvetica" w:hAnsi="Helvetica" w:eastAsia="Helvetica" w:cs="Helvetica"/>
+                <w:i w:val="false"/>
+                <w:b w:val="false"/>
+                <w:u w:val="none"/>
+                <w:sz w:val="22"/>
+                <w:szCs w:val="22"/>
+                <w:color w:val="000000"/>
+              </w:rPr>
+              <w:t xml:space="preserve">0.16, 9.80</w:t>
+            </w:r>
+          </w:p>
+        </w:tc>
+        <w:tc>
+          <w:tcPr>
+            <w:tcBorders>
+              <w:bottom w:val="none" w:sz="0" w:space="0" w:color="000000"/>
+              <w:top w:val="none" w:sz="0" w:space="0" w:color="000000"/>
+              <w:left w:val="none" w:sz="0" w:space="0" w:color="000000"/>
+              <w:right w:val="none" w:sz="0" w:space="0" w:color="000000"/>
+            </w:tcBorders>
+            <w:shd w:val="clear" w:color="auto" w:fill="FFFFFF"/>
+            <w:tcMar>
+              <w:top w:w="0" w:type="dxa"/>
+              <w:bottom w:w="0" w:type="dxa"/>
+              <w:left w:w="0" w:type="dxa"/>
+              <w:right w:w="0" w:type="dxa"/>
+            </w:tcMar>
+            <w:vAlign w:val="top"/>
+          </w:tcPr>
+          <w:p>
+            <w:pPr>
+              <w:pStyle w:val="Normal"/>
+              <w:jc w:val="center"/>
+              <w:pBdr>
+                <w:bottom w:val="none" w:sz="0" w:space="0" w:color="000000"/>
+                <w:top w:val="none" w:sz="0" w:space="0" w:color="000000"/>
+                <w:left w:val="none" w:sz="0" w:space="0" w:color="000000"/>
+                <w:right w:val="none" w:sz="0" w:space="0" w:color="000000"/>
+              </w:pBdr>
+              <w:spacing w:after="100" w:before="100" w:line="240"/>
+              <w:ind w:left="100" w:right="100" w:firstLine="0" w:firstLineChars="0"/>
+              <w:rPr>
+                <w:rFonts w:ascii="Helvetica" w:hAnsi="Helvetica" w:eastAsia="Helvetica" w:cs="Helvetica"/>
+                <w:i w:val="false"/>
+                <w:b w:val="false"/>
+                <w:u w:val="none"/>
+                <w:sz w:val="22"/>
+                <w:szCs w:val="22"/>
+                <w:color w:val="000000"/>
+              </w:rPr>
+            </w:pPr>
+            <w:r>
+              <w:rPr>
+                <w:rFonts w:ascii="Helvetica" w:hAnsi="Helvetica" w:eastAsia="Helvetica" w:cs="Helvetica"/>
+                <w:i w:val="false"/>
+                <w:b w:val="false"/>
+                <w:u w:val="none"/>
+                <w:sz w:val="22"/>
+                <w:szCs w:val="22"/>
+                <w:color w:val="000000"/>
+              </w:rPr>
+              <w:t xml:space="preserve">0.830</w:t>
             </w:r>
           </w:p>
         </w:tc>
@@ -13396,7 +13396,7 @@
                 <w:szCs w:val="22"/>
                 <w:color w:val="000000"/>
               </w:rPr>
-              <w:t xml:space="preserve">323</w:t>
+              <w:t xml:space="preserve">322</w:t>
             </w:r>
           </w:p>
         </w:tc>
@@ -13502,7 +13502,7 @@
                 <w:szCs w:val="22"/>
                 <w:color w:val="000000"/>
               </w:rPr>
-              <w:t xml:space="preserve">0.13, 2.26</w:t>
+              <w:t xml:space="preserve">0.13, 2.27</w:t>
             </w:r>
           </w:p>
         </w:tc>
@@ -13608,166 +13608,166 @@
                 <w:szCs w:val="22"/>
                 <w:color w:val="000000"/>
               </w:rPr>
-              <w:t xml:space="preserve">323</w:t>
-            </w:r>
-          </w:p>
-        </w:tc>
-        <w:tc>
-          <w:tcPr>
-            <w:tcBorders>
-              <w:bottom w:val="none" w:sz="0" w:space="0" w:color="000000"/>
-              <w:top w:val="none" w:sz="0" w:space="0" w:color="000000"/>
-              <w:left w:val="none" w:sz="0" w:space="0" w:color="000000"/>
-              <w:right w:val="none" w:sz="0" w:space="0" w:color="000000"/>
-            </w:tcBorders>
-            <w:shd w:val="clear" w:color="auto" w:fill="FFFFFF"/>
-            <w:tcMar>
-              <w:top w:w="0" w:type="dxa"/>
-              <w:bottom w:w="0" w:type="dxa"/>
-              <w:left w:w="0" w:type="dxa"/>
-              <w:right w:w="0" w:type="dxa"/>
-            </w:tcMar>
-            <w:vAlign w:val="top"/>
-          </w:tcPr>
-          <w:p>
-            <w:pPr>
-              <w:pStyle w:val="Normal"/>
-              <w:jc w:val="center"/>
-              <w:pBdr>
-                <w:bottom w:val="none" w:sz="0" w:space="0" w:color="000000"/>
-                <w:top w:val="none" w:sz="0" w:space="0" w:color="000000"/>
-                <w:left w:val="none" w:sz="0" w:space="0" w:color="000000"/>
-                <w:right w:val="none" w:sz="0" w:space="0" w:color="000000"/>
-              </w:pBdr>
-              <w:spacing w:after="100" w:before="100" w:line="240"/>
-              <w:ind w:left="100" w:right="100" w:firstLine="0" w:firstLineChars="0"/>
-              <w:rPr>
-                <w:rFonts w:ascii="Helvetica" w:hAnsi="Helvetica" w:eastAsia="Helvetica" w:cs="Helvetica"/>
-                <w:i w:val="false"/>
-                <w:b w:val="false"/>
-                <w:u w:val="none"/>
-                <w:sz w:val="22"/>
-                <w:szCs w:val="22"/>
-                <w:color w:val="000000"/>
-              </w:rPr>
-            </w:pPr>
-            <w:r>
-              <w:rPr>
-                <w:rFonts w:ascii="Helvetica" w:hAnsi="Helvetica" w:eastAsia="Helvetica" w:cs="Helvetica"/>
-                <w:i w:val="false"/>
-                <w:b w:val="false"/>
-                <w:u w:val="none"/>
-                <w:sz w:val="22"/>
-                <w:szCs w:val="22"/>
-                <w:color w:val="000000"/>
-              </w:rPr>
-              <w:t xml:space="preserve">0.56</w:t>
-            </w:r>
-          </w:p>
-        </w:tc>
-        <w:tc>
-          <w:tcPr>
-            <w:tcBorders>
-              <w:bottom w:val="none" w:sz="0" w:space="0" w:color="000000"/>
-              <w:top w:val="none" w:sz="0" w:space="0" w:color="000000"/>
-              <w:left w:val="none" w:sz="0" w:space="0" w:color="000000"/>
-              <w:right w:val="none" w:sz="0" w:space="0" w:color="000000"/>
-            </w:tcBorders>
-            <w:shd w:val="clear" w:color="auto" w:fill="FFFFFF"/>
-            <w:tcMar>
-              <w:top w:w="0" w:type="dxa"/>
-              <w:bottom w:w="0" w:type="dxa"/>
-              <w:left w:w="0" w:type="dxa"/>
-              <w:right w:w="0" w:type="dxa"/>
-            </w:tcMar>
-            <w:vAlign w:val="top"/>
-          </w:tcPr>
-          <w:p>
-            <w:pPr>
-              <w:pStyle w:val="Normal"/>
-              <w:jc w:val="center"/>
-              <w:pBdr>
-                <w:bottom w:val="none" w:sz="0" w:space="0" w:color="000000"/>
-                <w:top w:val="none" w:sz="0" w:space="0" w:color="000000"/>
-                <w:left w:val="none" w:sz="0" w:space="0" w:color="000000"/>
-                <w:right w:val="none" w:sz="0" w:space="0" w:color="000000"/>
-              </w:pBdr>
-              <w:spacing w:after="100" w:before="100" w:line="240"/>
-              <w:ind w:left="100" w:right="100" w:firstLine="0" w:firstLineChars="0"/>
-              <w:rPr>
-                <w:rFonts w:ascii="Helvetica" w:hAnsi="Helvetica" w:eastAsia="Helvetica" w:cs="Helvetica"/>
-                <w:i w:val="false"/>
-                <w:b w:val="false"/>
-                <w:u w:val="none"/>
-                <w:sz w:val="22"/>
-                <w:szCs w:val="22"/>
-                <w:color w:val="000000"/>
-              </w:rPr>
-            </w:pPr>
-            <w:r>
-              <w:rPr>
-                <w:rFonts w:ascii="Helvetica" w:hAnsi="Helvetica" w:eastAsia="Helvetica" w:cs="Helvetica"/>
-                <w:i w:val="false"/>
-                <w:b w:val="false"/>
-                <w:u w:val="none"/>
-                <w:sz w:val="22"/>
-                <w:szCs w:val="22"/>
-                <w:color w:val="000000"/>
-              </w:rPr>
-              <w:t xml:space="preserve">0.10, 3.32</w:t>
-            </w:r>
-          </w:p>
-        </w:tc>
-        <w:tc>
-          <w:tcPr>
-            <w:tcBorders>
-              <w:bottom w:val="none" w:sz="0" w:space="0" w:color="000000"/>
-              <w:top w:val="none" w:sz="0" w:space="0" w:color="000000"/>
-              <w:left w:val="none" w:sz="0" w:space="0" w:color="000000"/>
-              <w:right w:val="none" w:sz="0" w:space="0" w:color="000000"/>
-            </w:tcBorders>
-            <w:shd w:val="clear" w:color="auto" w:fill="FFFFFF"/>
-            <w:tcMar>
-              <w:top w:w="0" w:type="dxa"/>
-              <w:bottom w:w="0" w:type="dxa"/>
-              <w:left w:w="0" w:type="dxa"/>
-              <w:right w:w="0" w:type="dxa"/>
-            </w:tcMar>
-            <w:vAlign w:val="top"/>
-          </w:tcPr>
-          <w:p>
-            <w:pPr>
-              <w:pStyle w:val="Normal"/>
-              <w:jc w:val="center"/>
-              <w:pBdr>
-                <w:bottom w:val="none" w:sz="0" w:space="0" w:color="000000"/>
-                <w:top w:val="none" w:sz="0" w:space="0" w:color="000000"/>
-                <w:left w:val="none" w:sz="0" w:space="0" w:color="000000"/>
-                <w:right w:val="none" w:sz="0" w:space="0" w:color="000000"/>
-              </w:pBdr>
-              <w:spacing w:after="100" w:before="100" w:line="240"/>
-              <w:ind w:left="100" w:right="100" w:firstLine="0" w:firstLineChars="0"/>
-              <w:rPr>
-                <w:rFonts w:ascii="Helvetica" w:hAnsi="Helvetica" w:eastAsia="Helvetica" w:cs="Helvetica"/>
-                <w:i w:val="false"/>
-                <w:b w:val="false"/>
-                <w:u w:val="none"/>
-                <w:sz w:val="22"/>
-                <w:szCs w:val="22"/>
-                <w:color w:val="000000"/>
-              </w:rPr>
-            </w:pPr>
-            <w:r>
-              <w:rPr>
-                <w:rFonts w:ascii="Helvetica" w:hAnsi="Helvetica" w:eastAsia="Helvetica" w:cs="Helvetica"/>
-                <w:i w:val="false"/>
-                <w:b w:val="false"/>
-                <w:u w:val="none"/>
-                <w:sz w:val="22"/>
-                <w:szCs w:val="22"/>
-                <w:color w:val="000000"/>
-              </w:rPr>
-              <w:t xml:space="preserve">0.520</w:t>
+              <w:t xml:space="preserve">322</w:t>
+            </w:r>
+          </w:p>
+        </w:tc>
+        <w:tc>
+          <w:tcPr>
+            <w:tcBorders>
+              <w:bottom w:val="none" w:sz="0" w:space="0" w:color="000000"/>
+              <w:top w:val="none" w:sz="0" w:space="0" w:color="000000"/>
+              <w:left w:val="none" w:sz="0" w:space="0" w:color="000000"/>
+              <w:right w:val="none" w:sz="0" w:space="0" w:color="000000"/>
+            </w:tcBorders>
+            <w:shd w:val="clear" w:color="auto" w:fill="FFFFFF"/>
+            <w:tcMar>
+              <w:top w:w="0" w:type="dxa"/>
+              <w:bottom w:w="0" w:type="dxa"/>
+              <w:left w:w="0" w:type="dxa"/>
+              <w:right w:w="0" w:type="dxa"/>
+            </w:tcMar>
+            <w:vAlign w:val="top"/>
+          </w:tcPr>
+          <w:p>
+            <w:pPr>
+              <w:pStyle w:val="Normal"/>
+              <w:jc w:val="center"/>
+              <w:pBdr>
+                <w:bottom w:val="none" w:sz="0" w:space="0" w:color="000000"/>
+                <w:top w:val="none" w:sz="0" w:space="0" w:color="000000"/>
+                <w:left w:val="none" w:sz="0" w:space="0" w:color="000000"/>
+                <w:right w:val="none" w:sz="0" w:space="0" w:color="000000"/>
+              </w:pBdr>
+              <w:spacing w:after="100" w:before="100" w:line="240"/>
+              <w:ind w:left="100" w:right="100" w:firstLine="0" w:firstLineChars="0"/>
+              <w:rPr>
+                <w:rFonts w:ascii="Helvetica" w:hAnsi="Helvetica" w:eastAsia="Helvetica" w:cs="Helvetica"/>
+                <w:i w:val="false"/>
+                <w:b w:val="false"/>
+                <w:u w:val="none"/>
+                <w:sz w:val="22"/>
+                <w:szCs w:val="22"/>
+                <w:color w:val="000000"/>
+              </w:rPr>
+            </w:pPr>
+            <w:r>
+              <w:rPr>
+                <w:rFonts w:ascii="Helvetica" w:hAnsi="Helvetica" w:eastAsia="Helvetica" w:cs="Helvetica"/>
+                <w:i w:val="false"/>
+                <w:b w:val="false"/>
+                <w:u w:val="none"/>
+                <w:sz w:val="22"/>
+                <w:szCs w:val="22"/>
+                <w:color w:val="000000"/>
+              </w:rPr>
+              <w:t xml:space="preserve">0.54</w:t>
+            </w:r>
+          </w:p>
+        </w:tc>
+        <w:tc>
+          <w:tcPr>
+            <w:tcBorders>
+              <w:bottom w:val="none" w:sz="0" w:space="0" w:color="000000"/>
+              <w:top w:val="none" w:sz="0" w:space="0" w:color="000000"/>
+              <w:left w:val="none" w:sz="0" w:space="0" w:color="000000"/>
+              <w:right w:val="none" w:sz="0" w:space="0" w:color="000000"/>
+            </w:tcBorders>
+            <w:shd w:val="clear" w:color="auto" w:fill="FFFFFF"/>
+            <w:tcMar>
+              <w:top w:w="0" w:type="dxa"/>
+              <w:bottom w:w="0" w:type="dxa"/>
+              <w:left w:w="0" w:type="dxa"/>
+              <w:right w:w="0" w:type="dxa"/>
+            </w:tcMar>
+            <w:vAlign w:val="top"/>
+          </w:tcPr>
+          <w:p>
+            <w:pPr>
+              <w:pStyle w:val="Normal"/>
+              <w:jc w:val="center"/>
+              <w:pBdr>
+                <w:bottom w:val="none" w:sz="0" w:space="0" w:color="000000"/>
+                <w:top w:val="none" w:sz="0" w:space="0" w:color="000000"/>
+                <w:left w:val="none" w:sz="0" w:space="0" w:color="000000"/>
+                <w:right w:val="none" w:sz="0" w:space="0" w:color="000000"/>
+              </w:pBdr>
+              <w:spacing w:after="100" w:before="100" w:line="240"/>
+              <w:ind w:left="100" w:right="100" w:firstLine="0" w:firstLineChars="0"/>
+              <w:rPr>
+                <w:rFonts w:ascii="Helvetica" w:hAnsi="Helvetica" w:eastAsia="Helvetica" w:cs="Helvetica"/>
+                <w:i w:val="false"/>
+                <w:b w:val="false"/>
+                <w:u w:val="none"/>
+                <w:sz w:val="22"/>
+                <w:szCs w:val="22"/>
+                <w:color w:val="000000"/>
+              </w:rPr>
+            </w:pPr>
+            <w:r>
+              <w:rPr>
+                <w:rFonts w:ascii="Helvetica" w:hAnsi="Helvetica" w:eastAsia="Helvetica" w:cs="Helvetica"/>
+                <w:i w:val="false"/>
+                <w:b w:val="false"/>
+                <w:u w:val="none"/>
+                <w:sz w:val="22"/>
+                <w:szCs w:val="22"/>
+                <w:color w:val="000000"/>
+              </w:rPr>
+              <w:t xml:space="preserve">0.09, 3.19</w:t>
+            </w:r>
+          </w:p>
+        </w:tc>
+        <w:tc>
+          <w:tcPr>
+            <w:tcBorders>
+              <w:bottom w:val="none" w:sz="0" w:space="0" w:color="000000"/>
+              <w:top w:val="none" w:sz="0" w:space="0" w:color="000000"/>
+              <w:left w:val="none" w:sz="0" w:space="0" w:color="000000"/>
+              <w:right w:val="none" w:sz="0" w:space="0" w:color="000000"/>
+            </w:tcBorders>
+            <w:shd w:val="clear" w:color="auto" w:fill="FFFFFF"/>
+            <w:tcMar>
+              <w:top w:w="0" w:type="dxa"/>
+              <w:bottom w:w="0" w:type="dxa"/>
+              <w:left w:w="0" w:type="dxa"/>
+              <w:right w:w="0" w:type="dxa"/>
+            </w:tcMar>
+            <w:vAlign w:val="top"/>
+          </w:tcPr>
+          <w:p>
+            <w:pPr>
+              <w:pStyle w:val="Normal"/>
+              <w:jc w:val="center"/>
+              <w:pBdr>
+                <w:bottom w:val="none" w:sz="0" w:space="0" w:color="000000"/>
+                <w:top w:val="none" w:sz="0" w:space="0" w:color="000000"/>
+                <w:left w:val="none" w:sz="0" w:space="0" w:color="000000"/>
+                <w:right w:val="none" w:sz="0" w:space="0" w:color="000000"/>
+              </w:pBdr>
+              <w:spacing w:after="100" w:before="100" w:line="240"/>
+              <w:ind w:left="100" w:right="100" w:firstLine="0" w:firstLineChars="0"/>
+              <w:rPr>
+                <w:rFonts w:ascii="Helvetica" w:hAnsi="Helvetica" w:eastAsia="Helvetica" w:cs="Helvetica"/>
+                <w:i w:val="false"/>
+                <w:b w:val="false"/>
+                <w:u w:val="none"/>
+                <w:sz w:val="22"/>
+                <w:szCs w:val="22"/>
+                <w:color w:val="000000"/>
+              </w:rPr>
+            </w:pPr>
+            <w:r>
+              <w:rPr>
+                <w:rFonts w:ascii="Helvetica" w:hAnsi="Helvetica" w:eastAsia="Helvetica" w:cs="Helvetica"/>
+                <w:i w:val="false"/>
+                <w:b w:val="false"/>
+                <w:u w:val="none"/>
+                <w:sz w:val="22"/>
+                <w:szCs w:val="22"/>
+                <w:color w:val="000000"/>
+              </w:rPr>
+              <w:t xml:space="preserve">0.500</w:t>
             </w:r>
           </w:p>
         </w:tc>
@@ -13879,7 +13879,7 @@
                 <w:szCs w:val="22"/>
                 <w:color w:val="000000"/>
               </w:rPr>
-              <w:t xml:space="preserve">323</w:t>
+              <w:t xml:space="preserve">322</w:t>
             </w:r>
           </w:p>
         </w:tc>
@@ -14038,219 +14038,219 @@
                 <w:szCs w:val="22"/>
                 <w:color w:val="000000"/>
               </w:rPr>
-              <w:t xml:space="preserve">0.068</w:t>
-            </w:r>
-          </w:p>
-        </w:tc>
-        <w:tc>
-          <w:tcPr>
-            <w:tcBorders>
-              <w:bottom w:val="none" w:sz="0" w:space="0" w:color="000000"/>
-              <w:top w:val="none" w:sz="0" w:space="0" w:color="000000"/>
-              <w:left w:val="none" w:sz="0" w:space="0" w:color="000000"/>
-              <w:right w:val="none" w:sz="0" w:space="0" w:color="000000"/>
-            </w:tcBorders>
-            <w:shd w:val="clear" w:color="auto" w:fill="FFFFFF"/>
-            <w:tcMar>
-              <w:top w:w="0" w:type="dxa"/>
-              <w:bottom w:w="0" w:type="dxa"/>
-              <w:left w:w="0" w:type="dxa"/>
-              <w:right w:w="0" w:type="dxa"/>
-            </w:tcMar>
-            <w:vAlign w:val="top"/>
-          </w:tcPr>
-          <w:p>
-            <w:pPr>
-              <w:pStyle w:val="Normal"/>
-              <w:jc w:val="center"/>
-              <w:pBdr>
-                <w:bottom w:val="none" w:sz="0" w:space="0" w:color="000000"/>
-                <w:top w:val="none" w:sz="0" w:space="0" w:color="000000"/>
-                <w:left w:val="none" w:sz="0" w:space="0" w:color="000000"/>
-                <w:right w:val="none" w:sz="0" w:space="0" w:color="000000"/>
-              </w:pBdr>
-              <w:spacing w:after="100" w:before="100" w:line="240"/>
-              <w:ind w:left="100" w:right="100" w:firstLine="0" w:firstLineChars="0"/>
-              <w:rPr>
-                <w:rFonts w:ascii="Helvetica" w:hAnsi="Helvetica" w:eastAsia="Helvetica" w:cs="Helvetica"/>
-                <w:i w:val="false"/>
-                <w:b w:val="false"/>
-                <w:u w:val="none"/>
-                <w:sz w:val="22"/>
-                <w:szCs w:val="22"/>
-                <w:color w:val="000000"/>
-              </w:rPr>
-            </w:pPr>
-            <w:r>
-              <w:rPr>
-                <w:rFonts w:ascii="Helvetica" w:hAnsi="Helvetica" w:eastAsia="Helvetica" w:cs="Helvetica"/>
-                <w:i w:val="false"/>
-                <w:b w:val="false"/>
-                <w:u w:val="none"/>
-                <w:sz w:val="22"/>
-                <w:szCs w:val="22"/>
-                <w:color w:val="000000"/>
-              </w:rPr>
-              <w:t xml:space="preserve">323</w:t>
-            </w:r>
-          </w:p>
-        </w:tc>
-        <w:tc>
-          <w:tcPr>
-            <w:tcBorders>
-              <w:bottom w:val="none" w:sz="0" w:space="0" w:color="000000"/>
-              <w:top w:val="none" w:sz="0" w:space="0" w:color="000000"/>
-              <w:left w:val="none" w:sz="0" w:space="0" w:color="000000"/>
-              <w:right w:val="none" w:sz="0" w:space="0" w:color="000000"/>
-            </w:tcBorders>
-            <w:shd w:val="clear" w:color="auto" w:fill="FFFFFF"/>
-            <w:tcMar>
-              <w:top w:w="0" w:type="dxa"/>
-              <w:bottom w:w="0" w:type="dxa"/>
-              <w:left w:w="0" w:type="dxa"/>
-              <w:right w:w="0" w:type="dxa"/>
-            </w:tcMar>
-            <w:vAlign w:val="top"/>
-          </w:tcPr>
-          <w:p>
-            <w:pPr>
-              <w:pStyle w:val="Normal"/>
-              <w:jc w:val="center"/>
-              <w:pBdr>
-                <w:bottom w:val="none" w:sz="0" w:space="0" w:color="000000"/>
-                <w:top w:val="none" w:sz="0" w:space="0" w:color="000000"/>
-                <w:left w:val="none" w:sz="0" w:space="0" w:color="000000"/>
-                <w:right w:val="none" w:sz="0" w:space="0" w:color="000000"/>
-              </w:pBdr>
-              <w:spacing w:after="100" w:before="100" w:line="240"/>
-              <w:ind w:left="100" w:right="100" w:firstLine="0" w:firstLineChars="0"/>
-              <w:rPr>
-                <w:rFonts w:ascii="Helvetica" w:hAnsi="Helvetica" w:eastAsia="Helvetica" w:cs="Helvetica"/>
-                <w:i w:val="false"/>
-                <w:b w:val="false"/>
-                <w:u w:val="none"/>
-                <w:sz w:val="22"/>
-                <w:szCs w:val="22"/>
-                <w:color w:val="000000"/>
-              </w:rPr>
-            </w:pPr>
-            <w:r>
-              <w:rPr>
-                <w:rFonts w:ascii="Helvetica" w:hAnsi="Helvetica" w:eastAsia="Helvetica" w:cs="Helvetica"/>
-                <w:i w:val="false"/>
-                <w:b w:val="false"/>
-                <w:u w:val="none"/>
-                <w:sz w:val="22"/>
-                <w:szCs w:val="22"/>
-                <w:color w:val="000000"/>
-              </w:rPr>
-              <w:t xml:space="preserve">0.97</w:t>
-            </w:r>
-          </w:p>
-        </w:tc>
-        <w:tc>
-          <w:tcPr>
-            <w:tcBorders>
-              <w:bottom w:val="none" w:sz="0" w:space="0" w:color="000000"/>
-              <w:top w:val="none" w:sz="0" w:space="0" w:color="000000"/>
-              <w:left w:val="none" w:sz="0" w:space="0" w:color="000000"/>
-              <w:right w:val="none" w:sz="0" w:space="0" w:color="000000"/>
-            </w:tcBorders>
-            <w:shd w:val="clear" w:color="auto" w:fill="FFFFFF"/>
-            <w:tcMar>
-              <w:top w:w="0" w:type="dxa"/>
-              <w:bottom w:w="0" w:type="dxa"/>
-              <w:left w:w="0" w:type="dxa"/>
-              <w:right w:w="0" w:type="dxa"/>
-            </w:tcMar>
-            <w:vAlign w:val="top"/>
-          </w:tcPr>
-          <w:p>
-            <w:pPr>
-              <w:pStyle w:val="Normal"/>
-              <w:jc w:val="center"/>
-              <w:pBdr>
-                <w:bottom w:val="none" w:sz="0" w:space="0" w:color="000000"/>
-                <w:top w:val="none" w:sz="0" w:space="0" w:color="000000"/>
-                <w:left w:val="none" w:sz="0" w:space="0" w:color="000000"/>
-                <w:right w:val="none" w:sz="0" w:space="0" w:color="000000"/>
-              </w:pBdr>
-              <w:spacing w:after="100" w:before="100" w:line="240"/>
-              <w:ind w:left="100" w:right="100" w:firstLine="0" w:firstLineChars="0"/>
-              <w:rPr>
-                <w:rFonts w:ascii="Helvetica" w:hAnsi="Helvetica" w:eastAsia="Helvetica" w:cs="Helvetica"/>
-                <w:i w:val="false"/>
-                <w:b w:val="false"/>
-                <w:u w:val="none"/>
-                <w:sz w:val="22"/>
-                <w:szCs w:val="22"/>
-                <w:color w:val="000000"/>
-              </w:rPr>
-            </w:pPr>
-            <w:r>
-              <w:rPr>
-                <w:rFonts w:ascii="Helvetica" w:hAnsi="Helvetica" w:eastAsia="Helvetica" w:cs="Helvetica"/>
-                <w:i w:val="false"/>
-                <w:b w:val="false"/>
-                <w:u w:val="none"/>
-                <w:sz w:val="22"/>
-                <w:szCs w:val="22"/>
-                <w:color w:val="000000"/>
-              </w:rPr>
-              <w:t xml:space="preserve">0.90, 1.05</w:t>
-            </w:r>
-          </w:p>
-        </w:tc>
-        <w:tc>
-          <w:tcPr>
-            <w:tcBorders>
-              <w:bottom w:val="none" w:sz="0" w:space="0" w:color="000000"/>
-              <w:top w:val="none" w:sz="0" w:space="0" w:color="000000"/>
-              <w:left w:val="none" w:sz="0" w:space="0" w:color="000000"/>
-              <w:right w:val="none" w:sz="0" w:space="0" w:color="000000"/>
-            </w:tcBorders>
-            <w:shd w:val="clear" w:color="auto" w:fill="FFFFFF"/>
-            <w:tcMar>
-              <w:top w:w="0" w:type="dxa"/>
-              <w:bottom w:w="0" w:type="dxa"/>
-              <w:left w:w="0" w:type="dxa"/>
-              <w:right w:w="0" w:type="dxa"/>
-            </w:tcMar>
-            <w:vAlign w:val="top"/>
-          </w:tcPr>
-          <w:p>
-            <w:pPr>
-              <w:pStyle w:val="Normal"/>
-              <w:jc w:val="center"/>
-              <w:pBdr>
-                <w:bottom w:val="none" w:sz="0" w:space="0" w:color="000000"/>
-                <w:top w:val="none" w:sz="0" w:space="0" w:color="000000"/>
-                <w:left w:val="none" w:sz="0" w:space="0" w:color="000000"/>
-                <w:right w:val="none" w:sz="0" w:space="0" w:color="000000"/>
-              </w:pBdr>
-              <w:spacing w:after="100" w:before="100" w:line="240"/>
-              <w:ind w:left="100" w:right="100" w:firstLine="0" w:firstLineChars="0"/>
-              <w:rPr>
-                <w:rFonts w:ascii="Helvetica" w:hAnsi="Helvetica" w:eastAsia="Helvetica" w:cs="Helvetica"/>
-                <w:i w:val="false"/>
-                <w:b w:val="false"/>
-                <w:u w:val="none"/>
-                <w:sz w:val="22"/>
-                <w:szCs w:val="22"/>
-                <w:color w:val="000000"/>
-              </w:rPr>
-            </w:pPr>
-            <w:r>
-              <w:rPr>
-                <w:rFonts w:ascii="Helvetica" w:hAnsi="Helvetica" w:eastAsia="Helvetica" w:cs="Helvetica"/>
-                <w:i w:val="false"/>
-                <w:b w:val="false"/>
-                <w:u w:val="none"/>
-                <w:sz w:val="22"/>
-                <w:szCs w:val="22"/>
-                <w:color w:val="000000"/>
-              </w:rPr>
-              <w:t xml:space="preserve">0.500</w:t>
+              <w:t xml:space="preserve">0.060</w:t>
+            </w:r>
+          </w:p>
+        </w:tc>
+        <w:tc>
+          <w:tcPr>
+            <w:tcBorders>
+              <w:bottom w:val="none" w:sz="0" w:space="0" w:color="000000"/>
+              <w:top w:val="none" w:sz="0" w:space="0" w:color="000000"/>
+              <w:left w:val="none" w:sz="0" w:space="0" w:color="000000"/>
+              <w:right w:val="none" w:sz="0" w:space="0" w:color="000000"/>
+            </w:tcBorders>
+            <w:shd w:val="clear" w:color="auto" w:fill="FFFFFF"/>
+            <w:tcMar>
+              <w:top w:w="0" w:type="dxa"/>
+              <w:bottom w:w="0" w:type="dxa"/>
+              <w:left w:w="0" w:type="dxa"/>
+              <w:right w:w="0" w:type="dxa"/>
+            </w:tcMar>
+            <w:vAlign w:val="top"/>
+          </w:tcPr>
+          <w:p>
+            <w:pPr>
+              <w:pStyle w:val="Normal"/>
+              <w:jc w:val="center"/>
+              <w:pBdr>
+                <w:bottom w:val="none" w:sz="0" w:space="0" w:color="000000"/>
+                <w:top w:val="none" w:sz="0" w:space="0" w:color="000000"/>
+                <w:left w:val="none" w:sz="0" w:space="0" w:color="000000"/>
+                <w:right w:val="none" w:sz="0" w:space="0" w:color="000000"/>
+              </w:pBdr>
+              <w:spacing w:after="100" w:before="100" w:line="240"/>
+              <w:ind w:left="100" w:right="100" w:firstLine="0" w:firstLineChars="0"/>
+              <w:rPr>
+                <w:rFonts w:ascii="Helvetica" w:hAnsi="Helvetica" w:eastAsia="Helvetica" w:cs="Helvetica"/>
+                <w:i w:val="false"/>
+                <w:b w:val="false"/>
+                <w:u w:val="none"/>
+                <w:sz w:val="22"/>
+                <w:szCs w:val="22"/>
+                <w:color w:val="000000"/>
+              </w:rPr>
+            </w:pPr>
+            <w:r>
+              <w:rPr>
+                <w:rFonts w:ascii="Helvetica" w:hAnsi="Helvetica" w:eastAsia="Helvetica" w:cs="Helvetica"/>
+                <w:i w:val="false"/>
+                <w:b w:val="false"/>
+                <w:u w:val="none"/>
+                <w:sz w:val="22"/>
+                <w:szCs w:val="22"/>
+                <w:color w:val="000000"/>
+              </w:rPr>
+              <w:t xml:space="preserve">322</w:t>
+            </w:r>
+          </w:p>
+        </w:tc>
+        <w:tc>
+          <w:tcPr>
+            <w:tcBorders>
+              <w:bottom w:val="none" w:sz="0" w:space="0" w:color="000000"/>
+              <w:top w:val="none" w:sz="0" w:space="0" w:color="000000"/>
+              <w:left w:val="none" w:sz="0" w:space="0" w:color="000000"/>
+              <w:right w:val="none" w:sz="0" w:space="0" w:color="000000"/>
+            </w:tcBorders>
+            <w:shd w:val="clear" w:color="auto" w:fill="FFFFFF"/>
+            <w:tcMar>
+              <w:top w:w="0" w:type="dxa"/>
+              <w:bottom w:w="0" w:type="dxa"/>
+              <w:left w:w="0" w:type="dxa"/>
+              <w:right w:w="0" w:type="dxa"/>
+            </w:tcMar>
+            <w:vAlign w:val="top"/>
+          </w:tcPr>
+          <w:p>
+            <w:pPr>
+              <w:pStyle w:val="Normal"/>
+              <w:jc w:val="center"/>
+              <w:pBdr>
+                <w:bottom w:val="none" w:sz="0" w:space="0" w:color="000000"/>
+                <w:top w:val="none" w:sz="0" w:space="0" w:color="000000"/>
+                <w:left w:val="none" w:sz="0" w:space="0" w:color="000000"/>
+                <w:right w:val="none" w:sz="0" w:space="0" w:color="000000"/>
+              </w:pBdr>
+              <w:spacing w:after="100" w:before="100" w:line="240"/>
+              <w:ind w:left="100" w:right="100" w:firstLine="0" w:firstLineChars="0"/>
+              <w:rPr>
+                <w:rFonts w:ascii="Helvetica" w:hAnsi="Helvetica" w:eastAsia="Helvetica" w:cs="Helvetica"/>
+                <w:i w:val="false"/>
+                <w:b w:val="false"/>
+                <w:u w:val="none"/>
+                <w:sz w:val="22"/>
+                <w:szCs w:val="22"/>
+                <w:color w:val="000000"/>
+              </w:rPr>
+            </w:pPr>
+            <w:r>
+              <w:rPr>
+                <w:rFonts w:ascii="Helvetica" w:hAnsi="Helvetica" w:eastAsia="Helvetica" w:cs="Helvetica"/>
+                <w:i w:val="false"/>
+                <w:b w:val="false"/>
+                <w:u w:val="none"/>
+                <w:sz w:val="22"/>
+                <w:szCs w:val="22"/>
+                <w:color w:val="000000"/>
+              </w:rPr>
+              <w:t xml:space="preserve">0.98</w:t>
+            </w:r>
+          </w:p>
+        </w:tc>
+        <w:tc>
+          <w:tcPr>
+            <w:tcBorders>
+              <w:bottom w:val="none" w:sz="0" w:space="0" w:color="000000"/>
+              <w:top w:val="none" w:sz="0" w:space="0" w:color="000000"/>
+              <w:left w:val="none" w:sz="0" w:space="0" w:color="000000"/>
+              <w:right w:val="none" w:sz="0" w:space="0" w:color="000000"/>
+            </w:tcBorders>
+            <w:shd w:val="clear" w:color="auto" w:fill="FFFFFF"/>
+            <w:tcMar>
+              <w:top w:w="0" w:type="dxa"/>
+              <w:bottom w:w="0" w:type="dxa"/>
+              <w:left w:w="0" w:type="dxa"/>
+              <w:right w:w="0" w:type="dxa"/>
+            </w:tcMar>
+            <w:vAlign w:val="top"/>
+          </w:tcPr>
+          <w:p>
+            <w:pPr>
+              <w:pStyle w:val="Normal"/>
+              <w:jc w:val="center"/>
+              <w:pBdr>
+                <w:bottom w:val="none" w:sz="0" w:space="0" w:color="000000"/>
+                <w:top w:val="none" w:sz="0" w:space="0" w:color="000000"/>
+                <w:left w:val="none" w:sz="0" w:space="0" w:color="000000"/>
+                <w:right w:val="none" w:sz="0" w:space="0" w:color="000000"/>
+              </w:pBdr>
+              <w:spacing w:after="100" w:before="100" w:line="240"/>
+              <w:ind w:left="100" w:right="100" w:firstLine="0" w:firstLineChars="0"/>
+              <w:rPr>
+                <w:rFonts w:ascii="Helvetica" w:hAnsi="Helvetica" w:eastAsia="Helvetica" w:cs="Helvetica"/>
+                <w:i w:val="false"/>
+                <w:b w:val="false"/>
+                <w:u w:val="none"/>
+                <w:sz w:val="22"/>
+                <w:szCs w:val="22"/>
+                <w:color w:val="000000"/>
+              </w:rPr>
+            </w:pPr>
+            <w:r>
+              <w:rPr>
+                <w:rFonts w:ascii="Helvetica" w:hAnsi="Helvetica" w:eastAsia="Helvetica" w:cs="Helvetica"/>
+                <w:i w:val="false"/>
+                <w:b w:val="false"/>
+                <w:u w:val="none"/>
+                <w:sz w:val="22"/>
+                <w:szCs w:val="22"/>
+                <w:color w:val="000000"/>
+              </w:rPr>
+              <w:t xml:space="preserve">0.91, 1.05</w:t>
+            </w:r>
+          </w:p>
+        </w:tc>
+        <w:tc>
+          <w:tcPr>
+            <w:tcBorders>
+              <w:bottom w:val="none" w:sz="0" w:space="0" w:color="000000"/>
+              <w:top w:val="none" w:sz="0" w:space="0" w:color="000000"/>
+              <w:left w:val="none" w:sz="0" w:space="0" w:color="000000"/>
+              <w:right w:val="none" w:sz="0" w:space="0" w:color="000000"/>
+            </w:tcBorders>
+            <w:shd w:val="clear" w:color="auto" w:fill="FFFFFF"/>
+            <w:tcMar>
+              <w:top w:w="0" w:type="dxa"/>
+              <w:bottom w:w="0" w:type="dxa"/>
+              <w:left w:w="0" w:type="dxa"/>
+              <w:right w:w="0" w:type="dxa"/>
+            </w:tcMar>
+            <w:vAlign w:val="top"/>
+          </w:tcPr>
+          <w:p>
+            <w:pPr>
+              <w:pStyle w:val="Normal"/>
+              <w:jc w:val="center"/>
+              <w:pBdr>
+                <w:bottom w:val="none" w:sz="0" w:space="0" w:color="000000"/>
+                <w:top w:val="none" w:sz="0" w:space="0" w:color="000000"/>
+                <w:left w:val="none" w:sz="0" w:space="0" w:color="000000"/>
+                <w:right w:val="none" w:sz="0" w:space="0" w:color="000000"/>
+              </w:pBdr>
+              <w:spacing w:after="100" w:before="100" w:line="240"/>
+              <w:ind w:left="100" w:right="100" w:firstLine="0" w:firstLineChars="0"/>
+              <w:rPr>
+                <w:rFonts w:ascii="Helvetica" w:hAnsi="Helvetica" w:eastAsia="Helvetica" w:cs="Helvetica"/>
+                <w:i w:val="false"/>
+                <w:b w:val="false"/>
+                <w:u w:val="none"/>
+                <w:sz w:val="22"/>
+                <w:szCs w:val="22"/>
+                <w:color w:val="000000"/>
+              </w:rPr>
+            </w:pPr>
+            <w:r>
+              <w:rPr>
+                <w:rFonts w:ascii="Helvetica" w:hAnsi="Helvetica" w:eastAsia="Helvetica" w:cs="Helvetica"/>
+                <w:i w:val="false"/>
+                <w:b w:val="false"/>
+                <w:u w:val="none"/>
+                <w:sz w:val="22"/>
+                <w:szCs w:val="22"/>
+                <w:color w:val="000000"/>
+              </w:rPr>
+              <w:t xml:space="preserve">0.550</w:t>
             </w:r>
           </w:p>
         </w:tc>
@@ -14362,113 +14362,113 @@
                 <w:szCs w:val="22"/>
                 <w:color w:val="000000"/>
               </w:rPr>
-              <w:t xml:space="preserve">323</w:t>
-            </w:r>
-          </w:p>
-        </w:tc>
-        <w:tc>
-          <w:tcPr>
-            <w:tcBorders>
-              <w:bottom w:val="none" w:sz="0" w:space="0" w:color="000000"/>
-              <w:top w:val="none" w:sz="0" w:space="0" w:color="000000"/>
-              <w:left w:val="none" w:sz="0" w:space="0" w:color="000000"/>
-              <w:right w:val="none" w:sz="0" w:space="0" w:color="000000"/>
-            </w:tcBorders>
-            <w:shd w:val="clear" w:color="auto" w:fill="FFFFFF"/>
-            <w:tcMar>
-              <w:top w:w="0" w:type="dxa"/>
-              <w:bottom w:w="0" w:type="dxa"/>
-              <w:left w:w="0" w:type="dxa"/>
-              <w:right w:w="0" w:type="dxa"/>
-            </w:tcMar>
-            <w:vAlign w:val="top"/>
-          </w:tcPr>
-          <w:p>
-            <w:pPr>
-              <w:pStyle w:val="Normal"/>
-              <w:jc w:val="center"/>
-              <w:pBdr>
-                <w:bottom w:val="none" w:sz="0" w:space="0" w:color="000000"/>
-                <w:top w:val="none" w:sz="0" w:space="0" w:color="000000"/>
-                <w:left w:val="none" w:sz="0" w:space="0" w:color="000000"/>
-                <w:right w:val="none" w:sz="0" w:space="0" w:color="000000"/>
-              </w:pBdr>
-              <w:spacing w:after="100" w:before="100" w:line="240"/>
-              <w:ind w:left="100" w:right="100" w:firstLine="0" w:firstLineChars="0"/>
-              <w:rPr>
-                <w:rFonts w:ascii="Helvetica" w:hAnsi="Helvetica" w:eastAsia="Helvetica" w:cs="Helvetica"/>
-                <w:i w:val="false"/>
-                <w:b w:val="false"/>
-                <w:u w:val="none"/>
-                <w:sz w:val="22"/>
-                <w:szCs w:val="22"/>
-                <w:color w:val="000000"/>
-              </w:rPr>
-            </w:pPr>
-            <w:r>
-              <w:rPr>
-                <w:rFonts w:ascii="Helvetica" w:hAnsi="Helvetica" w:eastAsia="Helvetica" w:cs="Helvetica"/>
-                <w:i w:val="false"/>
-                <w:b w:val="false"/>
-                <w:u w:val="none"/>
-                <w:sz w:val="22"/>
-                <w:szCs w:val="22"/>
-                <w:color w:val="000000"/>
-              </w:rPr>
-              <w:t xml:space="preserve">1.44</w:t>
-            </w:r>
-          </w:p>
-        </w:tc>
-        <w:tc>
-          <w:tcPr>
-            <w:tcBorders>
-              <w:bottom w:val="none" w:sz="0" w:space="0" w:color="000000"/>
-              <w:top w:val="none" w:sz="0" w:space="0" w:color="000000"/>
-              <w:left w:val="none" w:sz="0" w:space="0" w:color="000000"/>
-              <w:right w:val="none" w:sz="0" w:space="0" w:color="000000"/>
-            </w:tcBorders>
-            <w:shd w:val="clear" w:color="auto" w:fill="FFFFFF"/>
-            <w:tcMar>
-              <w:top w:w="0" w:type="dxa"/>
-              <w:bottom w:w="0" w:type="dxa"/>
-              <w:left w:w="0" w:type="dxa"/>
-              <w:right w:w="0" w:type="dxa"/>
-            </w:tcMar>
-            <w:vAlign w:val="top"/>
-          </w:tcPr>
-          <w:p>
-            <w:pPr>
-              <w:pStyle w:val="Normal"/>
-              <w:jc w:val="center"/>
-              <w:pBdr>
-                <w:bottom w:val="none" w:sz="0" w:space="0" w:color="000000"/>
-                <w:top w:val="none" w:sz="0" w:space="0" w:color="000000"/>
-                <w:left w:val="none" w:sz="0" w:space="0" w:color="000000"/>
-                <w:right w:val="none" w:sz="0" w:space="0" w:color="000000"/>
-              </w:pBdr>
-              <w:spacing w:after="100" w:before="100" w:line="240"/>
-              <w:ind w:left="100" w:right="100" w:firstLine="0" w:firstLineChars="0"/>
-              <w:rPr>
-                <w:rFonts w:ascii="Helvetica" w:hAnsi="Helvetica" w:eastAsia="Helvetica" w:cs="Helvetica"/>
-                <w:i w:val="false"/>
-                <w:b w:val="false"/>
-                <w:u w:val="none"/>
-                <w:sz w:val="22"/>
-                <w:szCs w:val="22"/>
-                <w:color w:val="000000"/>
-              </w:rPr>
-            </w:pPr>
-            <w:r>
-              <w:rPr>
-                <w:rFonts w:ascii="Helvetica" w:hAnsi="Helvetica" w:eastAsia="Helvetica" w:cs="Helvetica"/>
-                <w:i w:val="false"/>
-                <w:b w:val="false"/>
-                <w:u w:val="none"/>
-                <w:sz w:val="22"/>
-                <w:szCs w:val="22"/>
-                <w:color w:val="000000"/>
-              </w:rPr>
-              <w:t xml:space="preserve">0.73, 2.85</w:t>
+              <w:t xml:space="preserve">322</w:t>
+            </w:r>
+          </w:p>
+        </w:tc>
+        <w:tc>
+          <w:tcPr>
+            <w:tcBorders>
+              <w:bottom w:val="none" w:sz="0" w:space="0" w:color="000000"/>
+              <w:top w:val="none" w:sz="0" w:space="0" w:color="000000"/>
+              <w:left w:val="none" w:sz="0" w:space="0" w:color="000000"/>
+              <w:right w:val="none" w:sz="0" w:space="0" w:color="000000"/>
+            </w:tcBorders>
+            <w:shd w:val="clear" w:color="auto" w:fill="FFFFFF"/>
+            <w:tcMar>
+              <w:top w:w="0" w:type="dxa"/>
+              <w:bottom w:w="0" w:type="dxa"/>
+              <w:left w:w="0" w:type="dxa"/>
+              <w:right w:w="0" w:type="dxa"/>
+            </w:tcMar>
+            <w:vAlign w:val="top"/>
+          </w:tcPr>
+          <w:p>
+            <w:pPr>
+              <w:pStyle w:val="Normal"/>
+              <w:jc w:val="center"/>
+              <w:pBdr>
+                <w:bottom w:val="none" w:sz="0" w:space="0" w:color="000000"/>
+                <w:top w:val="none" w:sz="0" w:space="0" w:color="000000"/>
+                <w:left w:val="none" w:sz="0" w:space="0" w:color="000000"/>
+                <w:right w:val="none" w:sz="0" w:space="0" w:color="000000"/>
+              </w:pBdr>
+              <w:spacing w:after="100" w:before="100" w:line="240"/>
+              <w:ind w:left="100" w:right="100" w:firstLine="0" w:firstLineChars="0"/>
+              <w:rPr>
+                <w:rFonts w:ascii="Helvetica" w:hAnsi="Helvetica" w:eastAsia="Helvetica" w:cs="Helvetica"/>
+                <w:i w:val="false"/>
+                <w:b w:val="false"/>
+                <w:u w:val="none"/>
+                <w:sz w:val="22"/>
+                <w:szCs w:val="22"/>
+                <w:color w:val="000000"/>
+              </w:rPr>
+            </w:pPr>
+            <w:r>
+              <w:rPr>
+                <w:rFonts w:ascii="Helvetica" w:hAnsi="Helvetica" w:eastAsia="Helvetica" w:cs="Helvetica"/>
+                <w:i w:val="false"/>
+                <w:b w:val="false"/>
+                <w:u w:val="none"/>
+                <w:sz w:val="22"/>
+                <w:szCs w:val="22"/>
+                <w:color w:val="000000"/>
+              </w:rPr>
+              <w:t xml:space="preserve">1.45</w:t>
+            </w:r>
+          </w:p>
+        </w:tc>
+        <w:tc>
+          <w:tcPr>
+            <w:tcBorders>
+              <w:bottom w:val="none" w:sz="0" w:space="0" w:color="000000"/>
+              <w:top w:val="none" w:sz="0" w:space="0" w:color="000000"/>
+              <w:left w:val="none" w:sz="0" w:space="0" w:color="000000"/>
+              <w:right w:val="none" w:sz="0" w:space="0" w:color="000000"/>
+            </w:tcBorders>
+            <w:shd w:val="clear" w:color="auto" w:fill="FFFFFF"/>
+            <w:tcMar>
+              <w:top w:w="0" w:type="dxa"/>
+              <w:bottom w:w="0" w:type="dxa"/>
+              <w:left w:w="0" w:type="dxa"/>
+              <w:right w:w="0" w:type="dxa"/>
+            </w:tcMar>
+            <w:vAlign w:val="top"/>
+          </w:tcPr>
+          <w:p>
+            <w:pPr>
+              <w:pStyle w:val="Normal"/>
+              <w:jc w:val="center"/>
+              <w:pBdr>
+                <w:bottom w:val="none" w:sz="0" w:space="0" w:color="000000"/>
+                <w:top w:val="none" w:sz="0" w:space="0" w:color="000000"/>
+                <w:left w:val="none" w:sz="0" w:space="0" w:color="000000"/>
+                <w:right w:val="none" w:sz="0" w:space="0" w:color="000000"/>
+              </w:pBdr>
+              <w:spacing w:after="100" w:before="100" w:line="240"/>
+              <w:ind w:left="100" w:right="100" w:firstLine="0" w:firstLineChars="0"/>
+              <w:rPr>
+                <w:rFonts w:ascii="Helvetica" w:hAnsi="Helvetica" w:eastAsia="Helvetica" w:cs="Helvetica"/>
+                <w:i w:val="false"/>
+                <w:b w:val="false"/>
+                <w:u w:val="none"/>
+                <w:sz w:val="22"/>
+                <w:szCs w:val="22"/>
+                <w:color w:val="000000"/>
+              </w:rPr>
+            </w:pPr>
+            <w:r>
+              <w:rPr>
+                <w:rFonts w:ascii="Helvetica" w:hAnsi="Helvetica" w:eastAsia="Helvetica" w:cs="Helvetica"/>
+                <w:i w:val="false"/>
+                <w:b w:val="false"/>
+                <w:u w:val="none"/>
+                <w:sz w:val="22"/>
+                <w:szCs w:val="22"/>
+                <w:color w:val="000000"/>
+              </w:rPr>
+              <w:t xml:space="preserve">0.73, 2.87</w:t>
             </w:r>
           </w:p>
         </w:tc>
@@ -14574,166 +14574,166 @@
                 <w:szCs w:val="22"/>
                 <w:color w:val="000000"/>
               </w:rPr>
-              <w:t xml:space="preserve">323</w:t>
-            </w:r>
-          </w:p>
-        </w:tc>
-        <w:tc>
-          <w:tcPr>
-            <w:tcBorders>
-              <w:bottom w:val="none" w:sz="0" w:space="0" w:color="000000"/>
-              <w:top w:val="none" w:sz="0" w:space="0" w:color="000000"/>
-              <w:left w:val="none" w:sz="0" w:space="0" w:color="000000"/>
-              <w:right w:val="none" w:sz="0" w:space="0" w:color="000000"/>
-            </w:tcBorders>
-            <w:shd w:val="clear" w:color="auto" w:fill="FFFFFF"/>
-            <w:tcMar>
-              <w:top w:w="0" w:type="dxa"/>
-              <w:bottom w:w="0" w:type="dxa"/>
-              <w:left w:w="0" w:type="dxa"/>
-              <w:right w:w="0" w:type="dxa"/>
-            </w:tcMar>
-            <w:vAlign w:val="top"/>
-          </w:tcPr>
-          <w:p>
-            <w:pPr>
-              <w:pStyle w:val="Normal"/>
-              <w:jc w:val="center"/>
-              <w:pBdr>
-                <w:bottom w:val="none" w:sz="0" w:space="0" w:color="000000"/>
-                <w:top w:val="none" w:sz="0" w:space="0" w:color="000000"/>
-                <w:left w:val="none" w:sz="0" w:space="0" w:color="000000"/>
-                <w:right w:val="none" w:sz="0" w:space="0" w:color="000000"/>
-              </w:pBdr>
-              <w:spacing w:after="100" w:before="100" w:line="240"/>
-              <w:ind w:left="100" w:right="100" w:firstLine="0" w:firstLineChars="0"/>
-              <w:rPr>
-                <w:rFonts w:ascii="Helvetica" w:hAnsi="Helvetica" w:eastAsia="Helvetica" w:cs="Helvetica"/>
-                <w:i w:val="false"/>
-                <w:b w:val="false"/>
-                <w:u w:val="none"/>
-                <w:sz w:val="22"/>
-                <w:szCs w:val="22"/>
-                <w:color w:val="000000"/>
-              </w:rPr>
-            </w:pPr>
-            <w:r>
-              <w:rPr>
-                <w:rFonts w:ascii="Helvetica" w:hAnsi="Helvetica" w:eastAsia="Helvetica" w:cs="Helvetica"/>
-                <w:i w:val="false"/>
-                <w:b w:val="false"/>
-                <w:u w:val="none"/>
-                <w:sz w:val="22"/>
-                <w:szCs w:val="22"/>
-                <w:color w:val="000000"/>
-              </w:rPr>
-              <w:t xml:space="preserve">0.86</w:t>
-            </w:r>
-          </w:p>
-        </w:tc>
-        <w:tc>
-          <w:tcPr>
-            <w:tcBorders>
-              <w:bottom w:val="none" w:sz="0" w:space="0" w:color="000000"/>
-              <w:top w:val="none" w:sz="0" w:space="0" w:color="000000"/>
-              <w:left w:val="none" w:sz="0" w:space="0" w:color="000000"/>
-              <w:right w:val="none" w:sz="0" w:space="0" w:color="000000"/>
-            </w:tcBorders>
-            <w:shd w:val="clear" w:color="auto" w:fill="FFFFFF"/>
-            <w:tcMar>
-              <w:top w:w="0" w:type="dxa"/>
-              <w:bottom w:w="0" w:type="dxa"/>
-              <w:left w:w="0" w:type="dxa"/>
-              <w:right w:w="0" w:type="dxa"/>
-            </w:tcMar>
-            <w:vAlign w:val="top"/>
-          </w:tcPr>
-          <w:p>
-            <w:pPr>
-              <w:pStyle w:val="Normal"/>
-              <w:jc w:val="center"/>
-              <w:pBdr>
-                <w:bottom w:val="none" w:sz="0" w:space="0" w:color="000000"/>
-                <w:top w:val="none" w:sz="0" w:space="0" w:color="000000"/>
-                <w:left w:val="none" w:sz="0" w:space="0" w:color="000000"/>
-                <w:right w:val="none" w:sz="0" w:space="0" w:color="000000"/>
-              </w:pBdr>
-              <w:spacing w:after="100" w:before="100" w:line="240"/>
-              <w:ind w:left="100" w:right="100" w:firstLine="0" w:firstLineChars="0"/>
-              <w:rPr>
-                <w:rFonts w:ascii="Helvetica" w:hAnsi="Helvetica" w:eastAsia="Helvetica" w:cs="Helvetica"/>
-                <w:i w:val="false"/>
-                <w:b w:val="false"/>
-                <w:u w:val="none"/>
-                <w:sz w:val="22"/>
-                <w:szCs w:val="22"/>
-                <w:color w:val="000000"/>
-              </w:rPr>
-            </w:pPr>
-            <w:r>
-              <w:rPr>
-                <w:rFonts w:ascii="Helvetica" w:hAnsi="Helvetica" w:eastAsia="Helvetica" w:cs="Helvetica"/>
-                <w:i w:val="false"/>
-                <w:b w:val="false"/>
-                <w:u w:val="none"/>
-                <w:sz w:val="22"/>
-                <w:szCs w:val="22"/>
-                <w:color w:val="000000"/>
-              </w:rPr>
-              <w:t xml:space="preserve">0.34, 2.19</w:t>
-            </w:r>
-          </w:p>
-        </w:tc>
-        <w:tc>
-          <w:tcPr>
-            <w:tcBorders>
-              <w:bottom w:val="none" w:sz="0" w:space="0" w:color="000000"/>
-              <w:top w:val="none" w:sz="0" w:space="0" w:color="000000"/>
-              <w:left w:val="none" w:sz="0" w:space="0" w:color="000000"/>
-              <w:right w:val="none" w:sz="0" w:space="0" w:color="000000"/>
-            </w:tcBorders>
-            <w:shd w:val="clear" w:color="auto" w:fill="FFFFFF"/>
-            <w:tcMar>
-              <w:top w:w="0" w:type="dxa"/>
-              <w:bottom w:w="0" w:type="dxa"/>
-              <w:left w:w="0" w:type="dxa"/>
-              <w:right w:w="0" w:type="dxa"/>
-            </w:tcMar>
-            <w:vAlign w:val="top"/>
-          </w:tcPr>
-          <w:p>
-            <w:pPr>
-              <w:pStyle w:val="Normal"/>
-              <w:jc w:val="center"/>
-              <w:pBdr>
-                <w:bottom w:val="none" w:sz="0" w:space="0" w:color="000000"/>
-                <w:top w:val="none" w:sz="0" w:space="0" w:color="000000"/>
-                <w:left w:val="none" w:sz="0" w:space="0" w:color="000000"/>
-                <w:right w:val="none" w:sz="0" w:space="0" w:color="000000"/>
-              </w:pBdr>
-              <w:spacing w:after="100" w:before="100" w:line="240"/>
-              <w:ind w:left="100" w:right="100" w:firstLine="0" w:firstLineChars="0"/>
-              <w:rPr>
-                <w:rFonts w:ascii="Helvetica" w:hAnsi="Helvetica" w:eastAsia="Helvetica" w:cs="Helvetica"/>
-                <w:i w:val="false"/>
-                <w:b w:val="false"/>
-                <w:u w:val="none"/>
-                <w:sz w:val="22"/>
-                <w:szCs w:val="22"/>
-                <w:color w:val="000000"/>
-              </w:rPr>
-            </w:pPr>
-            <w:r>
-              <w:rPr>
-                <w:rFonts w:ascii="Helvetica" w:hAnsi="Helvetica" w:eastAsia="Helvetica" w:cs="Helvetica"/>
-                <w:i w:val="false"/>
-                <w:b w:val="false"/>
-                <w:u w:val="none"/>
-                <w:sz w:val="22"/>
-                <w:szCs w:val="22"/>
-                <w:color w:val="000000"/>
-              </w:rPr>
-              <w:t xml:space="preserve">0.750</w:t>
+              <w:t xml:space="preserve">322</w:t>
+            </w:r>
+          </w:p>
+        </w:tc>
+        <w:tc>
+          <w:tcPr>
+            <w:tcBorders>
+              <w:bottom w:val="none" w:sz="0" w:space="0" w:color="000000"/>
+              <w:top w:val="none" w:sz="0" w:space="0" w:color="000000"/>
+              <w:left w:val="none" w:sz="0" w:space="0" w:color="000000"/>
+              <w:right w:val="none" w:sz="0" w:space="0" w:color="000000"/>
+            </w:tcBorders>
+            <w:shd w:val="clear" w:color="auto" w:fill="FFFFFF"/>
+            <w:tcMar>
+              <w:top w:w="0" w:type="dxa"/>
+              <w:bottom w:w="0" w:type="dxa"/>
+              <w:left w:w="0" w:type="dxa"/>
+              <w:right w:w="0" w:type="dxa"/>
+            </w:tcMar>
+            <w:vAlign w:val="top"/>
+          </w:tcPr>
+          <w:p>
+            <w:pPr>
+              <w:pStyle w:val="Normal"/>
+              <w:jc w:val="center"/>
+              <w:pBdr>
+                <w:bottom w:val="none" w:sz="0" w:space="0" w:color="000000"/>
+                <w:top w:val="none" w:sz="0" w:space="0" w:color="000000"/>
+                <w:left w:val="none" w:sz="0" w:space="0" w:color="000000"/>
+                <w:right w:val="none" w:sz="0" w:space="0" w:color="000000"/>
+              </w:pBdr>
+              <w:spacing w:after="100" w:before="100" w:line="240"/>
+              <w:ind w:left="100" w:right="100" w:firstLine="0" w:firstLineChars="0"/>
+              <w:rPr>
+                <w:rFonts w:ascii="Helvetica" w:hAnsi="Helvetica" w:eastAsia="Helvetica" w:cs="Helvetica"/>
+                <w:i w:val="false"/>
+                <w:b w:val="false"/>
+                <w:u w:val="none"/>
+                <w:sz w:val="22"/>
+                <w:szCs w:val="22"/>
+                <w:color w:val="000000"/>
+              </w:rPr>
+            </w:pPr>
+            <w:r>
+              <w:rPr>
+                <w:rFonts w:ascii="Helvetica" w:hAnsi="Helvetica" w:eastAsia="Helvetica" w:cs="Helvetica"/>
+                <w:i w:val="false"/>
+                <w:b w:val="false"/>
+                <w:u w:val="none"/>
+                <w:sz w:val="22"/>
+                <w:szCs w:val="22"/>
+                <w:color w:val="000000"/>
+              </w:rPr>
+              <w:t xml:space="preserve">0.84</w:t>
+            </w:r>
+          </w:p>
+        </w:tc>
+        <w:tc>
+          <w:tcPr>
+            <w:tcBorders>
+              <w:bottom w:val="none" w:sz="0" w:space="0" w:color="000000"/>
+              <w:top w:val="none" w:sz="0" w:space="0" w:color="000000"/>
+              <w:left w:val="none" w:sz="0" w:space="0" w:color="000000"/>
+              <w:right w:val="none" w:sz="0" w:space="0" w:color="000000"/>
+            </w:tcBorders>
+            <w:shd w:val="clear" w:color="auto" w:fill="FFFFFF"/>
+            <w:tcMar>
+              <w:top w:w="0" w:type="dxa"/>
+              <w:bottom w:w="0" w:type="dxa"/>
+              <w:left w:w="0" w:type="dxa"/>
+              <w:right w:w="0" w:type="dxa"/>
+            </w:tcMar>
+            <w:vAlign w:val="top"/>
+          </w:tcPr>
+          <w:p>
+            <w:pPr>
+              <w:pStyle w:val="Normal"/>
+              <w:jc w:val="center"/>
+              <w:pBdr>
+                <w:bottom w:val="none" w:sz="0" w:space="0" w:color="000000"/>
+                <w:top w:val="none" w:sz="0" w:space="0" w:color="000000"/>
+                <w:left w:val="none" w:sz="0" w:space="0" w:color="000000"/>
+                <w:right w:val="none" w:sz="0" w:space="0" w:color="000000"/>
+              </w:pBdr>
+              <w:spacing w:after="100" w:before="100" w:line="240"/>
+              <w:ind w:left="100" w:right="100" w:firstLine="0" w:firstLineChars="0"/>
+              <w:rPr>
+                <w:rFonts w:ascii="Helvetica" w:hAnsi="Helvetica" w:eastAsia="Helvetica" w:cs="Helvetica"/>
+                <w:i w:val="false"/>
+                <w:b w:val="false"/>
+                <w:u w:val="none"/>
+                <w:sz w:val="22"/>
+                <w:szCs w:val="22"/>
+                <w:color w:val="000000"/>
+              </w:rPr>
+            </w:pPr>
+            <w:r>
+              <w:rPr>
+                <w:rFonts w:ascii="Helvetica" w:hAnsi="Helvetica" w:eastAsia="Helvetica" w:cs="Helvetica"/>
+                <w:i w:val="false"/>
+                <w:b w:val="false"/>
+                <w:u w:val="none"/>
+                <w:sz w:val="22"/>
+                <w:szCs w:val="22"/>
+                <w:color w:val="000000"/>
+              </w:rPr>
+              <w:t xml:space="preserve">0.32, 2.17</w:t>
+            </w:r>
+          </w:p>
+        </w:tc>
+        <w:tc>
+          <w:tcPr>
+            <w:tcBorders>
+              <w:bottom w:val="none" w:sz="0" w:space="0" w:color="000000"/>
+              <w:top w:val="none" w:sz="0" w:space="0" w:color="000000"/>
+              <w:left w:val="none" w:sz="0" w:space="0" w:color="000000"/>
+              <w:right w:val="none" w:sz="0" w:space="0" w:color="000000"/>
+            </w:tcBorders>
+            <w:shd w:val="clear" w:color="auto" w:fill="FFFFFF"/>
+            <w:tcMar>
+              <w:top w:w="0" w:type="dxa"/>
+              <w:bottom w:w="0" w:type="dxa"/>
+              <w:left w:w="0" w:type="dxa"/>
+              <w:right w:w="0" w:type="dxa"/>
+            </w:tcMar>
+            <w:vAlign w:val="top"/>
+          </w:tcPr>
+          <w:p>
+            <w:pPr>
+              <w:pStyle w:val="Normal"/>
+              <w:jc w:val="center"/>
+              <w:pBdr>
+                <w:bottom w:val="none" w:sz="0" w:space="0" w:color="000000"/>
+                <w:top w:val="none" w:sz="0" w:space="0" w:color="000000"/>
+                <w:left w:val="none" w:sz="0" w:space="0" w:color="000000"/>
+                <w:right w:val="none" w:sz="0" w:space="0" w:color="000000"/>
+              </w:pBdr>
+              <w:spacing w:after="100" w:before="100" w:line="240"/>
+              <w:ind w:left="100" w:right="100" w:firstLine="0" w:firstLineChars="0"/>
+              <w:rPr>
+                <w:rFonts w:ascii="Helvetica" w:hAnsi="Helvetica" w:eastAsia="Helvetica" w:cs="Helvetica"/>
+                <w:i w:val="false"/>
+                <w:b w:val="false"/>
+                <w:u w:val="none"/>
+                <w:sz w:val="22"/>
+                <w:szCs w:val="22"/>
+                <w:color w:val="000000"/>
+              </w:rPr>
+            </w:pPr>
+            <w:r>
+              <w:rPr>
+                <w:rFonts w:ascii="Helvetica" w:hAnsi="Helvetica" w:eastAsia="Helvetica" w:cs="Helvetica"/>
+                <w:i w:val="false"/>
+                <w:b w:val="false"/>
+                <w:u w:val="none"/>
+                <w:sz w:val="22"/>
+                <w:szCs w:val="22"/>
+                <w:color w:val="000000"/>
+              </w:rPr>
+              <w:t xml:space="preserve">0.720</w:t>
             </w:r>
           </w:p>
         </w:tc>
@@ -14845,7 +14845,7 @@
                 <w:szCs w:val="22"/>
                 <w:color w:val="000000"/>
               </w:rPr>
-              <w:t xml:space="preserve">323</w:t>
+              <w:t xml:space="preserve">322</w:t>
             </w:r>
           </w:p>
         </w:tc>
@@ -14951,7 +14951,7 @@
                 <w:szCs w:val="22"/>
                 <w:color w:val="000000"/>
               </w:rPr>
-              <w:t xml:space="preserve">0.10, 4.98</w:t>
+              <w:t xml:space="preserve">0.10, 4.97</w:t>
             </w:r>
           </w:p>
         </w:tc>
@@ -15057,166 +15057,166 @@
                 <w:szCs w:val="22"/>
                 <w:color w:val="000000"/>
               </w:rPr>
-              <w:t xml:space="preserve">323</w:t>
-            </w:r>
-          </w:p>
-        </w:tc>
-        <w:tc>
-          <w:tcPr>
-            <w:tcBorders>
-              <w:bottom w:val="none" w:sz="0" w:space="0" w:color="000000"/>
-              <w:top w:val="none" w:sz="0" w:space="0" w:color="000000"/>
-              <w:left w:val="none" w:sz="0" w:space="0" w:color="000000"/>
-              <w:right w:val="none" w:sz="0" w:space="0" w:color="000000"/>
-            </w:tcBorders>
-            <w:shd w:val="clear" w:color="auto" w:fill="FFFFFF"/>
-            <w:tcMar>
-              <w:top w:w="0" w:type="dxa"/>
-              <w:bottom w:w="0" w:type="dxa"/>
-              <w:left w:w="0" w:type="dxa"/>
-              <w:right w:w="0" w:type="dxa"/>
-            </w:tcMar>
-            <w:vAlign w:val="top"/>
-          </w:tcPr>
-          <w:p>
-            <w:pPr>
-              <w:pStyle w:val="Normal"/>
-              <w:jc w:val="center"/>
-              <w:pBdr>
-                <w:bottom w:val="none" w:sz="0" w:space="0" w:color="000000"/>
-                <w:top w:val="none" w:sz="0" w:space="0" w:color="000000"/>
-                <w:left w:val="none" w:sz="0" w:space="0" w:color="000000"/>
-                <w:right w:val="none" w:sz="0" w:space="0" w:color="000000"/>
-              </w:pBdr>
-              <w:spacing w:after="100" w:before="100" w:line="240"/>
-              <w:ind w:left="100" w:right="100" w:firstLine="0" w:firstLineChars="0"/>
-              <w:rPr>
-                <w:rFonts w:ascii="Helvetica" w:hAnsi="Helvetica" w:eastAsia="Helvetica" w:cs="Helvetica"/>
-                <w:i w:val="false"/>
-                <w:b w:val="false"/>
-                <w:u w:val="none"/>
-                <w:sz w:val="22"/>
-                <w:szCs w:val="22"/>
-                <w:color w:val="000000"/>
-              </w:rPr>
-            </w:pPr>
-            <w:r>
-              <w:rPr>
-                <w:rFonts w:ascii="Helvetica" w:hAnsi="Helvetica" w:eastAsia="Helvetica" w:cs="Helvetica"/>
-                <w:i w:val="false"/>
-                <w:b w:val="false"/>
-                <w:u w:val="none"/>
-                <w:sz w:val="22"/>
-                <w:szCs w:val="22"/>
-                <w:color w:val="000000"/>
-              </w:rPr>
-              <w:t xml:space="preserve">0.47</w:t>
-            </w:r>
-          </w:p>
-        </w:tc>
-        <w:tc>
-          <w:tcPr>
-            <w:tcBorders>
-              <w:bottom w:val="none" w:sz="0" w:space="0" w:color="000000"/>
-              <w:top w:val="none" w:sz="0" w:space="0" w:color="000000"/>
-              <w:left w:val="none" w:sz="0" w:space="0" w:color="000000"/>
-              <w:right w:val="none" w:sz="0" w:space="0" w:color="000000"/>
-            </w:tcBorders>
-            <w:shd w:val="clear" w:color="auto" w:fill="FFFFFF"/>
-            <w:tcMar>
-              <w:top w:w="0" w:type="dxa"/>
-              <w:bottom w:w="0" w:type="dxa"/>
-              <w:left w:w="0" w:type="dxa"/>
-              <w:right w:w="0" w:type="dxa"/>
-            </w:tcMar>
-            <w:vAlign w:val="top"/>
-          </w:tcPr>
-          <w:p>
-            <w:pPr>
-              <w:pStyle w:val="Normal"/>
-              <w:jc w:val="center"/>
-              <w:pBdr>
-                <w:bottom w:val="none" w:sz="0" w:space="0" w:color="000000"/>
-                <w:top w:val="none" w:sz="0" w:space="0" w:color="000000"/>
-                <w:left w:val="none" w:sz="0" w:space="0" w:color="000000"/>
-                <w:right w:val="none" w:sz="0" w:space="0" w:color="000000"/>
-              </w:pBdr>
-              <w:spacing w:after="100" w:before="100" w:line="240"/>
-              <w:ind w:left="100" w:right="100" w:firstLine="0" w:firstLineChars="0"/>
-              <w:rPr>
-                <w:rFonts w:ascii="Helvetica" w:hAnsi="Helvetica" w:eastAsia="Helvetica" w:cs="Helvetica"/>
-                <w:i w:val="false"/>
-                <w:b w:val="false"/>
-                <w:u w:val="none"/>
-                <w:sz w:val="22"/>
-                <w:szCs w:val="22"/>
-                <w:color w:val="000000"/>
-              </w:rPr>
-            </w:pPr>
-            <w:r>
-              <w:rPr>
-                <w:rFonts w:ascii="Helvetica" w:hAnsi="Helvetica" w:eastAsia="Helvetica" w:cs="Helvetica"/>
-                <w:i w:val="false"/>
-                <w:b w:val="false"/>
-                <w:u w:val="none"/>
-                <w:sz w:val="22"/>
-                <w:szCs w:val="22"/>
-                <w:color w:val="000000"/>
-              </w:rPr>
-              <w:t xml:space="preserve">0.06, 3.83</w:t>
-            </w:r>
-          </w:p>
-        </w:tc>
-        <w:tc>
-          <w:tcPr>
-            <w:tcBorders>
-              <w:bottom w:val="none" w:sz="0" w:space="0" w:color="000000"/>
-              <w:top w:val="none" w:sz="0" w:space="0" w:color="000000"/>
-              <w:left w:val="none" w:sz="0" w:space="0" w:color="000000"/>
-              <w:right w:val="none" w:sz="0" w:space="0" w:color="000000"/>
-            </w:tcBorders>
-            <w:shd w:val="clear" w:color="auto" w:fill="FFFFFF"/>
-            <w:tcMar>
-              <w:top w:w="0" w:type="dxa"/>
-              <w:bottom w:w="0" w:type="dxa"/>
-              <w:left w:w="0" w:type="dxa"/>
-              <w:right w:w="0" w:type="dxa"/>
-            </w:tcMar>
-            <w:vAlign w:val="top"/>
-          </w:tcPr>
-          <w:p>
-            <w:pPr>
-              <w:pStyle w:val="Normal"/>
-              <w:jc w:val="center"/>
-              <w:pBdr>
-                <w:bottom w:val="none" w:sz="0" w:space="0" w:color="000000"/>
-                <w:top w:val="none" w:sz="0" w:space="0" w:color="000000"/>
-                <w:left w:val="none" w:sz="0" w:space="0" w:color="000000"/>
-                <w:right w:val="none" w:sz="0" w:space="0" w:color="000000"/>
-              </w:pBdr>
-              <w:spacing w:after="100" w:before="100" w:line="240"/>
-              <w:ind w:left="100" w:right="100" w:firstLine="0" w:firstLineChars="0"/>
-              <w:rPr>
-                <w:rFonts w:ascii="Helvetica" w:hAnsi="Helvetica" w:eastAsia="Helvetica" w:cs="Helvetica"/>
-                <w:i w:val="false"/>
-                <w:b w:val="false"/>
-                <w:u w:val="none"/>
-                <w:sz w:val="22"/>
-                <w:szCs w:val="22"/>
-                <w:color w:val="000000"/>
-              </w:rPr>
-            </w:pPr>
-            <w:r>
-              <w:rPr>
-                <w:rFonts w:ascii="Helvetica" w:hAnsi="Helvetica" w:eastAsia="Helvetica" w:cs="Helvetica"/>
-                <w:i w:val="false"/>
-                <w:b w:val="false"/>
-                <w:u w:val="none"/>
-                <w:sz w:val="22"/>
-                <w:szCs w:val="22"/>
-                <w:color w:val="000000"/>
-              </w:rPr>
-              <w:t xml:space="preserve">0.480</w:t>
+              <w:t xml:space="preserve">322</w:t>
+            </w:r>
+          </w:p>
+        </w:tc>
+        <w:tc>
+          <w:tcPr>
+            <w:tcBorders>
+              <w:bottom w:val="none" w:sz="0" w:space="0" w:color="000000"/>
+              <w:top w:val="none" w:sz="0" w:space="0" w:color="000000"/>
+              <w:left w:val="none" w:sz="0" w:space="0" w:color="000000"/>
+              <w:right w:val="none" w:sz="0" w:space="0" w:color="000000"/>
+            </w:tcBorders>
+            <w:shd w:val="clear" w:color="auto" w:fill="FFFFFF"/>
+            <w:tcMar>
+              <w:top w:w="0" w:type="dxa"/>
+              <w:bottom w:w="0" w:type="dxa"/>
+              <w:left w:w="0" w:type="dxa"/>
+              <w:right w:w="0" w:type="dxa"/>
+            </w:tcMar>
+            <w:vAlign w:val="top"/>
+          </w:tcPr>
+          <w:p>
+            <w:pPr>
+              <w:pStyle w:val="Normal"/>
+              <w:jc w:val="center"/>
+              <w:pBdr>
+                <w:bottom w:val="none" w:sz="0" w:space="0" w:color="000000"/>
+                <w:top w:val="none" w:sz="0" w:space="0" w:color="000000"/>
+                <w:left w:val="none" w:sz="0" w:space="0" w:color="000000"/>
+                <w:right w:val="none" w:sz="0" w:space="0" w:color="000000"/>
+              </w:pBdr>
+              <w:spacing w:after="100" w:before="100" w:line="240"/>
+              <w:ind w:left="100" w:right="100" w:firstLine="0" w:firstLineChars="0"/>
+              <w:rPr>
+                <w:rFonts w:ascii="Helvetica" w:hAnsi="Helvetica" w:eastAsia="Helvetica" w:cs="Helvetica"/>
+                <w:i w:val="false"/>
+                <w:b w:val="false"/>
+                <w:u w:val="none"/>
+                <w:sz w:val="22"/>
+                <w:szCs w:val="22"/>
+                <w:color w:val="000000"/>
+              </w:rPr>
+            </w:pPr>
+            <w:r>
+              <w:rPr>
+                <w:rFonts w:ascii="Helvetica" w:hAnsi="Helvetica" w:eastAsia="Helvetica" w:cs="Helvetica"/>
+                <w:i w:val="false"/>
+                <w:b w:val="false"/>
+                <w:u w:val="none"/>
+                <w:sz w:val="22"/>
+                <w:szCs w:val="22"/>
+                <w:color w:val="000000"/>
+              </w:rPr>
+              <w:t xml:space="preserve">0.48</w:t>
+            </w:r>
+          </w:p>
+        </w:tc>
+        <w:tc>
+          <w:tcPr>
+            <w:tcBorders>
+              <w:bottom w:val="none" w:sz="0" w:space="0" w:color="000000"/>
+              <w:top w:val="none" w:sz="0" w:space="0" w:color="000000"/>
+              <w:left w:val="none" w:sz="0" w:space="0" w:color="000000"/>
+              <w:right w:val="none" w:sz="0" w:space="0" w:color="000000"/>
+            </w:tcBorders>
+            <w:shd w:val="clear" w:color="auto" w:fill="FFFFFF"/>
+            <w:tcMar>
+              <w:top w:w="0" w:type="dxa"/>
+              <w:bottom w:w="0" w:type="dxa"/>
+              <w:left w:w="0" w:type="dxa"/>
+              <w:right w:w="0" w:type="dxa"/>
+            </w:tcMar>
+            <w:vAlign w:val="top"/>
+          </w:tcPr>
+          <w:p>
+            <w:pPr>
+              <w:pStyle w:val="Normal"/>
+              <w:jc w:val="center"/>
+              <w:pBdr>
+                <w:bottom w:val="none" w:sz="0" w:space="0" w:color="000000"/>
+                <w:top w:val="none" w:sz="0" w:space="0" w:color="000000"/>
+                <w:left w:val="none" w:sz="0" w:space="0" w:color="000000"/>
+                <w:right w:val="none" w:sz="0" w:space="0" w:color="000000"/>
+              </w:pBdr>
+              <w:spacing w:after="100" w:before="100" w:line="240"/>
+              <w:ind w:left="100" w:right="100" w:firstLine="0" w:firstLineChars="0"/>
+              <w:rPr>
+                <w:rFonts w:ascii="Helvetica" w:hAnsi="Helvetica" w:eastAsia="Helvetica" w:cs="Helvetica"/>
+                <w:i w:val="false"/>
+                <w:b w:val="false"/>
+                <w:u w:val="none"/>
+                <w:sz w:val="22"/>
+                <w:szCs w:val="22"/>
+                <w:color w:val="000000"/>
+              </w:rPr>
+            </w:pPr>
+            <w:r>
+              <w:rPr>
+                <w:rFonts w:ascii="Helvetica" w:hAnsi="Helvetica" w:eastAsia="Helvetica" w:cs="Helvetica"/>
+                <w:i w:val="false"/>
+                <w:b w:val="false"/>
+                <w:u w:val="none"/>
+                <w:sz w:val="22"/>
+                <w:szCs w:val="22"/>
+                <w:color w:val="000000"/>
+              </w:rPr>
+              <w:t xml:space="preserve">0.06, 4.02</w:t>
+            </w:r>
+          </w:p>
+        </w:tc>
+        <w:tc>
+          <w:tcPr>
+            <w:tcBorders>
+              <w:bottom w:val="none" w:sz="0" w:space="0" w:color="000000"/>
+              <w:top w:val="none" w:sz="0" w:space="0" w:color="000000"/>
+              <w:left w:val="none" w:sz="0" w:space="0" w:color="000000"/>
+              <w:right w:val="none" w:sz="0" w:space="0" w:color="000000"/>
+            </w:tcBorders>
+            <w:shd w:val="clear" w:color="auto" w:fill="FFFFFF"/>
+            <w:tcMar>
+              <w:top w:w="0" w:type="dxa"/>
+              <w:bottom w:w="0" w:type="dxa"/>
+              <w:left w:w="0" w:type="dxa"/>
+              <w:right w:w="0" w:type="dxa"/>
+            </w:tcMar>
+            <w:vAlign w:val="top"/>
+          </w:tcPr>
+          <w:p>
+            <w:pPr>
+              <w:pStyle w:val="Normal"/>
+              <w:jc w:val="center"/>
+              <w:pBdr>
+                <w:bottom w:val="none" w:sz="0" w:space="0" w:color="000000"/>
+                <w:top w:val="none" w:sz="0" w:space="0" w:color="000000"/>
+                <w:left w:val="none" w:sz="0" w:space="0" w:color="000000"/>
+                <w:right w:val="none" w:sz="0" w:space="0" w:color="000000"/>
+              </w:pBdr>
+              <w:spacing w:after="100" w:before="100" w:line="240"/>
+              <w:ind w:left="100" w:right="100" w:firstLine="0" w:firstLineChars="0"/>
+              <w:rPr>
+                <w:rFonts w:ascii="Helvetica" w:hAnsi="Helvetica" w:eastAsia="Helvetica" w:cs="Helvetica"/>
+                <w:i w:val="false"/>
+                <w:b w:val="false"/>
+                <w:u w:val="none"/>
+                <w:sz w:val="22"/>
+                <w:szCs w:val="22"/>
+                <w:color w:val="000000"/>
+              </w:rPr>
+            </w:pPr>
+            <w:r>
+              <w:rPr>
+                <w:rFonts w:ascii="Helvetica" w:hAnsi="Helvetica" w:eastAsia="Helvetica" w:cs="Helvetica"/>
+                <w:i w:val="false"/>
+                <w:b w:val="false"/>
+                <w:u w:val="none"/>
+                <w:sz w:val="22"/>
+                <w:szCs w:val="22"/>
+                <w:color w:val="000000"/>
+              </w:rPr>
+              <w:t xml:space="preserve">0.500</w:t>
             </w:r>
           </w:p>
         </w:tc>
@@ -15328,7 +15328,7 @@
                 <w:szCs w:val="22"/>
                 <w:color w:val="000000"/>
               </w:rPr>
-              <w:t xml:space="preserve">323</w:t>
+              <w:t xml:space="preserve">322</w:t>
             </w:r>
           </w:p>
         </w:tc>
@@ -15434,7 +15434,7 @@
                 <w:szCs w:val="22"/>
                 <w:color w:val="000000"/>
               </w:rPr>
-              <w:t xml:space="preserve">0.31, 2.04</w:t>
+              <w:t xml:space="preserve">0.32, 2.04</w:t>
             </w:r>
           </w:p>
         </w:tc>
@@ -15540,7 +15540,7 @@
                 <w:szCs w:val="22"/>
                 <w:color w:val="000000"/>
               </w:rPr>
-              <w:t xml:space="preserve">323</w:t>
+              <w:t xml:space="preserve">322</w:t>
             </w:r>
           </w:p>
         </w:tc>
@@ -15646,60 +15646,60 @@
                 <w:szCs w:val="22"/>
                 <w:color w:val="000000"/>
               </w:rPr>
-              <w:t xml:space="preserve">0.28, 1.85</w:t>
-            </w:r>
-          </w:p>
-        </w:tc>
-        <w:tc>
-          <w:tcPr>
-            <w:tcBorders>
-              <w:bottom w:val="none" w:sz="0" w:space="0" w:color="000000"/>
-              <w:top w:val="none" w:sz="0" w:space="0" w:color="000000"/>
-              <w:left w:val="none" w:sz="0" w:space="0" w:color="000000"/>
-              <w:right w:val="none" w:sz="0" w:space="0" w:color="000000"/>
-            </w:tcBorders>
-            <w:shd w:val="clear" w:color="auto" w:fill="FFFFFF"/>
-            <w:tcMar>
-              <w:top w:w="0" w:type="dxa"/>
-              <w:bottom w:w="0" w:type="dxa"/>
-              <w:left w:w="0" w:type="dxa"/>
-              <w:right w:w="0" w:type="dxa"/>
-            </w:tcMar>
-            <w:vAlign w:val="top"/>
-          </w:tcPr>
-          <w:p>
-            <w:pPr>
-              <w:pStyle w:val="Normal"/>
-              <w:jc w:val="center"/>
-              <w:pBdr>
-                <w:bottom w:val="none" w:sz="0" w:space="0" w:color="000000"/>
-                <w:top w:val="none" w:sz="0" w:space="0" w:color="000000"/>
-                <w:left w:val="none" w:sz="0" w:space="0" w:color="000000"/>
-                <w:right w:val="none" w:sz="0" w:space="0" w:color="000000"/>
-              </w:pBdr>
-              <w:spacing w:after="100" w:before="100" w:line="240"/>
-              <w:ind w:left="100" w:right="100" w:firstLine="0" w:firstLineChars="0"/>
-              <w:rPr>
-                <w:rFonts w:ascii="Helvetica" w:hAnsi="Helvetica" w:eastAsia="Helvetica" w:cs="Helvetica"/>
-                <w:i w:val="false"/>
-                <w:b w:val="false"/>
-                <w:u w:val="none"/>
-                <w:sz w:val="22"/>
-                <w:szCs w:val="22"/>
-                <w:color w:val="000000"/>
-              </w:rPr>
-            </w:pPr>
-            <w:r>
-              <w:rPr>
-                <w:rFonts w:ascii="Helvetica" w:hAnsi="Helvetica" w:eastAsia="Helvetica" w:cs="Helvetica"/>
-                <w:i w:val="false"/>
-                <w:b w:val="false"/>
-                <w:u w:val="none"/>
-                <w:sz w:val="22"/>
-                <w:szCs w:val="22"/>
-                <w:color w:val="000000"/>
-              </w:rPr>
-              <w:t xml:space="preserve">0.490</w:t>
+              <w:t xml:space="preserve">0.27, 1.82</w:t>
+            </w:r>
+          </w:p>
+        </w:tc>
+        <w:tc>
+          <w:tcPr>
+            <w:tcBorders>
+              <w:bottom w:val="none" w:sz="0" w:space="0" w:color="000000"/>
+              <w:top w:val="none" w:sz="0" w:space="0" w:color="000000"/>
+              <w:left w:val="none" w:sz="0" w:space="0" w:color="000000"/>
+              <w:right w:val="none" w:sz="0" w:space="0" w:color="000000"/>
+            </w:tcBorders>
+            <w:shd w:val="clear" w:color="auto" w:fill="FFFFFF"/>
+            <w:tcMar>
+              <w:top w:w="0" w:type="dxa"/>
+              <w:bottom w:w="0" w:type="dxa"/>
+              <w:left w:w="0" w:type="dxa"/>
+              <w:right w:w="0" w:type="dxa"/>
+            </w:tcMar>
+            <w:vAlign w:val="top"/>
+          </w:tcPr>
+          <w:p>
+            <w:pPr>
+              <w:pStyle w:val="Normal"/>
+              <w:jc w:val="center"/>
+              <w:pBdr>
+                <w:bottom w:val="none" w:sz="0" w:space="0" w:color="000000"/>
+                <w:top w:val="none" w:sz="0" w:space="0" w:color="000000"/>
+                <w:left w:val="none" w:sz="0" w:space="0" w:color="000000"/>
+                <w:right w:val="none" w:sz="0" w:space="0" w:color="000000"/>
+              </w:pBdr>
+              <w:spacing w:after="100" w:before="100" w:line="240"/>
+              <w:ind w:left="100" w:right="100" w:firstLine="0" w:firstLineChars="0"/>
+              <w:rPr>
+                <w:rFonts w:ascii="Helvetica" w:hAnsi="Helvetica" w:eastAsia="Helvetica" w:cs="Helvetica"/>
+                <w:i w:val="false"/>
+                <w:b w:val="false"/>
+                <w:u w:val="none"/>
+                <w:sz w:val="22"/>
+                <w:szCs w:val="22"/>
+                <w:color w:val="000000"/>
+              </w:rPr>
+            </w:pPr>
+            <w:r>
+              <w:rPr>
+                <w:rFonts w:ascii="Helvetica" w:hAnsi="Helvetica" w:eastAsia="Helvetica" w:cs="Helvetica"/>
+                <w:i w:val="false"/>
+                <w:b w:val="false"/>
+                <w:u w:val="none"/>
+                <w:sz w:val="22"/>
+                <w:szCs w:val="22"/>
+                <w:color w:val="000000"/>
+              </w:rPr>
+              <w:t xml:space="preserve">0.470</w:t>
             </w:r>
           </w:p>
         </w:tc>
@@ -15811,7 +15811,7 @@
                 <w:szCs w:val="22"/>
                 <w:color w:val="000000"/>
               </w:rPr>
-              <w:t xml:space="preserve">323</w:t>
+              <w:t xml:space="preserve">322</w:t>
             </w:r>
           </w:p>
         </w:tc>
@@ -15970,7 +15970,7 @@
                 <w:szCs w:val="22"/>
                 <w:color w:val="000000"/>
               </w:rPr>
-              <w:t xml:space="preserve">0.510</w:t>
+              <w:t xml:space="preserve">0.530</w:t>
             </w:r>
           </w:p>
         </w:tc>
@@ -16023,7 +16023,7 @@
                 <w:szCs w:val="22"/>
                 <w:color w:val="000000"/>
               </w:rPr>
-              <w:t xml:space="preserve">323</w:t>
+              <w:t xml:space="preserve">322</w:t>
             </w:r>
           </w:p>
         </w:tc>
@@ -16182,7 +16182,7 @@
                 <w:szCs w:val="22"/>
                 <w:color w:val="000000"/>
               </w:rPr>
-              <w:t xml:space="preserve">0.310</w:t>
+              <w:t xml:space="preserve">0.300</w:t>
             </w:r>
           </w:p>
         </w:tc>
